--- a/PDA/Solicitud_Microsubsidio_Generacion_Estrella_AeroBio.docx
+++ b/PDA/Solicitud_Microsubsidio_Generacion_Estrella_AeroBio.docx
@@ -931,6 +931,236 @@
                 <w:sz w:val="20"/>
               </w:rPr>
               <w:t>Un diagnóstico inédito de perfiles atmosféricos y fotogramétricos rurales en datos abiertos para La Estrella; validación de la tecnología de siembra aérea protegida para taludes inaccesibles; y capacidades instaladas en jóvenes de colegio público formados en ciencias STEAM y acción ambiental.</w:t>
+            </w:r>
+          </w:p>
+          <w:p>
+            <w:pPr>
+              <w:spacing w:before="120" w:after="60"/>
+            </w:pPr>
+            <w:r>
+              <w:rPr>
+                <w:rFonts w:ascii="Calibri" w:hAnsi="Calibri"/>
+                <w:b/>
+                <w:color w:val="1E3A8A"/>
+                <w:sz w:val="20"/>
+              </w:rPr>
+              <w:t>6. Referencias Bibliográficas y Normativas:</w:t>
+            </w:r>
+          </w:p>
+          <w:p>
+            <w:pPr>
+              <w:spacing w:after="40" w:line="276" w:lineRule="auto"/>
+            </w:pPr>
+            <w:r>
+              <w:rPr>
+                <w:rFonts w:ascii="Calibri" w:hAnsi="Calibri"/>
+                <w:sz w:val="17"/>
+              </w:rPr>
+              <w:t xml:space="preserve">• Área Metropolitana del Valle de Aburrá [AMVA] &amp; Universidad Nacional de Colombia. (2018). </w:t>
+            </w:r>
+            <w:r>
+              <w:rPr>
+                <w:rFonts w:ascii="Calibri" w:hAnsi="Calibri"/>
+                <w:i/>
+                <w:sz w:val="17"/>
+              </w:rPr>
+              <w:t xml:space="preserve">Estudio de variabilidad microclimática, islas de calor y coberturas vegetales en el Valle de Aburrá. </w:t>
+            </w:r>
+            <w:r>
+              <w:rPr>
+                <w:rFonts w:ascii="Calibri" w:hAnsi="Calibri"/>
+                <w:sz w:val="17"/>
+              </w:rPr>
+              <w:t>Medellín: AMVA.</w:t>
+            </w:r>
+          </w:p>
+          <w:p>
+            <w:pPr>
+              <w:spacing w:after="40" w:line="276" w:lineRule="auto"/>
+            </w:pPr>
+            <w:r>
+              <w:rPr>
+                <w:rFonts w:ascii="Calibri" w:hAnsi="Calibri"/>
+                <w:sz w:val="17"/>
+              </w:rPr>
+              <w:t xml:space="preserve">• Corantioquia. (2019). </w:t>
+            </w:r>
+            <w:r>
+              <w:rPr>
+                <w:rFonts w:ascii="Calibri" w:hAnsi="Calibri"/>
+                <w:i/>
+                <w:sz w:val="17"/>
+              </w:rPr>
+              <w:t xml:space="preserve">Plan de Manejo Ambiental del Distrito de Manejo Integrado (DMI) Cuchilla del Romeral. </w:t>
+            </w:r>
+            <w:r>
+              <w:rPr>
+                <w:rFonts w:ascii="Calibri" w:hAnsi="Calibri"/>
+                <w:sz w:val="17"/>
+              </w:rPr>
+              <w:t>Corporación Autónoma Regional del Centro de Antioquia.</w:t>
+            </w:r>
+          </w:p>
+          <w:p>
+            <w:pPr>
+              <w:spacing w:after="40" w:line="276" w:lineRule="auto"/>
+            </w:pPr>
+            <w:r>
+              <w:rPr>
+                <w:rFonts w:ascii="Calibri" w:hAnsi="Calibri"/>
+                <w:sz w:val="17"/>
+              </w:rPr>
+              <w:t xml:space="preserve">• Escobedo, F. J., Kroeger, T., &amp; Wagner, J. E. (2011). </w:t>
+            </w:r>
+            <w:r>
+              <w:rPr>
+                <w:rFonts w:ascii="Calibri" w:hAnsi="Calibri"/>
+                <w:i/>
+                <w:sz w:val="17"/>
+              </w:rPr>
+              <w:t xml:space="preserve">Urban forests and pollution mitigation: Analyzing ecosystem services and disservices. </w:t>
+            </w:r>
+            <w:r>
+              <w:rPr>
+                <w:rFonts w:ascii="Calibri" w:hAnsi="Calibri"/>
+                <w:sz w:val="17"/>
+              </w:rPr>
+              <w:t>Environmental Pollution, 159(8-9), 2078-2087. https://doi.org/10.1016/j.envpol.2011.01.010</w:t>
+            </w:r>
+          </w:p>
+          <w:p>
+            <w:pPr>
+              <w:spacing w:after="40" w:line="276" w:lineRule="auto"/>
+            </w:pPr>
+            <w:r>
+              <w:rPr>
+                <w:rFonts w:ascii="Calibri" w:hAnsi="Calibri"/>
+                <w:sz w:val="17"/>
+              </w:rPr>
+              <w:t xml:space="preserve">• Fukuoka, M. (1978). </w:t>
+            </w:r>
+            <w:r>
+              <w:rPr>
+                <w:rFonts w:ascii="Calibri" w:hAnsi="Calibri"/>
+                <w:i/>
+                <w:sz w:val="17"/>
+              </w:rPr>
+              <w:t xml:space="preserve">The One-Straw Revolution: An Introduction to Natural Farming (Técnica de Nendo Dango). </w:t>
+            </w:r>
+            <w:r>
+              <w:rPr>
+                <w:rFonts w:ascii="Calibri" w:hAnsi="Calibri"/>
+                <w:sz w:val="17"/>
+              </w:rPr>
+              <w:t>Rodale Press.</w:t>
+            </w:r>
+          </w:p>
+          <w:p>
+            <w:pPr>
+              <w:spacing w:after="40" w:line="276" w:lineRule="auto"/>
+            </w:pPr>
+            <w:r>
+              <w:rPr>
+                <w:rFonts w:ascii="Calibri" w:hAnsi="Calibri"/>
+                <w:sz w:val="17"/>
+              </w:rPr>
+              <w:t xml:space="preserve">• García-Fayos, P., Bochet, E., &amp; Cerdà, A. (2020). </w:t>
+            </w:r>
+            <w:r>
+              <w:rPr>
+                <w:rFonts w:ascii="Calibri" w:hAnsi="Calibri"/>
+                <w:i/>
+                <w:sz w:val="17"/>
+              </w:rPr>
+              <w:t xml:space="preserve">Seed pelleting and soil erosion control: Enhancing restoration success on degraded steep slopes. </w:t>
+            </w:r>
+            <w:r>
+              <w:rPr>
+                <w:rFonts w:ascii="Calibri" w:hAnsi="Calibri"/>
+                <w:sz w:val="17"/>
+              </w:rPr>
+              <w:t>Ecological Engineering, 148, 105789. https://doi.org/10.1016/j.ecoleng.2020.105789</w:t>
+            </w:r>
+          </w:p>
+          <w:p>
+            <w:pPr>
+              <w:spacing w:after="40" w:line="276" w:lineRule="auto"/>
+            </w:pPr>
+            <w:r>
+              <w:rPr>
+                <w:rFonts w:ascii="Calibri" w:hAnsi="Calibri"/>
+                <w:sz w:val="17"/>
+              </w:rPr>
+              <w:t xml:space="preserve">• Municipio de La Estrella. (2024). </w:t>
+            </w:r>
+            <w:r>
+              <w:rPr>
+                <w:rFonts w:ascii="Calibri" w:hAnsi="Calibri"/>
+                <w:i/>
+                <w:sz w:val="17"/>
+              </w:rPr>
+              <w:t xml:space="preserve">Plan de Desarrollo Municipal 2024-2027: 'La Estrella, Municipio Verde y Sostenible'. </w:t>
+            </w:r>
+            <w:r>
+              <w:rPr>
+                <w:rFonts w:ascii="Calibri" w:hAnsi="Calibri"/>
+                <w:sz w:val="17"/>
+              </w:rPr>
+              <w:t>Alcaldía Municipal de La Estrella.</w:t>
+            </w:r>
+          </w:p>
+          <w:p>
+            <w:pPr>
+              <w:spacing w:after="40" w:line="276" w:lineRule="auto"/>
+            </w:pPr>
+            <w:r>
+              <w:rPr>
+                <w:rFonts w:ascii="Calibri" w:hAnsi="Calibri"/>
+                <w:sz w:val="17"/>
+              </w:rPr>
+              <w:t xml:space="preserve">• Nowak, D. J., Hirabayashi, S., Bodine, A., &amp; Greenfield, E. (2014). </w:t>
+            </w:r>
+            <w:r>
+              <w:rPr>
+                <w:rFonts w:ascii="Calibri" w:hAnsi="Calibri"/>
+                <w:i/>
+                <w:sz w:val="17"/>
+              </w:rPr>
+              <w:t xml:space="preserve">Tree and forest effects on air quality and human health in the United States. </w:t>
+            </w:r>
+            <w:r>
+              <w:rPr>
+                <w:rFonts w:ascii="Calibri" w:hAnsi="Calibri"/>
+                <w:sz w:val="17"/>
+              </w:rPr>
+              <w:t>Environmental Pollution, 193, 119-129. https://doi.org/10.1016/j.envpol.2014.05.028</w:t>
+            </w:r>
+          </w:p>
+          <w:p>
+            <w:pPr>
+              <w:spacing w:after="40" w:line="276" w:lineRule="auto"/>
+            </w:pPr>
+            <w:r>
+              <w:rPr>
+                <w:rFonts w:ascii="Calibri" w:hAnsi="Calibri"/>
+                <w:sz w:val="17"/>
+              </w:rPr>
+              <w:t xml:space="preserve">• Sistema de Alerta Temprana de Medellín y el Valle de Aburrá [SIATA]. (2023). </w:t>
+            </w:r>
+            <w:r>
+              <w:rPr>
+                <w:rFonts w:ascii="Calibri" w:hAnsi="Calibri"/>
+                <w:i/>
+                <w:sz w:val="17"/>
+              </w:rPr>
+              <w:t xml:space="preserve">Dinámica de dispersión de contaminantes, perfiles verticales y red de monitoreo ciudadano en la cuenca del Valle de Aburrá. </w:t>
+            </w:r>
+            <w:r>
+              <w:rPr>
+                <w:rFonts w:ascii="Calibri" w:hAnsi="Calibri"/>
+                <w:sz w:val="17"/>
+              </w:rPr>
+              <w:t>Medellín: AMVA / SIATA.</w:t>
             </w:r>
           </w:p>
         </w:tc>

--- a/PDA/Solicitud_Microsubsidio_Generacion_Estrella_AeroBio.docx
+++ b/PDA/Solicitud_Microsubsidio_Generacion_Estrella_AeroBio.docx
@@ -1,108 +1,90 @@
 
 <file path=word/document.xml><?xml version="1.0" encoding="utf-8"?>
-<w:document xmlns:mc="http://schemas.openxmlformats.org/markup-compatibility/2006" xmlns:o="urn:schemas-microsoft-com:office:office" xmlns:r="http://schemas.openxmlformats.org/officeDocument/2006/relationships" xmlns:m="http://schemas.openxmlformats.org/officeDocument/2006/math" xmlns:v="urn:schemas-microsoft-com:vml" xmlns:wp="http://schemas.openxmlformats.org/drawingml/2006/wordprocessingDrawing" xmlns:w10="urn:schemas-microsoft-com:office:word" xmlns:w="http://schemas.openxmlformats.org/wordprocessingml/2006/main" xmlns:wne="http://schemas.microsoft.com/office/word/2006/wordml" xmlns:sl="http://schemas.openxmlformats.org/schemaLibrary/2006/main" xmlns:a="http://schemas.openxmlformats.org/drawingml/2006/main" xmlns:pic="http://schemas.openxmlformats.org/drawingml/2006/picture" xmlns:c="http://schemas.openxmlformats.org/drawingml/2006/chart" xmlns:lc="http://schemas.openxmlformats.org/drawingml/2006/lockedCanvas" xmlns:dgm="http://schemas.openxmlformats.org/drawingml/2006/diagram" xmlns:wps="http://schemas.microsoft.com/office/word/2010/wordprocessingShape" xmlns:wpg="http://schemas.microsoft.com/office/word/2010/wordprocessingGroup" xmlns:w14="http://schemas.microsoft.com/office/word/2010/wordml" xmlns:w15="http://schemas.microsoft.com/office/word/2012/wordml" xmlns:w16="http://schemas.microsoft.com/office/word/2018/wordml" xmlns:w16cex="http://schemas.microsoft.com/office/word/2018/wordml/cex" xmlns:w16cid="http://schemas.microsoft.com/office/word/2016/wordml/cid" xmlns="http://schemas.microsoft.com/office/tasks/2019/documenttasks" xmlns:cr="http://schemas.microsoft.com/office/comments/2020/reactions">
+<w:document xmlns:wpc="http://schemas.microsoft.com/office/word/2010/wordprocessingCanvas" xmlns:cx="http://schemas.microsoft.com/office/drawing/2014/chartex" xmlns:cx1="http://schemas.microsoft.com/office/drawing/2015/9/8/chartex" xmlns:cx2="http://schemas.microsoft.com/office/drawing/2015/10/21/chartex" xmlns:cx3="http://schemas.microsoft.com/office/drawing/2016/5/9/chartex" xmlns:cx4="http://schemas.microsoft.com/office/drawing/2016/5/10/chartex" xmlns:cx5="http://schemas.microsoft.com/office/drawing/2016/5/11/chartex" xmlns:cx6="http://schemas.microsoft.com/office/drawing/2016/5/12/chartex" xmlns:cx7="http://schemas.microsoft.com/office/drawing/2016/5/13/chartex" xmlns:cx8="http://schemas.microsoft.com/office/drawing/2016/5/14/chartex" xmlns:mc="http://schemas.openxmlformats.org/markup-compatibility/2006" xmlns:aink="http://schemas.microsoft.com/office/drawing/2016/ink" xmlns:am3d="http://schemas.microsoft.com/office/drawing/2017/model3d" xmlns:o="urn:schemas-microsoft-com:office:office" xmlns:oel="http://schemas.microsoft.com/office/2019/extlst" xmlns:r="http://schemas.openxmlformats.org/officeDocument/2006/relationships" xmlns:m="http://schemas.openxmlformats.org/officeDocument/2006/math" xmlns:v="urn:schemas-microsoft-com:vml" xmlns:wp14="http://schemas.microsoft.com/office/word/2010/wordprocessingDrawing" xmlns:wp="http://schemas.openxmlformats.org/drawingml/2006/wordprocessingDrawing" xmlns:w10="urn:schemas-microsoft-com:office:word" xmlns:w="http://schemas.openxmlformats.org/wordprocessingml/2006/main" xmlns:w14="http://schemas.microsoft.com/office/word/2010/wordml" xmlns:w15="http://schemas.microsoft.com/office/word/2012/wordml" xmlns:w16cex="http://schemas.microsoft.com/office/word/2018/wordml/cex" xmlns:w16cid="http://schemas.microsoft.com/office/word/2016/wordml/cid" xmlns:w16="http://schemas.microsoft.com/office/word/2018/wordml" xmlns:w16du="http://schemas.microsoft.com/office/word/2023/wordml/word16du" xmlns:w16sdtdh="http://schemas.microsoft.com/office/word/2020/wordml/sdtdatahash" xmlns:w16sdtfl="http://schemas.microsoft.com/office/word/2024/wordml/sdtformatlock" xmlns:w16se="http://schemas.microsoft.com/office/word/2015/wordml/symex" xmlns:wpg="http://schemas.microsoft.com/office/word/2010/wordprocessingGroup" xmlns:wpi="http://schemas.microsoft.com/office/word/2010/wordprocessingInk" xmlns:wne="http://schemas.microsoft.com/office/word/2006/wordml" xmlns:wps="http://schemas.microsoft.com/office/word/2010/wordprocessingShape" mc:Ignorable="w14 w15 w16se w16cid w16 w16cex w16sdtdh w16sdtfl w16du wp14">
   <w:body>
     <w:p>
       <w:pPr>
-        <w:pStyle w:val="Heading1"/>
+        <w:pStyle w:val="Ttulo1"/>
         <w:keepNext w:val="0"/>
         <w:keepLines w:val="0"/>
-        <w:spacing w:before="480" w:lineRule="auto"/>
+        <w:spacing w:before="480"/>
         <w:rPr>
-          <w:rFonts w:ascii="Montserrat Light" w:cs="Montserrat Light" w:eastAsia="Montserrat Light" w:hAnsi="Montserrat Light"/>
-          <w:b w:val="1"/>
-          <w:bCs w:val="1"/>
+          <w:rFonts w:ascii="Montserrat Light" w:eastAsia="Montserrat Light" w:hAnsi="Montserrat Light" w:cs="Montserrat Light"/>
+          <w:b/>
+          <w:bCs/>
           <w:sz w:val="44"/>
           <w:szCs w:val="44"/>
         </w:rPr>
       </w:pPr>
       <w:r>
         <w:rPr>
-          <w:rFonts w:ascii="Montserrat Light" w:cs="Montserrat Light" w:eastAsia="Montserrat Light" w:hAnsi="Montserrat Light"/>
-          <w:b w:val="1"/>
-          <w:bCs w:val="1"/>
+          <w:rFonts w:ascii="Montserrat Light" w:eastAsia="Montserrat Light" w:hAnsi="Montserrat Light" w:cs="Montserrat Light"/>
+          <w:b/>
+          <w:bCs/>
           <w:sz w:val="44"/>
           <w:szCs w:val="44"/>
-          <w:rtl w:val="0"/>
         </w:rPr>
-        <w:t xml:space="preserve">SOLICITUD DE MICROSUBSIDIO CONVOCATORIA AMBIENTAL JUVENIL “GENERACIÓN ESTRELLA”</w:t>
+        <w:t>SOLICITUD DE MICROSUBSIDIO CONVOCATORIA AMBIENTAL JUVENIL “GENERACIÓN ESTRELLA”</w:t>
       </w:r>
     </w:p>
     <w:p>
       <w:pPr>
         <w:rPr>
-          <w:rFonts w:ascii="Montserrat" w:cs="Montserrat" w:eastAsia="Montserrat" w:hAnsi="Montserrat"/>
-          <w:i w:val="1"/>
-          <w:iCs w:val="1"/>
+          <w:rFonts w:ascii="Montserrat" w:eastAsia="Montserrat" w:hAnsi="Montserrat" w:cs="Montserrat"/>
+          <w:i/>
+          <w:iCs/>
           <w:color w:val="434343"/>
           <w:sz w:val="24"/>
           <w:szCs w:val="24"/>
         </w:rPr>
       </w:pPr>
-      <w:r>
-        <w:rPr>
-          <w:rtl w:val="0"/>
-        </w:rPr>
-      </w:r>
     </w:p>
     <w:p>
       <w:pPr>
         <w:rPr>
-          <w:rFonts w:ascii="Montserrat" w:cs="Montserrat" w:eastAsia="Montserrat" w:hAnsi="Montserrat"/>
-          <w:i w:val="1"/>
-          <w:iCs w:val="1"/>
+          <w:rFonts w:ascii="Montserrat" w:eastAsia="Montserrat" w:hAnsi="Montserrat" w:cs="Montserrat"/>
+          <w:i/>
+          <w:iCs/>
           <w:color w:val="434343"/>
         </w:rPr>
       </w:pPr>
       <w:r>
         <w:rPr>
-          <w:rFonts w:ascii="Montserrat" w:cs="Montserrat" w:eastAsia="Montserrat" w:hAnsi="Montserrat"/>
-          <w:i w:val="1"/>
-          <w:iCs w:val="1"/>
+          <w:rFonts w:ascii="Montserrat" w:eastAsia="Montserrat" w:hAnsi="Montserrat" w:cs="Montserrat"/>
+          <w:i/>
+          <w:iCs/>
           <w:color w:val="434343"/>
-          <w:rtl w:val="0"/>
         </w:rPr>
         <w:t xml:space="preserve">Diligencie completamente este formato y adjúntelo junto con los demás documentos solicitados por la convocatoria en el enlace de postulación en el sitio web: </w:t>
       </w:r>
       <w:r>
         <w:rPr>
-          <w:rFonts w:ascii="Montserrat" w:cs="Montserrat" w:eastAsia="Montserrat" w:hAnsi="Montserrat"/>
-          <w:i w:val="1"/>
-          <w:iCs w:val="1"/>
+          <w:rFonts w:ascii="Montserrat" w:eastAsia="Montserrat" w:hAnsi="Montserrat" w:cs="Montserrat"/>
+          <w:i/>
+          <w:iCs/>
           <w:color w:val="156082"/>
-          <w:rtl w:val="0"/>
         </w:rPr>
-        <w:t xml:space="preserve">https://laestrellaantioquia.micolombiadigital.gov.co/tema/generacion-estrella</w:t>
-      </w:r>
-      <w:r>
-        <w:rPr>
-          <w:rtl w:val="0"/>
-        </w:rPr>
+        <w:t>https://laestrellaantioquia.micolombiadigital.gov.co/tema/generacion-estrella</w:t>
       </w:r>
     </w:p>
     <w:p>
       <w:pPr>
         <w:jc w:val="both"/>
         <w:rPr>
-          <w:rFonts w:ascii="Montserrat" w:cs="Montserrat" w:eastAsia="Montserrat" w:hAnsi="Montserrat"/>
-          <w:i w:val="1"/>
-          <w:iCs w:val="1"/>
+          <w:rFonts w:ascii="Montserrat" w:eastAsia="Montserrat" w:hAnsi="Montserrat" w:cs="Montserrat"/>
+          <w:i/>
+          <w:iCs/>
           <w:color w:val="434343"/>
         </w:rPr>
       </w:pPr>
-      <w:r>
-        <w:rPr>
-          <w:rtl w:val="0"/>
-        </w:rPr>
-      </w:r>
     </w:p>
     <w:p>
       <w:pPr>
         <w:jc w:val="both"/>
         <w:rPr>
-          <w:rFonts w:ascii="Montserrat" w:cs="Montserrat" w:eastAsia="Montserrat" w:hAnsi="Montserrat"/>
-          <w:i w:val="1"/>
-          <w:iCs w:val="1"/>
+          <w:rFonts w:ascii="Montserrat" w:eastAsia="Montserrat" w:hAnsi="Montserrat" w:cs="Montserrat"/>
+          <w:i/>
+          <w:iCs/>
           <w:color w:val="434343"/>
           <w:sz w:val="20"/>
           <w:szCs w:val="20"/>
@@ -110,24 +92,23 @@
       </w:pPr>
       <w:r>
         <w:rPr>
-          <w:rFonts w:ascii="Montserrat" w:cs="Montserrat" w:eastAsia="Montserrat" w:hAnsi="Montserrat"/>
-          <w:i w:val="1"/>
-          <w:iCs w:val="1"/>
+          <w:rFonts w:ascii="Montserrat" w:eastAsia="Montserrat" w:hAnsi="Montserrat" w:cs="Montserrat"/>
+          <w:i/>
+          <w:iCs/>
           <w:color w:val="434343"/>
           <w:sz w:val="20"/>
           <w:szCs w:val="20"/>
-          <w:rtl w:val="0"/>
         </w:rPr>
-        <w:t xml:space="preserve">-Elimine la información que se encuentra entre corchetes para completar cada ítem.</w:t>
+        <w:t>-Elimine la información que se encuentra entre corchetes para completar cada ítem.</w:t>
       </w:r>
     </w:p>
     <w:p>
       <w:pPr>
         <w:jc w:val="both"/>
         <w:rPr>
-          <w:rFonts w:ascii="Montserrat" w:cs="Montserrat" w:eastAsia="Montserrat" w:hAnsi="Montserrat"/>
-          <w:i w:val="1"/>
-          <w:iCs w:val="1"/>
+          <w:rFonts w:ascii="Montserrat" w:eastAsia="Montserrat" w:hAnsi="Montserrat" w:cs="Montserrat"/>
+          <w:i/>
+          <w:iCs/>
           <w:color w:val="434343"/>
           <w:sz w:val="20"/>
           <w:szCs w:val="20"/>
@@ -135,37 +116,34 @@
       </w:pPr>
       <w:r>
         <w:rPr>
-          <w:rFonts w:ascii="Montserrat" w:cs="Montserrat" w:eastAsia="Montserrat" w:hAnsi="Montserrat"/>
-          <w:i w:val="1"/>
-          <w:iCs w:val="1"/>
+          <w:rFonts w:ascii="Montserrat" w:eastAsia="Montserrat" w:hAnsi="Montserrat" w:cs="Montserrat"/>
+          <w:i/>
+          <w:iCs/>
           <w:color w:val="434343"/>
           <w:sz w:val="20"/>
           <w:szCs w:val="20"/>
-          <w:rtl w:val="0"/>
         </w:rPr>
         <w:t xml:space="preserve">-La información marcada con </w:t>
       </w:r>
       <w:r>
         <w:rPr>
-          <w:rFonts w:ascii="Montserrat" w:cs="Montserrat" w:eastAsia="Montserrat" w:hAnsi="Montserrat"/>
-          <w:b w:val="1"/>
-          <w:bCs w:val="1"/>
-          <w:color w:val="ff0000"/>
+          <w:rFonts w:ascii="Montserrat" w:eastAsia="Montserrat" w:hAnsi="Montserrat" w:cs="Montserrat"/>
+          <w:b/>
+          <w:bCs/>
+          <w:color w:val="FF0000"/>
           <w:sz w:val="24"/>
           <w:szCs w:val="24"/>
-          <w:rtl w:val="0"/>
         </w:rPr>
-        <w:t xml:space="preserve">*</w:t>
+        <w:t>*</w:t>
       </w:r>
       <w:r>
         <w:rPr>
-          <w:rFonts w:ascii="Montserrat" w:cs="Montserrat" w:eastAsia="Montserrat" w:hAnsi="Montserrat"/>
-          <w:i w:val="1"/>
-          <w:iCs w:val="1"/>
+          <w:rFonts w:ascii="Montserrat" w:eastAsia="Montserrat" w:hAnsi="Montserrat" w:cs="Montserrat"/>
+          <w:i/>
+          <w:iCs/>
           <w:color w:val="434343"/>
           <w:sz w:val="20"/>
           <w:szCs w:val="20"/>
-          <w:rtl w:val="0"/>
         </w:rPr>
         <w:t xml:space="preserve"> es de carácter obligatorio.</w:t>
       </w:r>
@@ -173,58 +151,44 @@
     <w:p>
       <w:pPr>
         <w:rPr>
-          <w:rFonts w:ascii="Montserrat" w:cs="Montserrat" w:eastAsia="Montserrat" w:hAnsi="Montserrat"/>
-          <w:i w:val="1"/>
-          <w:iCs w:val="1"/>
+          <w:rFonts w:ascii="Montserrat" w:eastAsia="Montserrat" w:hAnsi="Montserrat" w:cs="Montserrat"/>
+          <w:i/>
+          <w:iCs/>
           <w:color w:val="434343"/>
           <w:sz w:val="24"/>
           <w:szCs w:val="24"/>
         </w:rPr>
       </w:pPr>
-      <w:r>
-        <w:rPr>
-          <w:rtl w:val="0"/>
-        </w:rPr>
-      </w:r>
     </w:p>
     <w:tbl>
       <w:tblPr>
-        <w:tblStyle w:val="Table1"/>
-        <w:tblW w:w="9360.0" w:type="dxa"/>
-        <w:jc w:val="left"/>
+        <w:tblStyle w:val="a"/>
+        <w:tblW w:w="9360" w:type="dxa"/>
+        <w:tblInd w:w="0" w:type="dxa"/>
         <w:tblBorders>
-          <w:top w:color="000000" w:space="0" w:sz="8" w:val="single"/>
-          <w:left w:color="000000" w:space="0" w:sz="8" w:val="single"/>
-          <w:bottom w:color="000000" w:space="0" w:sz="8" w:val="single"/>
-          <w:right w:color="000000" w:space="0" w:sz="8" w:val="single"/>
-          <w:insideH w:color="000000" w:space="0" w:sz="8" w:val="single"/>
-          <w:insideV w:color="000000" w:space="0" w:sz="8" w:val="single"/>
+          <w:top w:val="single" w:sz="8" w:space="0" w:color="000000"/>
+          <w:left w:val="single" w:sz="8" w:space="0" w:color="000000"/>
+          <w:bottom w:val="single" w:sz="8" w:space="0" w:color="000000"/>
+          <w:right w:val="single" w:sz="8" w:space="0" w:color="000000"/>
+          <w:insideH w:val="single" w:sz="8" w:space="0" w:color="000000"/>
+          <w:insideV w:val="single" w:sz="8" w:space="0" w:color="000000"/>
         </w:tblBorders>
         <w:tblLayout w:type="fixed"/>
-        <w:tblLook w:val="0600"/>
+        <w:tblLook w:val="0600" w:firstRow="0" w:lastRow="0" w:firstColumn="0" w:lastColumn="0" w:noHBand="1" w:noVBand="1"/>
       </w:tblPr>
       <w:tblGrid>
         <w:gridCol w:w="3420"/>
         <w:gridCol w:w="5940"/>
-        <w:tblGridChange w:id="0">
-          <w:tblGrid>
-            <w:gridCol w:w="3420"/>
-            <w:gridCol w:w="5940"/>
-          </w:tblGrid>
-        </w:tblGridChange>
       </w:tblGrid>
       <w:tr>
-        <w:trPr>
-          <w:cantSplit w:val="0"/>
-          <w:tblHeader w:val="0"/>
-        </w:trPr>
         <w:tc>
           <w:tcPr>
+            <w:tcW w:w="3420" w:type="dxa"/>
             <w:tcMar>
-              <w:top w:w="243.0" w:type="dxa"/>
-              <w:left w:w="243.0" w:type="dxa"/>
-              <w:bottom w:w="243.0" w:type="dxa"/>
-              <w:right w:w="243.0" w:type="dxa"/>
+              <w:top w:w="243" w:type="dxa"/>
+              <w:left w:w="243" w:type="dxa"/>
+              <w:bottom w:w="243" w:type="dxa"/>
+              <w:right w:w="243" w:type="dxa"/>
             </w:tcMar>
           </w:tcPr>
           <w:p>
@@ -232,76 +196,80 @@
               <w:widowControl w:val="0"/>
               <w:spacing w:line="240" w:lineRule="auto"/>
               <w:rPr>
-                <w:rFonts w:ascii="Montserrat" w:cs="Montserrat" w:eastAsia="Montserrat" w:hAnsi="Montserrat"/>
-                <w:b w:val="1"/>
-                <w:bCs w:val="1"/>
-                <w:color w:val="1b877f"/>
+                <w:rFonts w:ascii="Montserrat" w:eastAsia="Montserrat" w:hAnsi="Montserrat" w:cs="Montserrat"/>
+                <w:b/>
+                <w:bCs/>
+                <w:color w:val="1B877F"/>
                 <w:sz w:val="24"/>
                 <w:szCs w:val="24"/>
               </w:rPr>
             </w:pPr>
             <w:r>
               <w:rPr>
-                <w:rFonts w:ascii="Montserrat" w:cs="Montserrat" w:eastAsia="Montserrat" w:hAnsi="Montserrat"/>
-                <w:b w:val="1"/>
-                <w:bCs w:val="1"/>
-                <w:color w:val="ff0000"/>
+                <w:rFonts w:ascii="Montserrat" w:eastAsia="Montserrat" w:hAnsi="Montserrat" w:cs="Montserrat"/>
+                <w:b/>
+                <w:bCs/>
+                <w:color w:val="FF0000"/>
                 <w:sz w:val="24"/>
                 <w:szCs w:val="24"/>
-                <w:rtl w:val="0"/>
-              </w:rPr>
-              <w:t xml:space="preserve">*</w:t>
-            </w:r>
-            <w:r>
-              <w:rPr>
-                <w:rFonts w:ascii="Montserrat" w:cs="Montserrat" w:eastAsia="Montserrat" w:hAnsi="Montserrat"/>
-                <w:b w:val="1"/>
-                <w:bCs w:val="1"/>
-                <w:color w:val="1b877f"/>
+              </w:rPr>
+              <w:t>*</w:t>
+            </w:r>
+            <w:r>
+              <w:rPr>
+                <w:rFonts w:ascii="Montserrat" w:eastAsia="Montserrat" w:hAnsi="Montserrat" w:cs="Montserrat"/>
+                <w:b/>
+                <w:bCs/>
+                <w:color w:val="1B877F"/>
                 <w:sz w:val="24"/>
                 <w:szCs w:val="24"/>
-                <w:rtl w:val="0"/>
-              </w:rPr>
-              <w:t xml:space="preserve">Nombre del proyecto</w:t>
+              </w:rPr>
+              <w:t>Nombre del proyecto</w:t>
             </w:r>
           </w:p>
         </w:tc>
         <w:tc>
           <w:tcPr>
+            <w:tcW w:w="5940" w:type="dxa"/>
             <w:tcMar>
-              <w:top w:w="243.0" w:type="dxa"/>
-              <w:left w:w="243.0" w:type="dxa"/>
-              <w:bottom w:w="243.0" w:type="dxa"/>
-              <w:right w:w="243.0" w:type="dxa"/>
+              <w:top w:w="243" w:type="dxa"/>
+              <w:left w:w="243" w:type="dxa"/>
+              <w:bottom w:w="243" w:type="dxa"/>
+              <w:right w:w="243" w:type="dxa"/>
             </w:tcMar>
           </w:tcPr>
           <w:p>
             <w:pPr>
-              <w:spacing w:after="80" w:line="276" w:lineRule="auto"/>
+              <w:spacing w:after="80"/>
             </w:pPr>
-            <w:r/>
-            <w:r>
-              <w:rPr>
-                <w:rFonts w:ascii="Calibri" w:hAnsi="Calibri"/>
-                <w:sz w:val="20"/>
-              </w:rPr>
-              <w:t>AeroBio Estrella: Teledetección Atmosférica Multivariable y Validación de Siembra Aérea para la Conservación del Municipio Verde</w:t>
+            <w:proofErr w:type="spellStart"/>
+            <w:r>
+              <w:rPr>
+                <w:rFonts w:ascii="Calibri" w:hAnsi="Calibri"/>
+                <w:sz w:val="20"/>
+              </w:rPr>
+              <w:t>AeroBio</w:t>
+            </w:r>
+            <w:proofErr w:type="spellEnd"/>
+            <w:r>
+              <w:rPr>
+                <w:rFonts w:ascii="Calibri" w:hAnsi="Calibri"/>
+                <w:sz w:val="20"/>
+              </w:rPr>
+              <w:t xml:space="preserve"> Estrella: Teledetección Atmosférica Multivariable y Validación de Siembra Aérea para la Conservación del Municipio Verde</w:t>
             </w:r>
           </w:p>
         </w:tc>
       </w:tr>
       <w:tr>
-        <w:trPr>
-          <w:cantSplit w:val="0"/>
-          <w:tblHeader w:val="0"/>
-        </w:trPr>
         <w:tc>
           <w:tcPr>
+            <w:tcW w:w="3420" w:type="dxa"/>
             <w:tcMar>
-              <w:top w:w="243.0" w:type="dxa"/>
-              <w:left w:w="243.0" w:type="dxa"/>
-              <w:bottom w:w="243.0" w:type="dxa"/>
-              <w:right w:w="243.0" w:type="dxa"/>
+              <w:top w:w="243" w:type="dxa"/>
+              <w:left w:w="243" w:type="dxa"/>
+              <w:bottom w:w="243" w:type="dxa"/>
+              <w:right w:w="243" w:type="dxa"/>
             </w:tcMar>
           </w:tcPr>
           <w:p>
@@ -309,76 +277,85 @@
               <w:widowControl w:val="0"/>
               <w:spacing w:line="240" w:lineRule="auto"/>
               <w:rPr>
-                <w:rFonts w:ascii="Montserrat" w:cs="Montserrat" w:eastAsia="Montserrat" w:hAnsi="Montserrat"/>
-                <w:b w:val="1"/>
-                <w:bCs w:val="1"/>
-                <w:color w:val="1b877f"/>
+                <w:rFonts w:ascii="Montserrat" w:eastAsia="Montserrat" w:hAnsi="Montserrat" w:cs="Montserrat"/>
+                <w:b/>
+                <w:bCs/>
+                <w:color w:val="1B877F"/>
                 <w:sz w:val="24"/>
                 <w:szCs w:val="24"/>
               </w:rPr>
             </w:pPr>
             <w:r>
               <w:rPr>
-                <w:rFonts w:ascii="Montserrat" w:cs="Montserrat" w:eastAsia="Montserrat" w:hAnsi="Montserrat"/>
-                <w:b w:val="1"/>
-                <w:bCs w:val="1"/>
-                <w:color w:val="ff0000"/>
+                <w:rFonts w:ascii="Montserrat" w:eastAsia="Montserrat" w:hAnsi="Montserrat" w:cs="Montserrat"/>
+                <w:b/>
+                <w:bCs/>
+                <w:color w:val="FF0000"/>
                 <w:sz w:val="24"/>
                 <w:szCs w:val="24"/>
-                <w:rtl w:val="0"/>
-              </w:rPr>
-              <w:t xml:space="preserve">*</w:t>
-            </w:r>
-            <w:r>
-              <w:rPr>
-                <w:rFonts w:ascii="Montserrat" w:cs="Montserrat" w:eastAsia="Montserrat" w:hAnsi="Montserrat"/>
-                <w:b w:val="1"/>
-                <w:bCs w:val="1"/>
-                <w:color w:val="1b877f"/>
+              </w:rPr>
+              <w:t>*</w:t>
+            </w:r>
+            <w:r>
+              <w:rPr>
+                <w:rFonts w:ascii="Montserrat" w:eastAsia="Montserrat" w:hAnsi="Montserrat" w:cs="Montserrat"/>
+                <w:b/>
+                <w:bCs/>
+                <w:color w:val="1B877F"/>
                 <w:sz w:val="24"/>
                 <w:szCs w:val="24"/>
-                <w:rtl w:val="0"/>
-              </w:rPr>
-              <w:t xml:space="preserve">Organización o grupo postulante:</w:t>
+              </w:rPr>
+              <w:t>Organización o grupo postulante:</w:t>
             </w:r>
           </w:p>
         </w:tc>
         <w:tc>
           <w:tcPr>
+            <w:tcW w:w="5940" w:type="dxa"/>
             <w:tcMar>
-              <w:top w:w="243.0" w:type="dxa"/>
-              <w:left w:w="243.0" w:type="dxa"/>
-              <w:bottom w:w="243.0" w:type="dxa"/>
-              <w:right w:w="243.0" w:type="dxa"/>
+              <w:top w:w="243" w:type="dxa"/>
+              <w:left w:w="243" w:type="dxa"/>
+              <w:bottom w:w="243" w:type="dxa"/>
+              <w:right w:w="243" w:type="dxa"/>
             </w:tcMar>
           </w:tcPr>
           <w:p>
             <w:pPr>
-              <w:spacing w:after="80" w:line="276" w:lineRule="auto"/>
+              <w:spacing w:after="80"/>
             </w:pPr>
-            <w:r/>
-            <w:r>
-              <w:rPr>
-                <w:rFonts w:ascii="Calibri" w:hAnsi="Calibri"/>
-                <w:sz w:val="20"/>
-              </w:rPr>
-              <w:t>Semillero PDA (PDA Rocketeers / PDA Club) — Institución Educativa José Antonio Galán (IEJAGA), Municipio de La Estrella, Antioquia.</w:t>
+            <w:r>
+              <w:rPr>
+                <w:rFonts w:ascii="Calibri" w:hAnsi="Calibri"/>
+                <w:sz w:val="20"/>
+              </w:rPr>
+              <w:t>Semillero PDA C</w:t>
+            </w:r>
+            <w:r>
+              <w:rPr>
+                <w:rFonts w:ascii="Calibri" w:hAnsi="Calibri"/>
+                <w:sz w:val="20"/>
+              </w:rPr>
+              <w:t>LUB</w:t>
+            </w:r>
+            <w:r>
+              <w:rPr>
+                <w:rFonts w:ascii="Calibri" w:hAnsi="Calibri"/>
+                <w:sz w:val="20"/>
+              </w:rPr>
+              <w:t xml:space="preserve"> — Institución Educativa José Antonio Galán</w:t>
             </w:r>
           </w:p>
         </w:tc>
       </w:tr>
       <w:tr>
-        <w:trPr>
-          <w:cantSplit w:val="0"/>
-          <w:tblHeader w:val="0"/>
-        </w:trPr>
         <w:tc>
           <w:tcPr>
+            <w:tcW w:w="3420" w:type="dxa"/>
             <w:tcMar>
-              <w:top w:w="243.0" w:type="dxa"/>
-              <w:left w:w="243.0" w:type="dxa"/>
-              <w:bottom w:w="243.0" w:type="dxa"/>
-              <w:right w:w="243.0" w:type="dxa"/>
+              <w:top w:w="243" w:type="dxa"/>
+              <w:left w:w="243" w:type="dxa"/>
+              <w:bottom w:w="243" w:type="dxa"/>
+              <w:right w:w="243" w:type="dxa"/>
             </w:tcMar>
           </w:tcPr>
           <w:p>
@@ -386,35 +363,33 @@
               <w:widowControl w:val="0"/>
               <w:spacing w:line="240" w:lineRule="auto"/>
               <w:rPr>
-                <w:rFonts w:ascii="Montserrat" w:cs="Montserrat" w:eastAsia="Montserrat" w:hAnsi="Montserrat"/>
-                <w:b w:val="1"/>
-                <w:bCs w:val="1"/>
-                <w:color w:val="1b877f"/>
+                <w:rFonts w:ascii="Montserrat" w:eastAsia="Montserrat" w:hAnsi="Montserrat" w:cs="Montserrat"/>
+                <w:b/>
+                <w:bCs/>
+                <w:color w:val="1B877F"/>
                 <w:sz w:val="24"/>
                 <w:szCs w:val="24"/>
               </w:rPr>
             </w:pPr>
             <w:r>
               <w:rPr>
-                <w:rFonts w:ascii="Montserrat" w:cs="Montserrat" w:eastAsia="Montserrat" w:hAnsi="Montserrat"/>
-                <w:b w:val="1"/>
-                <w:bCs w:val="1"/>
-                <w:color w:val="ff0000"/>
+                <w:rFonts w:ascii="Montserrat" w:eastAsia="Montserrat" w:hAnsi="Montserrat" w:cs="Montserrat"/>
+                <w:b/>
+                <w:bCs/>
+                <w:color w:val="FF0000"/>
                 <w:sz w:val="24"/>
                 <w:szCs w:val="24"/>
-                <w:rtl w:val="0"/>
-              </w:rPr>
-              <w:t xml:space="preserve">*</w:t>
-            </w:r>
-            <w:r>
-              <w:rPr>
-                <w:rFonts w:ascii="Montserrat" w:cs="Montserrat" w:eastAsia="Montserrat" w:hAnsi="Montserrat"/>
-                <w:b w:val="1"/>
-                <w:bCs w:val="1"/>
-                <w:color w:val="1b877f"/>
+              </w:rPr>
+              <w:t>*</w:t>
+            </w:r>
+            <w:r>
+              <w:rPr>
+                <w:rFonts w:ascii="Montserrat" w:eastAsia="Montserrat" w:hAnsi="Montserrat" w:cs="Montserrat"/>
+                <w:b/>
+                <w:bCs/>
+                <w:color w:val="1B877F"/>
                 <w:sz w:val="24"/>
                 <w:szCs w:val="24"/>
-                <w:rtl w:val="0"/>
               </w:rPr>
               <w:t xml:space="preserve">Jóvenes líderes de proyectos: </w:t>
             </w:r>
@@ -422,40 +397,114 @@
         </w:tc>
         <w:tc>
           <w:tcPr>
+            <w:tcW w:w="5940" w:type="dxa"/>
             <w:tcMar>
-              <w:top w:w="243.0" w:type="dxa"/>
-              <w:left w:w="243.0" w:type="dxa"/>
-              <w:bottom w:w="243.0" w:type="dxa"/>
-              <w:right w:w="243.0" w:type="dxa"/>
+              <w:top w:w="243" w:type="dxa"/>
+              <w:left w:w="243" w:type="dxa"/>
+              <w:bottom w:w="243" w:type="dxa"/>
+              <w:right w:w="243" w:type="dxa"/>
             </w:tcMar>
           </w:tcPr>
           <w:p>
             <w:pPr>
-              <w:spacing w:after="80" w:line="276" w:lineRule="auto"/>
+              <w:spacing w:after="80"/>
+              <w:rPr>
+                <w:rFonts w:ascii="Calibri" w:hAnsi="Calibri"/>
+                <w:sz w:val="20"/>
+              </w:rPr>
             </w:pPr>
-            <w:r/>
-            <w:r>
-              <w:rPr>
-                <w:rFonts w:ascii="Calibri" w:hAnsi="Calibri"/>
-                <w:sz w:val="20"/>
-              </w:rPr>
-              <w:t>[Por definir al cierre de selección - Equipo conformado por 3 a 5 jóvenes estudiantes entre 15 y 24 años pertenecientes al Semillero PDA de la Institución Educativa José Antonio Galán. Se adjuntarán los respectivos Consentimientos Informados debidamente firmados por sus padres/acudientes].</w:t>
+            <w:r>
+              <w:rPr>
+                <w:rFonts w:ascii="Calibri" w:hAnsi="Calibri"/>
+                <w:sz w:val="20"/>
+              </w:rPr>
+              <w:t>Santiago Saldarriaga Cardona</w:t>
+            </w:r>
+          </w:p>
+          <w:p>
+            <w:pPr>
+              <w:spacing w:after="80"/>
+              <w:rPr>
+                <w:rFonts w:ascii="Calibri" w:hAnsi="Calibri"/>
+                <w:sz w:val="20"/>
+              </w:rPr>
+            </w:pPr>
+            <w:proofErr w:type="spellStart"/>
+            <w:r>
+              <w:rPr>
+                <w:rFonts w:ascii="Calibri" w:hAnsi="Calibri"/>
+                <w:sz w:val="20"/>
+              </w:rPr>
+              <w:t>Julian</w:t>
+            </w:r>
+            <w:proofErr w:type="spellEnd"/>
+            <w:r>
+              <w:rPr>
+                <w:rFonts w:ascii="Calibri" w:hAnsi="Calibri"/>
+                <w:sz w:val="20"/>
+              </w:rPr>
+              <w:t xml:space="preserve"> López</w:t>
+            </w:r>
+          </w:p>
+          <w:p>
+            <w:pPr>
+              <w:spacing w:after="80"/>
+              <w:rPr>
+                <w:rFonts w:ascii="Calibri" w:hAnsi="Calibri"/>
+                <w:sz w:val="20"/>
+              </w:rPr>
+            </w:pPr>
+            <w:r>
+              <w:rPr>
+                <w:rFonts w:ascii="Calibri" w:hAnsi="Calibri"/>
+                <w:sz w:val="20"/>
+              </w:rPr>
+              <w:t>Samuel Vargas Zapata</w:t>
+            </w:r>
+          </w:p>
+          <w:p>
+            <w:pPr>
+              <w:spacing w:after="80"/>
+              <w:rPr>
+                <w:rFonts w:ascii="Calibri" w:hAnsi="Calibri"/>
+                <w:sz w:val="20"/>
+              </w:rPr>
+            </w:pPr>
+            <w:r>
+              <w:rPr>
+                <w:rFonts w:ascii="Calibri" w:hAnsi="Calibri"/>
+                <w:sz w:val="20"/>
+              </w:rPr>
+              <w:t>Felipe Jiménez Ramírez</w:t>
+            </w:r>
+          </w:p>
+          <w:p>
+            <w:pPr>
+              <w:spacing w:after="80"/>
+              <w:rPr>
+                <w:rFonts w:ascii="Calibri" w:hAnsi="Calibri"/>
+                <w:sz w:val="20"/>
+              </w:rPr>
+            </w:pPr>
+            <w:r>
+              <w:rPr>
+                <w:rFonts w:ascii="Calibri" w:hAnsi="Calibri"/>
+                <w:sz w:val="20"/>
+              </w:rPr>
+              <w:t>Emanuel García Sánchez</w:t>
             </w:r>
           </w:p>
         </w:tc>
       </w:tr>
       <w:tr>
-        <w:trPr>
-          <w:cantSplit w:val="0"/>
-          <w:tblHeader w:val="0"/>
-        </w:trPr>
         <w:tc>
           <w:tcPr>
+            <w:tcW w:w="3420" w:type="dxa"/>
             <w:tcMar>
-              <w:top w:w="243.0" w:type="dxa"/>
-              <w:left w:w="243.0" w:type="dxa"/>
-              <w:bottom w:w="243.0" w:type="dxa"/>
-              <w:right w:w="243.0" w:type="dxa"/>
+              <w:top w:w="243" w:type="dxa"/>
+              <w:left w:w="243" w:type="dxa"/>
+              <w:bottom w:w="243" w:type="dxa"/>
+              <w:right w:w="243" w:type="dxa"/>
             </w:tcMar>
           </w:tcPr>
           <w:p>
@@ -463,76 +512,71 @@
               <w:widowControl w:val="0"/>
               <w:spacing w:line="240" w:lineRule="auto"/>
               <w:rPr>
-                <w:rFonts w:ascii="Montserrat" w:cs="Montserrat" w:eastAsia="Montserrat" w:hAnsi="Montserrat"/>
-                <w:b w:val="1"/>
-                <w:bCs w:val="1"/>
-                <w:color w:val="1b877f"/>
+                <w:rFonts w:ascii="Montserrat" w:eastAsia="Montserrat" w:hAnsi="Montserrat" w:cs="Montserrat"/>
+                <w:b/>
+                <w:bCs/>
+                <w:color w:val="1B877F"/>
                 <w:sz w:val="24"/>
                 <w:szCs w:val="24"/>
               </w:rPr>
             </w:pPr>
             <w:r>
               <w:rPr>
-                <w:rFonts w:ascii="Montserrat" w:cs="Montserrat" w:eastAsia="Montserrat" w:hAnsi="Montserrat"/>
-                <w:b w:val="1"/>
-                <w:bCs w:val="1"/>
-                <w:color w:val="ff0000"/>
+                <w:rFonts w:ascii="Montserrat" w:eastAsia="Montserrat" w:hAnsi="Montserrat" w:cs="Montserrat"/>
+                <w:b/>
+                <w:bCs/>
+                <w:color w:val="FF0000"/>
                 <w:sz w:val="24"/>
                 <w:szCs w:val="24"/>
-                <w:rtl w:val="0"/>
-              </w:rPr>
-              <w:t xml:space="preserve">*</w:t>
-            </w:r>
-            <w:r>
-              <w:rPr>
-                <w:rFonts w:ascii="Montserrat" w:cs="Montserrat" w:eastAsia="Montserrat" w:hAnsi="Montserrat"/>
-                <w:b w:val="1"/>
-                <w:bCs w:val="1"/>
-                <w:color w:val="1b877f"/>
+              </w:rPr>
+              <w:t>*</w:t>
+            </w:r>
+            <w:r>
+              <w:rPr>
+                <w:rFonts w:ascii="Montserrat" w:eastAsia="Montserrat" w:hAnsi="Montserrat" w:cs="Montserrat"/>
+                <w:b/>
+                <w:bCs/>
+                <w:color w:val="1B877F"/>
                 <w:sz w:val="24"/>
                 <w:szCs w:val="24"/>
-                <w:rtl w:val="0"/>
-              </w:rPr>
-              <w:t xml:space="preserve">Persona de contacto del equipo del beneficiario/a del subsidio:</w:t>
+              </w:rPr>
+              <w:t>Persona de contacto del equipo del beneficiario/a del subsidio:</w:t>
             </w:r>
           </w:p>
         </w:tc>
         <w:tc>
           <w:tcPr>
+            <w:tcW w:w="5940" w:type="dxa"/>
             <w:tcMar>
-              <w:top w:w="243.0" w:type="dxa"/>
-              <w:left w:w="243.0" w:type="dxa"/>
-              <w:bottom w:w="243.0" w:type="dxa"/>
-              <w:right w:w="243.0" w:type="dxa"/>
+              <w:top w:w="243" w:type="dxa"/>
+              <w:left w:w="243" w:type="dxa"/>
+              <w:bottom w:w="243" w:type="dxa"/>
+              <w:right w:w="243" w:type="dxa"/>
             </w:tcMar>
           </w:tcPr>
           <w:p>
             <w:pPr>
-              <w:spacing w:after="80" w:line="276" w:lineRule="auto"/>
+              <w:spacing w:after="80"/>
             </w:pPr>
-            <w:r/>
-            <w:r>
-              <w:rPr>
-                <w:rFonts w:ascii="Calibri" w:hAnsi="Calibri"/>
-                <w:sz w:val="20"/>
-              </w:rPr>
-              <w:t>Alexander Villarreal (Docente de Tecnología e Informática - Asesor y Mentor del Semillero PDA)</w:t>
+            <w:r>
+              <w:rPr>
+                <w:rFonts w:ascii="Calibri" w:hAnsi="Calibri"/>
+                <w:sz w:val="20"/>
+              </w:rPr>
+              <w:t>Santiago Saldarriaga Cardona</w:t>
             </w:r>
           </w:p>
         </w:tc>
       </w:tr>
       <w:tr>
-        <w:trPr>
-          <w:cantSplit w:val="0"/>
-          <w:tblHeader w:val="0"/>
-        </w:trPr>
         <w:tc>
           <w:tcPr>
+            <w:tcW w:w="3420" w:type="dxa"/>
             <w:tcMar>
-              <w:top w:w="243.0" w:type="dxa"/>
-              <w:left w:w="243.0" w:type="dxa"/>
-              <w:bottom w:w="243.0" w:type="dxa"/>
-              <w:right w:w="243.0" w:type="dxa"/>
+              <w:top w:w="243" w:type="dxa"/>
+              <w:left w:w="243" w:type="dxa"/>
+              <w:bottom w:w="243" w:type="dxa"/>
+              <w:right w:w="243" w:type="dxa"/>
             </w:tcMar>
           </w:tcPr>
           <w:p>
@@ -540,76 +584,96 @@
               <w:widowControl w:val="0"/>
               <w:spacing w:line="240" w:lineRule="auto"/>
               <w:rPr>
-                <w:rFonts w:ascii="Montserrat" w:cs="Montserrat" w:eastAsia="Montserrat" w:hAnsi="Montserrat"/>
-                <w:b w:val="1"/>
-                <w:bCs w:val="1"/>
-                <w:color w:val="1b877f"/>
+                <w:rFonts w:ascii="Montserrat" w:eastAsia="Montserrat" w:hAnsi="Montserrat" w:cs="Montserrat"/>
+                <w:b/>
+                <w:bCs/>
+                <w:color w:val="1B877F"/>
                 <w:sz w:val="24"/>
                 <w:szCs w:val="24"/>
               </w:rPr>
             </w:pPr>
             <w:r>
               <w:rPr>
-                <w:rFonts w:ascii="Montserrat" w:cs="Montserrat" w:eastAsia="Montserrat" w:hAnsi="Montserrat"/>
-                <w:b w:val="1"/>
-                <w:bCs w:val="1"/>
-                <w:color w:val="ff0000"/>
+                <w:rFonts w:ascii="Montserrat" w:eastAsia="Montserrat" w:hAnsi="Montserrat" w:cs="Montserrat"/>
+                <w:b/>
+                <w:bCs/>
+                <w:color w:val="FF0000"/>
                 <w:sz w:val="24"/>
                 <w:szCs w:val="24"/>
-                <w:rtl w:val="0"/>
-              </w:rPr>
-              <w:t xml:space="preserve">*</w:t>
-            </w:r>
-            <w:r>
-              <w:rPr>
-                <w:rFonts w:ascii="Montserrat" w:cs="Montserrat" w:eastAsia="Montserrat" w:hAnsi="Montserrat"/>
-                <w:b w:val="1"/>
-                <w:bCs w:val="1"/>
-                <w:color w:val="1b877f"/>
+              </w:rPr>
+              <w:lastRenderedPageBreak/>
+              <w:t>*</w:t>
+            </w:r>
+            <w:r>
+              <w:rPr>
+                <w:rFonts w:ascii="Montserrat" w:eastAsia="Montserrat" w:hAnsi="Montserrat" w:cs="Montserrat"/>
+                <w:b/>
+                <w:bCs/>
+                <w:color w:val="1B877F"/>
                 <w:sz w:val="24"/>
                 <w:szCs w:val="24"/>
-                <w:rtl w:val="0"/>
-              </w:rPr>
-              <w:t xml:space="preserve">Correo electrónico de la persona de contacto:</w:t>
+              </w:rPr>
+              <w:t>Correo electrónico de la persona de contacto:</w:t>
             </w:r>
           </w:p>
         </w:tc>
         <w:tc>
           <w:tcPr>
+            <w:tcW w:w="5940" w:type="dxa"/>
             <w:tcMar>
-              <w:top w:w="243.0" w:type="dxa"/>
-              <w:left w:w="243.0" w:type="dxa"/>
-              <w:bottom w:w="243.0" w:type="dxa"/>
-              <w:right w:w="243.0" w:type="dxa"/>
+              <w:top w:w="243" w:type="dxa"/>
+              <w:left w:w="243" w:type="dxa"/>
+              <w:bottom w:w="243" w:type="dxa"/>
+              <w:right w:w="243" w:type="dxa"/>
             </w:tcMar>
           </w:tcPr>
           <w:p>
             <w:pPr>
-              <w:spacing w:after="80" w:line="276" w:lineRule="auto"/>
+              <w:spacing w:after="80"/>
+              <w:rPr>
+                <w:rFonts w:ascii="Calibri" w:hAnsi="Calibri"/>
+                <w:sz w:val="20"/>
+              </w:rPr>
             </w:pPr>
-            <w:r/>
-            <w:r>
-              <w:rPr>
-                <w:rFonts w:ascii="Calibri" w:hAnsi="Calibri"/>
-                <w:sz w:val="20"/>
-              </w:rPr>
-              <w:t>[Insertar correo electrónico de contacto institucional / personal]</w:t>
-            </w:r>
+            <w:hyperlink r:id="rId7" w:history="1">
+              <w:r>
+                <w:rPr>
+                  <w:rStyle w:val="Hipervnculo"/>
+                  <w:rFonts w:ascii="Calibri" w:hAnsi="Calibri"/>
+                  <w:sz w:val="20"/>
+                </w:rPr>
+                <w:t>santiagosaldarriaga@jaga.edu.co</w:t>
+              </w:r>
+            </w:hyperlink>
+            <w:r>
+              <w:rPr>
+                <w:rFonts w:ascii="Calibri" w:hAnsi="Calibri"/>
+                <w:sz w:val="20"/>
+              </w:rPr>
+              <w:t xml:space="preserve"> / </w:t>
+            </w:r>
+            <w:hyperlink r:id="rId8" w:history="1">
+              <w:r>
+                <w:rPr>
+                  <w:rStyle w:val="Hipervnculo"/>
+                  <w:rFonts w:ascii="Calibri" w:hAnsi="Calibri"/>
+                  <w:sz w:val="20"/>
+                </w:rPr>
+                <w:t>saldarsantago@gmail.com</w:t>
+              </w:r>
+            </w:hyperlink>
           </w:p>
         </w:tc>
       </w:tr>
       <w:tr>
-        <w:trPr>
-          <w:cantSplit w:val="0"/>
-          <w:tblHeader w:val="0"/>
-        </w:trPr>
         <w:tc>
           <w:tcPr>
+            <w:tcW w:w="3420" w:type="dxa"/>
             <w:tcMar>
-              <w:top w:w="243.0" w:type="dxa"/>
-              <w:left w:w="243.0" w:type="dxa"/>
-              <w:bottom w:w="243.0" w:type="dxa"/>
-              <w:right w:w="243.0" w:type="dxa"/>
+              <w:top w:w="243" w:type="dxa"/>
+              <w:left w:w="243" w:type="dxa"/>
+              <w:bottom w:w="243" w:type="dxa"/>
+              <w:right w:w="243" w:type="dxa"/>
             </w:tcMar>
           </w:tcPr>
           <w:p>
@@ -617,76 +681,71 @@
               <w:widowControl w:val="0"/>
               <w:spacing w:line="240" w:lineRule="auto"/>
               <w:rPr>
-                <w:rFonts w:ascii="Montserrat" w:cs="Montserrat" w:eastAsia="Montserrat" w:hAnsi="Montserrat"/>
-                <w:b w:val="1"/>
-                <w:bCs w:val="1"/>
-                <w:color w:val="1b877f"/>
+                <w:rFonts w:ascii="Montserrat" w:eastAsia="Montserrat" w:hAnsi="Montserrat" w:cs="Montserrat"/>
+                <w:b/>
+                <w:bCs/>
+                <w:color w:val="1B877F"/>
                 <w:sz w:val="24"/>
                 <w:szCs w:val="24"/>
               </w:rPr>
             </w:pPr>
             <w:r>
               <w:rPr>
-                <w:rFonts w:ascii="Montserrat" w:cs="Montserrat" w:eastAsia="Montserrat" w:hAnsi="Montserrat"/>
-                <w:b w:val="1"/>
-                <w:bCs w:val="1"/>
-                <w:color w:val="ff0000"/>
+                <w:rFonts w:ascii="Montserrat" w:eastAsia="Montserrat" w:hAnsi="Montserrat" w:cs="Montserrat"/>
+                <w:b/>
+                <w:bCs/>
+                <w:color w:val="FF0000"/>
                 <w:sz w:val="24"/>
                 <w:szCs w:val="24"/>
-                <w:rtl w:val="0"/>
-              </w:rPr>
-              <w:t xml:space="preserve">*</w:t>
-            </w:r>
-            <w:r>
-              <w:rPr>
-                <w:rFonts w:ascii="Montserrat" w:cs="Montserrat" w:eastAsia="Montserrat" w:hAnsi="Montserrat"/>
-                <w:b w:val="1"/>
-                <w:bCs w:val="1"/>
-                <w:color w:val="1b877f"/>
+              </w:rPr>
+              <w:t>*</w:t>
+            </w:r>
+            <w:r>
+              <w:rPr>
+                <w:rFonts w:ascii="Montserrat" w:eastAsia="Montserrat" w:hAnsi="Montserrat" w:cs="Montserrat"/>
+                <w:b/>
+                <w:bCs/>
+                <w:color w:val="1B877F"/>
                 <w:sz w:val="24"/>
                 <w:szCs w:val="24"/>
-                <w:rtl w:val="0"/>
-              </w:rPr>
-              <w:t xml:space="preserve">Número de teléfono de la persona de contacto:</w:t>
+              </w:rPr>
+              <w:t>Número de teléfono de la persona de contacto:</w:t>
             </w:r>
           </w:p>
         </w:tc>
         <w:tc>
           <w:tcPr>
+            <w:tcW w:w="5940" w:type="dxa"/>
             <w:tcMar>
-              <w:top w:w="243.0" w:type="dxa"/>
-              <w:left w:w="243.0" w:type="dxa"/>
-              <w:bottom w:w="243.0" w:type="dxa"/>
-              <w:right w:w="243.0" w:type="dxa"/>
+              <w:top w:w="243" w:type="dxa"/>
+              <w:left w:w="243" w:type="dxa"/>
+              <w:bottom w:w="243" w:type="dxa"/>
+              <w:right w:w="243" w:type="dxa"/>
             </w:tcMar>
           </w:tcPr>
           <w:p>
             <w:pPr>
-              <w:spacing w:after="80" w:line="276" w:lineRule="auto"/>
+              <w:spacing w:after="80"/>
             </w:pPr>
-            <w:r/>
-            <w:r>
-              <w:rPr>
-                <w:rFonts w:ascii="Calibri" w:hAnsi="Calibri"/>
-                <w:sz w:val="20"/>
-              </w:rPr>
-              <w:t>[Insertar número de teléfono celular de contacto]</w:t>
+            <w:r>
+              <w:rPr>
+                <w:rFonts w:ascii="Calibri" w:hAnsi="Calibri"/>
+                <w:sz w:val="20"/>
+              </w:rPr>
+              <w:t>3114553902</w:t>
             </w:r>
           </w:p>
         </w:tc>
       </w:tr>
       <w:tr>
-        <w:trPr>
-          <w:cantSplit w:val="0"/>
-          <w:tblHeader w:val="0"/>
-        </w:trPr>
         <w:tc>
           <w:tcPr>
+            <w:tcW w:w="3420" w:type="dxa"/>
             <w:tcMar>
-              <w:top w:w="243.0" w:type="dxa"/>
-              <w:left w:w="243.0" w:type="dxa"/>
-              <w:bottom w:w="243.0" w:type="dxa"/>
-              <w:right w:w="243.0" w:type="dxa"/>
+              <w:top w:w="243" w:type="dxa"/>
+              <w:left w:w="243" w:type="dxa"/>
+              <w:bottom w:w="243" w:type="dxa"/>
+              <w:right w:w="243" w:type="dxa"/>
             </w:tcMar>
           </w:tcPr>
           <w:p>
@@ -694,35 +753,33 @@
               <w:widowControl w:val="0"/>
               <w:spacing w:line="240" w:lineRule="auto"/>
               <w:rPr>
-                <w:rFonts w:ascii="Montserrat" w:cs="Montserrat" w:eastAsia="Montserrat" w:hAnsi="Montserrat"/>
-                <w:b w:val="1"/>
-                <w:bCs w:val="1"/>
-                <w:color w:val="1b877f"/>
+                <w:rFonts w:ascii="Montserrat" w:eastAsia="Montserrat" w:hAnsi="Montserrat" w:cs="Montserrat"/>
+                <w:b/>
+                <w:bCs/>
+                <w:color w:val="1B877F"/>
                 <w:sz w:val="24"/>
                 <w:szCs w:val="24"/>
               </w:rPr>
             </w:pPr>
             <w:r>
               <w:rPr>
-                <w:rFonts w:ascii="Montserrat" w:cs="Montserrat" w:eastAsia="Montserrat" w:hAnsi="Montserrat"/>
-                <w:b w:val="1"/>
-                <w:bCs w:val="1"/>
-                <w:color w:val="ff0000"/>
+                <w:rFonts w:ascii="Montserrat" w:eastAsia="Montserrat" w:hAnsi="Montserrat" w:cs="Montserrat"/>
+                <w:b/>
+                <w:bCs/>
+                <w:color w:val="FF0000"/>
                 <w:sz w:val="24"/>
                 <w:szCs w:val="24"/>
-                <w:rtl w:val="0"/>
-              </w:rPr>
-              <w:t xml:space="preserve">*</w:t>
-            </w:r>
-            <w:r>
-              <w:rPr>
-                <w:rFonts w:ascii="Montserrat" w:cs="Montserrat" w:eastAsia="Montserrat" w:hAnsi="Montserrat"/>
-                <w:b w:val="1"/>
-                <w:bCs w:val="1"/>
-                <w:color w:val="1b877f"/>
+              </w:rPr>
+              <w:t>*</w:t>
+            </w:r>
+            <w:r>
+              <w:rPr>
+                <w:rFonts w:ascii="Montserrat" w:eastAsia="Montserrat" w:hAnsi="Montserrat" w:cs="Montserrat"/>
+                <w:b/>
+                <w:bCs/>
+                <w:color w:val="1B877F"/>
                 <w:sz w:val="24"/>
                 <w:szCs w:val="24"/>
-                <w:rtl w:val="0"/>
               </w:rPr>
               <w:t xml:space="preserve">Líneas temáticas: </w:t>
             </w:r>
@@ -730,40 +787,37 @@
         </w:tc>
         <w:tc>
           <w:tcPr>
+            <w:tcW w:w="5940" w:type="dxa"/>
             <w:tcMar>
-              <w:top w:w="243.0" w:type="dxa"/>
-              <w:left w:w="243.0" w:type="dxa"/>
-              <w:bottom w:w="243.0" w:type="dxa"/>
-              <w:right w:w="243.0" w:type="dxa"/>
+              <w:top w:w="243" w:type="dxa"/>
+              <w:left w:w="243" w:type="dxa"/>
+              <w:bottom w:w="243" w:type="dxa"/>
+              <w:right w:w="243" w:type="dxa"/>
             </w:tcMar>
           </w:tcPr>
           <w:p>
             <w:pPr>
-              <w:spacing w:after="80" w:line="276" w:lineRule="auto"/>
+              <w:spacing w:after="80"/>
             </w:pPr>
-            <w:r/>
-            <w:r>
-              <w:rPr>
-                <w:rFonts w:ascii="Calibri" w:hAnsi="Calibri"/>
-                <w:sz w:val="20"/>
-              </w:rPr>
-              <w:t>Línea seleccionada: ☑ Conocer para conservar (Iniciativas de ciencia ciudadana, teledetección y monitoreo que fortalecen el conocimiento y la protección de nuestro territorio y ecosistemas estratégicos).</w:t>
+            <w:r>
+              <w:rPr>
+                <w:rFonts w:ascii="Calibri" w:hAnsi="Calibri"/>
+                <w:sz w:val="20"/>
+              </w:rPr>
+              <w:t>Conocer para conservar.</w:t>
             </w:r>
           </w:p>
         </w:tc>
       </w:tr>
       <w:tr>
-        <w:trPr>
-          <w:cantSplit w:val="0"/>
-          <w:tblHeader w:val="0"/>
-        </w:trPr>
         <w:tc>
           <w:tcPr>
+            <w:tcW w:w="3420" w:type="dxa"/>
             <w:tcMar>
-              <w:top w:w="243.0" w:type="dxa"/>
-              <w:left w:w="243.0" w:type="dxa"/>
-              <w:bottom w:w="243.0" w:type="dxa"/>
-              <w:right w:w="243.0" w:type="dxa"/>
+              <w:top w:w="243" w:type="dxa"/>
+              <w:left w:w="243" w:type="dxa"/>
+              <w:bottom w:w="243" w:type="dxa"/>
+              <w:right w:w="243" w:type="dxa"/>
             </w:tcMar>
           </w:tcPr>
           <w:p>
@@ -771,164 +825,725 @@
               <w:widowControl w:val="0"/>
               <w:spacing w:line="240" w:lineRule="auto"/>
               <w:rPr>
-                <w:rFonts w:ascii="Montserrat" w:cs="Montserrat" w:eastAsia="Montserrat" w:hAnsi="Montserrat"/>
-                <w:b w:val="1"/>
-                <w:bCs w:val="1"/>
-                <w:color w:val="1b877f"/>
+                <w:rFonts w:ascii="Montserrat" w:eastAsia="Montserrat" w:hAnsi="Montserrat" w:cs="Montserrat"/>
+                <w:b/>
+                <w:bCs/>
+                <w:color w:val="1B877F"/>
                 <w:sz w:val="24"/>
                 <w:szCs w:val="24"/>
               </w:rPr>
             </w:pPr>
             <w:r>
               <w:rPr>
-                <w:rFonts w:ascii="Montserrat" w:cs="Montserrat" w:eastAsia="Montserrat" w:hAnsi="Montserrat"/>
-                <w:b w:val="1"/>
-                <w:bCs w:val="1"/>
-                <w:color w:val="ff0000"/>
+                <w:rFonts w:ascii="Montserrat" w:eastAsia="Montserrat" w:hAnsi="Montserrat" w:cs="Montserrat"/>
+                <w:b/>
+                <w:bCs/>
+                <w:color w:val="FF0000"/>
                 <w:sz w:val="24"/>
                 <w:szCs w:val="24"/>
-                <w:rtl w:val="0"/>
-              </w:rPr>
-              <w:t xml:space="preserve">*</w:t>
-            </w:r>
-            <w:r>
-              <w:rPr>
-                <w:rFonts w:ascii="Montserrat" w:cs="Montserrat" w:eastAsia="Montserrat" w:hAnsi="Montserrat"/>
-                <w:b w:val="1"/>
-                <w:bCs w:val="1"/>
-                <w:color w:val="1b877f"/>
+              </w:rPr>
+              <w:t>*</w:t>
+            </w:r>
+            <w:r>
+              <w:rPr>
+                <w:rFonts w:ascii="Montserrat" w:eastAsia="Montserrat" w:hAnsi="Montserrat" w:cs="Montserrat"/>
+                <w:b/>
+                <w:bCs/>
+                <w:color w:val="1B877F"/>
                 <w:sz w:val="24"/>
                 <w:szCs w:val="24"/>
-                <w:rtl w:val="0"/>
-              </w:rPr>
-              <w:t xml:space="preserve">Descripción del proyecto:</w:t>
+              </w:rPr>
+              <w:t>Descripción del proyecto:</w:t>
             </w:r>
           </w:p>
         </w:tc>
         <w:tc>
           <w:tcPr>
+            <w:tcW w:w="5940" w:type="dxa"/>
             <w:tcMar>
-              <w:top w:w="243.0" w:type="dxa"/>
-              <w:left w:w="243.0" w:type="dxa"/>
-              <w:bottom w:w="243.0" w:type="dxa"/>
-              <w:right w:w="243.0" w:type="dxa"/>
+              <w:top w:w="243" w:type="dxa"/>
+              <w:left w:w="243" w:type="dxa"/>
+              <w:bottom w:w="243" w:type="dxa"/>
+              <w:right w:w="243" w:type="dxa"/>
             </w:tcMar>
           </w:tcPr>
           <w:p>
             <w:pPr>
-              <w:spacing w:after="80" w:line="276" w:lineRule="auto"/>
+              <w:rPr>
+                <w:rFonts w:asciiTheme="majorHAnsi" w:hAnsiTheme="majorHAnsi" w:cstheme="majorHAnsi"/>
+                <w:sz w:val="20"/>
+                <w:szCs w:val="20"/>
+              </w:rPr>
             </w:pPr>
-            <w:r/>
-            <w:r>
-              <w:rPr>
-                <w:rFonts w:ascii="Calibri" w:hAnsi="Calibri"/>
-                <w:b/>
-                <w:color w:val="1E3A8A"/>
-                <w:sz w:val="21"/>
-              </w:rPr>
-              <w:t>1. Justificación y Planteamiento del Problema (Fundamentación y Referencias):</w:t>
+            <w:r>
+              <w:rPr>
+                <w:rFonts w:asciiTheme="majorHAnsi" w:hAnsiTheme="majorHAnsi" w:cstheme="majorHAnsi"/>
+                <w:b/>
+                <w:sz w:val="20"/>
+                <w:szCs w:val="20"/>
+              </w:rPr>
+              <w:t>1. Justificación y Planteamiento del Problema:</w:t>
+            </w:r>
+            <w:r>
+              <w:rPr>
+                <w:rFonts w:asciiTheme="majorHAnsi" w:hAnsiTheme="majorHAnsi" w:cstheme="majorHAnsi"/>
+                <w:b/>
+                <w:sz w:val="20"/>
+                <w:szCs w:val="20"/>
+              </w:rPr>
               <w:br/>
             </w:r>
             <w:r>
+              <w:rPr>
+                <w:rFonts w:asciiTheme="majorHAnsi" w:hAnsiTheme="majorHAnsi" w:cstheme="majorHAnsi"/>
+                <w:sz w:val="20"/>
+                <w:szCs w:val="20"/>
+              </w:rPr>
               <w:t>El municipio de La Estrella, reconocido históricamente como el 'Municipio Verde' del Valle de Aburrá, custodia un patrimonio ecológico vital para la región: la Reserva Natural El Romeral (declarada Distrito de Manejo Integrado - DMI por Corantioquia, 2019), la Reserva Miraflores y una densa red de microcuencas en el corregimiento de La Tablaza. No obstante, este territorio enfrenta una severa presión antrópica por fragmentación de hábitats, expansión urbana y deforestación en laderas de alta pendiente (Alcaldía de La Estrella, Plan de Desarrollo Municipal 2024-2027).</w:t>
+            </w:r>
+            <w:r>
+              <w:rPr>
+                <w:rFonts w:asciiTheme="majorHAnsi" w:hAnsiTheme="majorHAnsi" w:cstheme="majorHAnsi"/>
+                <w:sz w:val="20"/>
+                <w:szCs w:val="20"/>
+              </w:rPr>
               <w:br/>
+              <w:t xml:space="preserve">Científicamente, la pérdida de cobertura arbórea desencadena una alteración </w:t>
+            </w:r>
+            <w:proofErr w:type="spellStart"/>
+            <w:r>
+              <w:rPr>
+                <w:rFonts w:asciiTheme="majorHAnsi" w:hAnsiTheme="majorHAnsi" w:cstheme="majorHAnsi"/>
+                <w:sz w:val="20"/>
+                <w:szCs w:val="20"/>
+              </w:rPr>
+              <w:t>microclimática</w:t>
+            </w:r>
+            <w:proofErr w:type="spellEnd"/>
+            <w:r>
+              <w:rPr>
+                <w:rFonts w:asciiTheme="majorHAnsi" w:hAnsiTheme="majorHAnsi" w:cstheme="majorHAnsi"/>
+                <w:sz w:val="20"/>
+                <w:szCs w:val="20"/>
+              </w:rPr>
+              <w:t xml:space="preserve"> crítica: los bosques andinos funcionan como amortiguadores térmicos e hídricos naturales que reducen la temperatura superficial entre 2.5 °C y 5.8 °C y elevan la humedad relativa por evapotranspiración (Área Metropolitana del Valle de Aburrá - AMVA &amp; UNAL, 2018). Cuando una ladera se deforesta, se generan 'islas de calor de ladera' y corrientes convectivas secas que desecan el suelo e impiden la regeneración natural.</w:t>
+            </w:r>
+            <w:r>
+              <w:rPr>
+                <w:rFonts w:asciiTheme="majorHAnsi" w:hAnsiTheme="majorHAnsi" w:cstheme="majorHAnsi"/>
+                <w:sz w:val="20"/>
+                <w:szCs w:val="20"/>
+              </w:rPr>
               <w:br/>
-              <w:t>Científicamente, la pérdida de cobertura arbórea desencadena una alteración microclimática crítica: los bosques andinos funcionan como amortiguadores térmicos e hídricos naturales que reducen la temperatura superficial entre 2.5 °C y 5.8 °C y elevan la humedad relativa por evapotranspiración (Área Metropolitana del Valle de Aburrá - AMVA &amp; UNAL, 2018). Cuando una ladera se deforesta, se generan 'islas de calor de ladera' y corrientes convectivas secas que desecan el suelo e impiden la regeneración natural.</w:t>
-              <w:br/>
-              <w:br/>
-              <w:t>Asimismo, la vegetación de ladera constituye una barrera biológica fundamental para la captura y deposición de material particulado (PM2.5 y PM10) que asciende desde el fondo del valle (Nowak et al., 2014; Escobedo et al., 2011). Según los reportes del Sistema de Alerta Temprana de Medellín y el Valle de Aburrá (SIATA, 2023), los episodios críticos de calidad del aire e inversión térmica demandan comprender la dinámica vertical de contaminantes en las zonas de ladera periurbana y rural, donde hoy existe un vacío de medición en cotas superiores.</w:t>
-              <w:br/>
+              <w:t>Asimismo, la vegetación de ladera constituye una barrera biológica fundamental para la captura y deposición de material particulado (PM2.5 y PM10) que asciende desde el fondo del valle (</w:t>
+            </w:r>
+            <w:proofErr w:type="spellStart"/>
+            <w:r>
+              <w:rPr>
+                <w:rFonts w:asciiTheme="majorHAnsi" w:hAnsiTheme="majorHAnsi" w:cstheme="majorHAnsi"/>
+                <w:sz w:val="20"/>
+                <w:szCs w:val="20"/>
+              </w:rPr>
+              <w:t>Nowak</w:t>
+            </w:r>
+            <w:proofErr w:type="spellEnd"/>
+            <w:r>
+              <w:rPr>
+                <w:rFonts w:asciiTheme="majorHAnsi" w:hAnsiTheme="majorHAnsi" w:cstheme="majorHAnsi"/>
+                <w:sz w:val="20"/>
+                <w:szCs w:val="20"/>
+              </w:rPr>
+              <w:t xml:space="preserve"> et al., 2014; Escobedo et al., 2011). Según los reportes del Sistema de Alerta Temprana de Medellín y el Valle de Aburrá (SIATA, 2023), los episodios críticos de calidad del aire e inversión térmica demandan comprender la dinámica vertical de contaminantes en las zonas de ladera periurbana y rural, donde hoy existe un vacío </w:t>
+            </w:r>
+            <w:r>
+              <w:rPr>
+                <w:rFonts w:asciiTheme="majorHAnsi" w:hAnsiTheme="majorHAnsi" w:cstheme="majorHAnsi"/>
+                <w:sz w:val="20"/>
+                <w:szCs w:val="20"/>
+              </w:rPr>
+              <w:lastRenderedPageBreak/>
+              <w:t>de medición en cotas superiores.</w:t>
+            </w:r>
+            <w:r>
+              <w:rPr>
+                <w:rFonts w:asciiTheme="majorHAnsi" w:hAnsiTheme="majorHAnsi" w:cstheme="majorHAnsi"/>
+                <w:sz w:val="20"/>
+                <w:szCs w:val="20"/>
+              </w:rPr>
               <w:br/>
               <w:t>Frente a este escenario, las brigadas humanas tradicionales no logran reforestar taludes escarpados o erosionados por el riesgo físico y el difícil acceso, y las semillas dispersadas al azar perecen debido al microclima hostil. Surge así la necesidad de articular la teledetección de variables ambientales con tecnologías de siembra aérea protegida.</w:t>
             </w:r>
           </w:p>
           <w:p>
             <w:pPr>
-              <w:spacing w:after="80" w:line="276" w:lineRule="auto"/>
+              <w:spacing w:after="80"/>
+              <w:rPr>
+                <w:rFonts w:asciiTheme="majorHAnsi" w:hAnsiTheme="majorHAnsi" w:cstheme="majorHAnsi"/>
+                <w:sz w:val="20"/>
+                <w:szCs w:val="20"/>
+              </w:rPr>
             </w:pPr>
             <w:r>
               <w:rPr>
-                <w:rFonts w:ascii="Calibri" w:hAnsi="Calibri"/>
-                <w:b/>
-                <w:color w:val="0F172A"/>
-                <w:sz w:val="20"/>
+                <w:rFonts w:asciiTheme="majorHAnsi" w:hAnsiTheme="majorHAnsi" w:cstheme="majorHAnsi"/>
+                <w:b/>
+                <w:sz w:val="20"/>
+                <w:szCs w:val="20"/>
               </w:rPr>
               <w:t xml:space="preserve">2. Sector de Desarrollo: </w:t>
             </w:r>
             <w:r>
               <w:rPr>
-                <w:rFonts w:ascii="Calibri" w:hAnsi="Calibri"/>
-                <w:sz w:val="20"/>
+                <w:rFonts w:asciiTheme="majorHAnsi" w:hAnsiTheme="majorHAnsi" w:cstheme="majorHAnsi"/>
+                <w:sz w:val="20"/>
+                <w:szCs w:val="20"/>
               </w:rPr>
               <w:t>Corregimiento de La Tablaza y ladera rural de influencia de la Reserva El Romeral, articulado con los laboratorios y aulas de la Institución Educativa José Antonio Galán (IEJAGA).</w:t>
             </w:r>
           </w:p>
           <w:p>
             <w:pPr>
-              <w:spacing w:after="80" w:line="276" w:lineRule="auto"/>
+              <w:spacing w:after="80"/>
+              <w:rPr>
+                <w:rFonts w:asciiTheme="majorHAnsi" w:hAnsiTheme="majorHAnsi" w:cstheme="majorHAnsi"/>
+                <w:b/>
+                <w:sz w:val="20"/>
+                <w:szCs w:val="20"/>
+              </w:rPr>
             </w:pPr>
             <w:r>
               <w:rPr>
-                <w:rFonts w:ascii="Calibri" w:hAnsi="Calibri"/>
-                <w:b/>
-                <w:color w:val="0F172A"/>
-                <w:sz w:val="20"/>
-              </w:rPr>
-              <w:t>3. Objetivos Principales:</w:t>
-              <w:br/>
-            </w:r>
-            <w:r>
-              <w:rPr>
-                <w:rFonts w:ascii="Calibri" w:hAnsi="Calibri"/>
-                <w:sz w:val="20"/>
-              </w:rPr>
-              <w:t>• Evaluar el gradiente vertical de microclima (temperatura, humedad, presión) y calidad del aire (PM2.5, PM10 y gases) en laderas rurales, contrastando los datos con la red de 'Ciudadanos Científicos' del SIATA.</w:t>
-              <w:br/>
-              <w:t>• Realizar fotogrametría aérea cenital con plataforma aerostática para mapear el estado del dosel arbóreo y zonas degradadas.</w:t>
-              <w:br/>
-              <w:t>• Diseñar y validar experimentalmente una cápsula de siembra aérea en cohete sonda para evaluar en ambiente controlado la viabilidad germinativa de semillas nativas peletizadas sometidas a estrés de vuelo.</w:t>
+                <w:rFonts w:asciiTheme="majorHAnsi" w:hAnsiTheme="majorHAnsi" w:cstheme="majorHAnsi"/>
+                <w:b/>
+                <w:sz w:val="20"/>
+                <w:szCs w:val="20"/>
+              </w:rPr>
+              <w:t>3. Objetivos:</w:t>
             </w:r>
           </w:p>
           <w:p>
             <w:pPr>
-              <w:spacing w:after="80" w:line="276" w:lineRule="auto"/>
+              <w:spacing w:after="80"/>
+              <w:rPr>
+                <w:rFonts w:asciiTheme="majorHAnsi" w:hAnsiTheme="majorHAnsi" w:cstheme="majorHAnsi"/>
+                <w:b/>
+                <w:sz w:val="20"/>
+                <w:szCs w:val="20"/>
+              </w:rPr>
             </w:pPr>
             <w:r>
               <w:rPr>
-                <w:rFonts w:ascii="Calibri" w:hAnsi="Calibri"/>
-                <w:b/>
-                <w:color w:val="0F172A"/>
-                <w:sz w:val="20"/>
-              </w:rPr>
-              <w:t>4. Metodología y Actividades Clave:</w:t>
-              <w:br/>
-            </w:r>
-            <w:r>
-              <w:rPr>
-                <w:rFonts w:ascii="Calibri" w:hAnsi="Calibri"/>
-                <w:sz w:val="20"/>
-              </w:rPr>
-              <w:t>El proyecto articula tres etapas: (a) Diagnóstico Microclimático y Calidad del Aire: Elevación de plataforma aerostática cautiva limpia de emisiones equipada con sensores ópticos (PMS5003, BME280) y telemetría LoRa 915 MHz, calibrada en tierra con estaciones de referencia SIATA, junto a cohetes sonda para gradientes rápidos; (b) Fotogrametría Aérea: Adquisición de ortomosaicos visuales cenitales para delimitar zonas de estrés forestal; (c) Bio-Cápsula de Siembra Aérea y Laboratorio: Formulación de pellets higroscópicos de arcilla y nutrientes (método Fukuoka, 1978; García-Fayos et al., 2020) con semillas de flora nativa altoandina (Chagualo, Yarumo, Amarrabollo, Guayacán). Las semillas sometidas al estrés de aceleración y eyección del cohete son recuperadas y evaluadas en cámaras de germinación escolar frente a un lote de control, replicando el microclima hostil medido por los sensores para validar el protocolo de restauración aérea.</w:t>
+                <w:rFonts w:asciiTheme="majorHAnsi" w:hAnsiTheme="majorHAnsi" w:cstheme="majorHAnsi"/>
+                <w:b/>
+                <w:sz w:val="20"/>
+                <w:szCs w:val="20"/>
+              </w:rPr>
+              <w:t>3.1 General:</w:t>
             </w:r>
           </w:p>
           <w:p>
             <w:pPr>
-              <w:spacing w:after="80" w:line="276" w:lineRule="auto"/>
+              <w:spacing w:after="80"/>
+              <w:rPr>
+                <w:rFonts w:asciiTheme="majorHAnsi" w:hAnsiTheme="majorHAnsi" w:cstheme="majorHAnsi"/>
+                <w:bCs/>
+                <w:sz w:val="20"/>
+                <w:szCs w:val="20"/>
+              </w:rPr>
             </w:pPr>
             <w:r>
               <w:rPr>
-                <w:rFonts w:ascii="Calibri" w:hAnsi="Calibri"/>
-                <w:b/>
-                <w:color w:val="0F172A"/>
-                <w:sz w:val="20"/>
+                <w:rFonts w:asciiTheme="majorHAnsi" w:hAnsiTheme="majorHAnsi" w:cstheme="majorHAnsi"/>
+                <w:bCs/>
+                <w:sz w:val="20"/>
+                <w:szCs w:val="20"/>
+              </w:rPr>
+              <w:t xml:space="preserve">Desarrollar y validar un sistema integrado de teledetección ambiental y siembra aérea protegida, mediante el uso articulado de plataformas aerostáticas y cohetería experimental, con el fin de diagnosticar el impacto </w:t>
+            </w:r>
+            <w:proofErr w:type="spellStart"/>
+            <w:r>
+              <w:rPr>
+                <w:rFonts w:asciiTheme="majorHAnsi" w:hAnsiTheme="majorHAnsi" w:cstheme="majorHAnsi"/>
+                <w:bCs/>
+                <w:sz w:val="20"/>
+                <w:szCs w:val="20"/>
+              </w:rPr>
+              <w:t>microclimático</w:t>
+            </w:r>
+            <w:proofErr w:type="spellEnd"/>
+            <w:r>
+              <w:rPr>
+                <w:rFonts w:asciiTheme="majorHAnsi" w:hAnsiTheme="majorHAnsi" w:cstheme="majorHAnsi"/>
+                <w:bCs/>
+                <w:sz w:val="20"/>
+                <w:szCs w:val="20"/>
+              </w:rPr>
+              <w:t xml:space="preserve"> de la deforestación y evaluar la viabilidad biológica de la restauración ecológica en laderas de difícil acceso del municipio de La Estrella.</w:t>
+            </w:r>
+          </w:p>
+          <w:p>
+            <w:pPr>
+              <w:spacing w:after="80"/>
+              <w:rPr>
+                <w:rFonts w:asciiTheme="majorHAnsi" w:hAnsiTheme="majorHAnsi" w:cstheme="majorHAnsi"/>
+                <w:b/>
+                <w:sz w:val="20"/>
+                <w:szCs w:val="20"/>
+              </w:rPr>
+            </w:pPr>
+            <w:r>
+              <w:rPr>
+                <w:rFonts w:asciiTheme="majorHAnsi" w:hAnsiTheme="majorHAnsi" w:cstheme="majorHAnsi"/>
+                <w:b/>
+                <w:sz w:val="20"/>
+                <w:szCs w:val="20"/>
+              </w:rPr>
+              <w:t>3.</w:t>
+            </w:r>
+            <w:r>
+              <w:rPr>
+                <w:rFonts w:asciiTheme="majorHAnsi" w:hAnsiTheme="majorHAnsi" w:cstheme="majorHAnsi"/>
+                <w:b/>
+                <w:sz w:val="20"/>
+                <w:szCs w:val="20"/>
+              </w:rPr>
+              <w:t>2</w:t>
+            </w:r>
+            <w:r>
+              <w:rPr>
+                <w:rFonts w:asciiTheme="majorHAnsi" w:hAnsiTheme="majorHAnsi" w:cstheme="majorHAnsi"/>
+                <w:b/>
+                <w:sz w:val="20"/>
+                <w:szCs w:val="20"/>
+              </w:rPr>
+              <w:t xml:space="preserve"> </w:t>
+            </w:r>
+            <w:r>
+              <w:rPr>
+                <w:rFonts w:asciiTheme="majorHAnsi" w:hAnsiTheme="majorHAnsi" w:cstheme="majorHAnsi"/>
+                <w:b/>
+                <w:sz w:val="20"/>
+                <w:szCs w:val="20"/>
+              </w:rPr>
+              <w:t>Específicos</w:t>
+            </w:r>
+            <w:r>
+              <w:rPr>
+                <w:rFonts w:asciiTheme="majorHAnsi" w:hAnsiTheme="majorHAnsi" w:cstheme="majorHAnsi"/>
+                <w:b/>
+                <w:sz w:val="20"/>
+                <w:szCs w:val="20"/>
+              </w:rPr>
+              <w:t>:</w:t>
+            </w:r>
+          </w:p>
+          <w:p>
+            <w:pPr>
+              <w:spacing w:after="80"/>
+              <w:rPr>
+                <w:rFonts w:asciiTheme="majorHAnsi" w:hAnsiTheme="majorHAnsi" w:cstheme="majorHAnsi"/>
+                <w:sz w:val="20"/>
+                <w:szCs w:val="20"/>
+              </w:rPr>
+            </w:pPr>
+            <w:r>
+              <w:rPr>
+                <w:rFonts w:asciiTheme="majorHAnsi" w:hAnsiTheme="majorHAnsi" w:cstheme="majorHAnsi"/>
+                <w:sz w:val="20"/>
+                <w:szCs w:val="20"/>
+              </w:rPr>
+              <w:t xml:space="preserve">• </w:t>
+            </w:r>
+            <w:r>
+              <w:rPr>
+                <w:rFonts w:asciiTheme="majorHAnsi" w:hAnsiTheme="majorHAnsi" w:cstheme="majorHAnsi"/>
+                <w:sz w:val="20"/>
+                <w:szCs w:val="20"/>
+              </w:rPr>
+              <w:t>Caracterizar el gradiente vertical de microclima (temperatura, humedad relativa y presión) y calidad del aire (PM2.5, PM10 y gases) en laderas rurales mediante una plataforma aerostática cautiva limpia de emisiones y cohetes sonda, contrastando y calibrando las lecturas con la red de Ciudadanos Científicos del SIATA</w:t>
+            </w:r>
+            <w:r>
+              <w:rPr>
+                <w:rFonts w:asciiTheme="majorHAnsi" w:hAnsiTheme="majorHAnsi" w:cstheme="majorHAnsi"/>
+                <w:sz w:val="20"/>
+                <w:szCs w:val="20"/>
+              </w:rPr>
+              <w:t>.</w:t>
+            </w:r>
+            <w:r>
+              <w:rPr>
+                <w:rFonts w:asciiTheme="majorHAnsi" w:hAnsiTheme="majorHAnsi" w:cstheme="majorHAnsi"/>
+                <w:sz w:val="20"/>
+                <w:szCs w:val="20"/>
+              </w:rPr>
+              <w:br/>
+              <w:t xml:space="preserve">• </w:t>
+            </w:r>
+            <w:r>
+              <w:rPr>
+                <w:rFonts w:asciiTheme="majorHAnsi" w:hAnsiTheme="majorHAnsi" w:cstheme="majorHAnsi"/>
+                <w:sz w:val="20"/>
+                <w:szCs w:val="20"/>
+              </w:rPr>
+              <w:t>Mapear la continuidad del dosel forestal, áreas erosionadas y rondas hídricas en el sector rural de La Tablaza a través de fotogrametría aérea cenital instalada en la plataforma aerostática</w:t>
+            </w:r>
+            <w:r>
+              <w:rPr>
+                <w:rFonts w:asciiTheme="majorHAnsi" w:hAnsiTheme="majorHAnsi" w:cstheme="majorHAnsi"/>
+                <w:sz w:val="20"/>
+                <w:szCs w:val="20"/>
+              </w:rPr>
+              <w:t>.</w:t>
+            </w:r>
+            <w:r>
+              <w:rPr>
+                <w:rFonts w:asciiTheme="majorHAnsi" w:hAnsiTheme="majorHAnsi" w:cstheme="majorHAnsi"/>
+                <w:sz w:val="20"/>
+                <w:szCs w:val="20"/>
+              </w:rPr>
+              <w:br/>
+              <w:t xml:space="preserve">• </w:t>
+            </w:r>
+            <w:r>
+              <w:rPr>
+                <w:rFonts w:asciiTheme="majorHAnsi" w:hAnsiTheme="majorHAnsi" w:cstheme="majorHAnsi"/>
+                <w:sz w:val="20"/>
+                <w:szCs w:val="20"/>
+              </w:rPr>
+              <w:t xml:space="preserve">Diseñar, fabricar y probar una bio-cápsula en cohete sonda para el transporte y eyección segura de semillas nativas altoandinas (Chagualo, Yarumo, </w:t>
+            </w:r>
+            <w:proofErr w:type="spellStart"/>
+            <w:r>
+              <w:rPr>
+                <w:rFonts w:asciiTheme="majorHAnsi" w:hAnsiTheme="majorHAnsi" w:cstheme="majorHAnsi"/>
+                <w:sz w:val="20"/>
+                <w:szCs w:val="20"/>
+              </w:rPr>
+              <w:t>Amarrabollo</w:t>
+            </w:r>
+            <w:proofErr w:type="spellEnd"/>
+            <w:r>
+              <w:rPr>
+                <w:rFonts w:asciiTheme="majorHAnsi" w:hAnsiTheme="majorHAnsi" w:cstheme="majorHAnsi"/>
+                <w:sz w:val="20"/>
+                <w:szCs w:val="20"/>
+              </w:rPr>
+              <w:t xml:space="preserve">, Guayacán) </w:t>
+            </w:r>
+            <w:proofErr w:type="spellStart"/>
+            <w:r>
+              <w:rPr>
+                <w:rFonts w:asciiTheme="majorHAnsi" w:hAnsiTheme="majorHAnsi" w:cstheme="majorHAnsi"/>
+                <w:sz w:val="20"/>
+                <w:szCs w:val="20"/>
+              </w:rPr>
+              <w:t>peletizadas</w:t>
+            </w:r>
+            <w:proofErr w:type="spellEnd"/>
+            <w:r>
+              <w:rPr>
+                <w:rFonts w:asciiTheme="majorHAnsi" w:hAnsiTheme="majorHAnsi" w:cstheme="majorHAnsi"/>
+                <w:sz w:val="20"/>
+                <w:szCs w:val="20"/>
+              </w:rPr>
+              <w:t xml:space="preserve"> con arcillas hidrofílicas y nutrientes</w:t>
+            </w:r>
+            <w:r>
+              <w:rPr>
+                <w:rFonts w:asciiTheme="majorHAnsi" w:hAnsiTheme="majorHAnsi" w:cstheme="majorHAnsi"/>
+                <w:sz w:val="20"/>
+                <w:szCs w:val="20"/>
+              </w:rPr>
+              <w:t>.</w:t>
+            </w:r>
+          </w:p>
+          <w:p>
+            <w:pPr>
+              <w:spacing w:after="80"/>
+              <w:rPr>
+                <w:rFonts w:asciiTheme="majorHAnsi" w:hAnsiTheme="majorHAnsi" w:cstheme="majorHAnsi"/>
+                <w:sz w:val="20"/>
+                <w:szCs w:val="20"/>
+              </w:rPr>
+            </w:pPr>
+            <w:r>
+              <w:rPr>
+                <w:rFonts w:asciiTheme="majorHAnsi" w:hAnsiTheme="majorHAnsi" w:cstheme="majorHAnsi"/>
+                <w:sz w:val="20"/>
+                <w:szCs w:val="20"/>
+              </w:rPr>
+              <w:t xml:space="preserve">• </w:t>
+            </w:r>
+            <w:r>
+              <w:rPr>
+                <w:rFonts w:asciiTheme="majorHAnsi" w:hAnsiTheme="majorHAnsi" w:cstheme="majorHAnsi"/>
+                <w:sz w:val="20"/>
+                <w:szCs w:val="20"/>
+              </w:rPr>
+              <w:t>Evaluar en el laboratorio escolar la tasa de germinación</w:t>
+            </w:r>
+            <w:r>
+              <w:rPr>
+                <w:rFonts w:asciiTheme="majorHAnsi" w:hAnsiTheme="majorHAnsi" w:cstheme="majorHAnsi"/>
+                <w:sz w:val="20"/>
+                <w:szCs w:val="20"/>
+              </w:rPr>
+              <w:t xml:space="preserve"> y </w:t>
+            </w:r>
+            <w:r>
+              <w:rPr>
+                <w:rFonts w:asciiTheme="majorHAnsi" w:hAnsiTheme="majorHAnsi" w:cstheme="majorHAnsi"/>
+                <w:sz w:val="20"/>
+                <w:szCs w:val="20"/>
+              </w:rPr>
+              <w:t xml:space="preserve">velocidad de emergencia de las semillas sometidas al estrés del vuelo frente a un lote de control terrestre, simulando el régimen </w:t>
+            </w:r>
+            <w:r>
+              <w:rPr>
+                <w:rFonts w:asciiTheme="majorHAnsi" w:hAnsiTheme="majorHAnsi" w:cstheme="majorHAnsi"/>
+                <w:sz w:val="20"/>
+                <w:szCs w:val="20"/>
+              </w:rPr>
+              <w:lastRenderedPageBreak/>
+              <w:t>de temperatura y humedad medido en la ladera para certificar el protocolo de siembra aérea.</w:t>
+            </w:r>
+          </w:p>
+          <w:p>
+            <w:pPr>
+              <w:spacing w:after="80"/>
+              <w:rPr>
+                <w:rFonts w:asciiTheme="majorHAnsi" w:hAnsiTheme="majorHAnsi" w:cstheme="majorHAnsi"/>
+                <w:sz w:val="20"/>
+                <w:szCs w:val="20"/>
+              </w:rPr>
+            </w:pPr>
+            <w:r>
+              <w:rPr>
+                <w:rFonts w:asciiTheme="majorHAnsi" w:hAnsiTheme="majorHAnsi" w:cstheme="majorHAnsi"/>
+                <w:b/>
+                <w:sz w:val="20"/>
+                <w:szCs w:val="20"/>
+              </w:rPr>
+              <w:t>4. Metodología y Actividades Clave:</w:t>
+            </w:r>
+            <w:r>
+              <w:rPr>
+                <w:rFonts w:asciiTheme="majorHAnsi" w:hAnsiTheme="majorHAnsi" w:cstheme="majorHAnsi"/>
+                <w:b/>
+                <w:sz w:val="20"/>
+                <w:szCs w:val="20"/>
+              </w:rPr>
+              <w:br/>
+            </w:r>
+            <w:r>
+              <w:rPr>
+                <w:rFonts w:asciiTheme="majorHAnsi" w:hAnsiTheme="majorHAnsi" w:cstheme="majorHAnsi"/>
+                <w:sz w:val="20"/>
+                <w:szCs w:val="20"/>
+              </w:rPr>
+              <w:t xml:space="preserve">El proyecto articula tres etapas: </w:t>
+            </w:r>
+          </w:p>
+          <w:p>
+            <w:pPr>
+              <w:spacing w:after="80"/>
+              <w:rPr>
+                <w:rFonts w:asciiTheme="majorHAnsi" w:hAnsiTheme="majorHAnsi" w:cstheme="majorHAnsi"/>
+                <w:sz w:val="20"/>
+                <w:szCs w:val="20"/>
+              </w:rPr>
+            </w:pPr>
+            <w:r>
+              <w:rPr>
+                <w:rFonts w:asciiTheme="majorHAnsi" w:hAnsiTheme="majorHAnsi" w:cstheme="majorHAnsi"/>
+                <w:sz w:val="20"/>
+                <w:szCs w:val="20"/>
+              </w:rPr>
+              <w:t xml:space="preserve">a) Diagnóstico </w:t>
+            </w:r>
+            <w:proofErr w:type="spellStart"/>
+            <w:r>
+              <w:rPr>
+                <w:rFonts w:asciiTheme="majorHAnsi" w:hAnsiTheme="majorHAnsi" w:cstheme="majorHAnsi"/>
+                <w:sz w:val="20"/>
+                <w:szCs w:val="20"/>
+              </w:rPr>
+              <w:t>Microclimático</w:t>
+            </w:r>
+            <w:proofErr w:type="spellEnd"/>
+            <w:r>
+              <w:rPr>
+                <w:rFonts w:asciiTheme="majorHAnsi" w:hAnsiTheme="majorHAnsi" w:cstheme="majorHAnsi"/>
+                <w:sz w:val="20"/>
+                <w:szCs w:val="20"/>
+              </w:rPr>
+              <w:t xml:space="preserve"> y Calidad del Aire: Elevación de plataforma aerostática cautiva limpia de emisiones equipada con sensores ópticos (PMS5003, BME280) y telemetría </w:t>
+            </w:r>
+            <w:proofErr w:type="spellStart"/>
+            <w:r>
+              <w:rPr>
+                <w:rFonts w:asciiTheme="majorHAnsi" w:hAnsiTheme="majorHAnsi" w:cstheme="majorHAnsi"/>
+                <w:sz w:val="20"/>
+                <w:szCs w:val="20"/>
+              </w:rPr>
+              <w:t>LoRa</w:t>
+            </w:r>
+            <w:proofErr w:type="spellEnd"/>
+            <w:r>
+              <w:rPr>
+                <w:rFonts w:asciiTheme="majorHAnsi" w:hAnsiTheme="majorHAnsi" w:cstheme="majorHAnsi"/>
+                <w:sz w:val="20"/>
+                <w:szCs w:val="20"/>
+              </w:rPr>
+              <w:t xml:space="preserve"> 915 MHz, calibrada en tierra con estaciones de referencia SIATA, junto a cohetes sonda para gradientes rápidos</w:t>
+            </w:r>
+            <w:r>
+              <w:rPr>
+                <w:rFonts w:asciiTheme="majorHAnsi" w:hAnsiTheme="majorHAnsi" w:cstheme="majorHAnsi"/>
+                <w:sz w:val="20"/>
+                <w:szCs w:val="20"/>
+              </w:rPr>
+              <w:t>.</w:t>
+            </w:r>
+            <w:r>
+              <w:rPr>
+                <w:rFonts w:asciiTheme="majorHAnsi" w:hAnsiTheme="majorHAnsi" w:cstheme="majorHAnsi"/>
+                <w:sz w:val="20"/>
+                <w:szCs w:val="20"/>
+              </w:rPr>
+              <w:t xml:space="preserve"> </w:t>
+            </w:r>
+          </w:p>
+          <w:p>
+            <w:pPr>
+              <w:spacing w:after="80"/>
+              <w:rPr>
+                <w:rFonts w:asciiTheme="majorHAnsi" w:hAnsiTheme="majorHAnsi" w:cstheme="majorHAnsi"/>
+                <w:sz w:val="20"/>
+                <w:szCs w:val="20"/>
+              </w:rPr>
+            </w:pPr>
+            <w:r>
+              <w:rPr>
+                <w:rFonts w:asciiTheme="majorHAnsi" w:hAnsiTheme="majorHAnsi" w:cstheme="majorHAnsi"/>
+                <w:sz w:val="20"/>
+                <w:szCs w:val="20"/>
+              </w:rPr>
+              <w:t xml:space="preserve">b) Fotogrametría Aérea: Adquisición de </w:t>
+            </w:r>
+            <w:proofErr w:type="spellStart"/>
+            <w:r>
+              <w:rPr>
+                <w:rFonts w:asciiTheme="majorHAnsi" w:hAnsiTheme="majorHAnsi" w:cstheme="majorHAnsi"/>
+                <w:sz w:val="20"/>
+                <w:szCs w:val="20"/>
+              </w:rPr>
+              <w:t>ortomosaicos</w:t>
+            </w:r>
+            <w:proofErr w:type="spellEnd"/>
+            <w:r>
+              <w:rPr>
+                <w:rFonts w:asciiTheme="majorHAnsi" w:hAnsiTheme="majorHAnsi" w:cstheme="majorHAnsi"/>
+                <w:sz w:val="20"/>
+                <w:szCs w:val="20"/>
+              </w:rPr>
+              <w:t xml:space="preserve"> visuales cenitales para delimitar zonas de estrés forestal</w:t>
+            </w:r>
+            <w:r>
+              <w:rPr>
+                <w:rFonts w:asciiTheme="majorHAnsi" w:hAnsiTheme="majorHAnsi" w:cstheme="majorHAnsi"/>
+                <w:sz w:val="20"/>
+                <w:szCs w:val="20"/>
+              </w:rPr>
+              <w:t>.</w:t>
+            </w:r>
+          </w:p>
+          <w:p>
+            <w:pPr>
+              <w:spacing w:after="80"/>
+              <w:rPr>
+                <w:rFonts w:asciiTheme="majorHAnsi" w:hAnsiTheme="majorHAnsi" w:cstheme="majorHAnsi"/>
+                <w:sz w:val="20"/>
+                <w:szCs w:val="20"/>
+              </w:rPr>
+            </w:pPr>
+            <w:r>
+              <w:rPr>
+                <w:rFonts w:asciiTheme="majorHAnsi" w:hAnsiTheme="majorHAnsi" w:cstheme="majorHAnsi"/>
+                <w:sz w:val="20"/>
+                <w:szCs w:val="20"/>
+              </w:rPr>
+              <w:t>c) Bio-Cápsula de Siembra Aérea y Laboratorio: Formulación de pellets higroscópicos de arcilla y nutrientes (método Fukuoka, 1978; García-</w:t>
+            </w:r>
+            <w:proofErr w:type="spellStart"/>
+            <w:r>
+              <w:rPr>
+                <w:rFonts w:asciiTheme="majorHAnsi" w:hAnsiTheme="majorHAnsi" w:cstheme="majorHAnsi"/>
+                <w:sz w:val="20"/>
+                <w:szCs w:val="20"/>
+              </w:rPr>
+              <w:t>Fayos</w:t>
+            </w:r>
+            <w:proofErr w:type="spellEnd"/>
+            <w:r>
+              <w:rPr>
+                <w:rFonts w:asciiTheme="majorHAnsi" w:hAnsiTheme="majorHAnsi" w:cstheme="majorHAnsi"/>
+                <w:sz w:val="20"/>
+                <w:szCs w:val="20"/>
+              </w:rPr>
+              <w:t xml:space="preserve"> et al., 2020) con semillas de flora nativa altoandina (Chagualo, Yarumo, </w:t>
+            </w:r>
+            <w:proofErr w:type="spellStart"/>
+            <w:r>
+              <w:rPr>
+                <w:rFonts w:asciiTheme="majorHAnsi" w:hAnsiTheme="majorHAnsi" w:cstheme="majorHAnsi"/>
+                <w:sz w:val="20"/>
+                <w:szCs w:val="20"/>
+              </w:rPr>
+              <w:t>Amarrabollo</w:t>
+            </w:r>
+            <w:proofErr w:type="spellEnd"/>
+            <w:r>
+              <w:rPr>
+                <w:rFonts w:asciiTheme="majorHAnsi" w:hAnsiTheme="majorHAnsi" w:cstheme="majorHAnsi"/>
+                <w:sz w:val="20"/>
+                <w:szCs w:val="20"/>
+              </w:rPr>
+              <w:t>, Guayacán). Las semillas sometidas al estrés de aceleración y eyección del cohete son recuperadas y evaluadas en cámaras de germinación escolar frente a un lote de control, replicando el microclima hostil medido por los sensores para validar el protocolo de restauración aérea.</w:t>
+            </w:r>
+          </w:p>
+          <w:p>
+            <w:pPr>
+              <w:spacing w:after="80"/>
+              <w:rPr>
+                <w:rFonts w:asciiTheme="majorHAnsi" w:hAnsiTheme="majorHAnsi" w:cstheme="majorHAnsi"/>
+                <w:sz w:val="20"/>
+                <w:szCs w:val="20"/>
+              </w:rPr>
+            </w:pPr>
+            <w:r>
+              <w:rPr>
+                <w:rFonts w:asciiTheme="majorHAnsi" w:hAnsiTheme="majorHAnsi" w:cstheme="majorHAnsi"/>
+                <w:b/>
+                <w:sz w:val="20"/>
+                <w:szCs w:val="20"/>
               </w:rPr>
               <w:t>5. Resultados y Efectos Esperados:</w:t>
+            </w:r>
+            <w:r>
+              <w:rPr>
+                <w:rFonts w:asciiTheme="majorHAnsi" w:hAnsiTheme="majorHAnsi" w:cstheme="majorHAnsi"/>
+                <w:b/>
+                <w:sz w:val="20"/>
+                <w:szCs w:val="20"/>
+              </w:rPr>
               <w:br/>
             </w:r>
             <w:r>
               <w:rPr>
-                <w:rFonts w:ascii="Calibri" w:hAnsi="Calibri"/>
-                <w:sz w:val="20"/>
+                <w:rFonts w:asciiTheme="majorHAnsi" w:hAnsiTheme="majorHAnsi" w:cstheme="majorHAnsi"/>
+                <w:sz w:val="20"/>
+                <w:szCs w:val="20"/>
               </w:rPr>
               <w:t>Un diagnóstico inédito de perfiles atmosféricos y fotogramétricos rurales en datos abiertos para La Estrella; validación de la tecnología de siembra aérea protegida para taludes inaccesibles; y capacidades instaladas en jóvenes de colegio público formados en ciencias STEAM y acción ambiental.</w:t>
             </w:r>
@@ -936,229 +1551,1217 @@
           <w:p>
             <w:pPr>
               <w:spacing w:before="120" w:after="60"/>
+              <w:rPr>
+                <w:rFonts w:asciiTheme="majorHAnsi" w:hAnsiTheme="majorHAnsi" w:cstheme="majorHAnsi"/>
+                <w:sz w:val="20"/>
+                <w:szCs w:val="20"/>
+              </w:rPr>
             </w:pPr>
             <w:r>
               <w:rPr>
-                <w:rFonts w:ascii="Calibri" w:hAnsi="Calibri"/>
-                <w:b/>
-                <w:color w:val="1E3A8A"/>
-                <w:sz w:val="20"/>
+                <w:rFonts w:asciiTheme="majorHAnsi" w:hAnsiTheme="majorHAnsi" w:cstheme="majorHAnsi"/>
+                <w:b/>
+                <w:sz w:val="20"/>
+                <w:szCs w:val="20"/>
               </w:rPr>
               <w:t>6. Referencias Bibliográficas y Normativas:</w:t>
             </w:r>
           </w:p>
           <w:p>
             <w:pPr>
-              <w:spacing w:after="40" w:line="276" w:lineRule="auto"/>
+              <w:spacing w:after="40"/>
+              <w:rPr>
+                <w:rFonts w:asciiTheme="majorHAnsi" w:hAnsiTheme="majorHAnsi" w:cstheme="majorHAnsi"/>
+                <w:sz w:val="20"/>
+                <w:szCs w:val="20"/>
+              </w:rPr>
             </w:pPr>
             <w:r>
               <w:rPr>
-                <w:rFonts w:ascii="Calibri" w:hAnsi="Calibri"/>
-                <w:sz w:val="17"/>
-              </w:rPr>
-              <w:t xml:space="preserve">• Área Metropolitana del Valle de Aburrá [AMVA] &amp; Universidad Nacional de Colombia. (2018). </w:t>
-            </w:r>
-            <w:r>
-              <w:rPr>
-                <w:rFonts w:ascii="Calibri" w:hAnsi="Calibri"/>
-                <w:i/>
-                <w:sz w:val="17"/>
-              </w:rPr>
-              <w:t xml:space="preserve">Estudio de variabilidad microclimática, islas de calor y coberturas vegetales en el Valle de Aburrá. </w:t>
-            </w:r>
-            <w:r>
-              <w:rPr>
-                <w:rFonts w:ascii="Calibri" w:hAnsi="Calibri"/>
-                <w:sz w:val="17"/>
+                <w:rFonts w:asciiTheme="majorHAnsi" w:hAnsiTheme="majorHAnsi" w:cstheme="majorHAnsi"/>
+                <w:sz w:val="20"/>
+                <w:szCs w:val="20"/>
+              </w:rPr>
+              <w:t xml:space="preserve">Área Metropolitana del Valle de Aburrá [AMVA] &amp; Universidad Nacional de Colombia. (2018). </w:t>
+            </w:r>
+            <w:r>
+              <w:rPr>
+                <w:rFonts w:asciiTheme="majorHAnsi" w:hAnsiTheme="majorHAnsi" w:cstheme="majorHAnsi"/>
+                <w:i/>
+                <w:sz w:val="20"/>
+                <w:szCs w:val="20"/>
+              </w:rPr>
+              <w:t xml:space="preserve">Estudio de variabilidad </w:t>
+            </w:r>
+            <w:proofErr w:type="spellStart"/>
+            <w:r>
+              <w:rPr>
+                <w:rFonts w:asciiTheme="majorHAnsi" w:hAnsiTheme="majorHAnsi" w:cstheme="majorHAnsi"/>
+                <w:i/>
+                <w:sz w:val="20"/>
+                <w:szCs w:val="20"/>
+              </w:rPr>
+              <w:t>microclimática</w:t>
+            </w:r>
+            <w:proofErr w:type="spellEnd"/>
+            <w:r>
+              <w:rPr>
+                <w:rFonts w:asciiTheme="majorHAnsi" w:hAnsiTheme="majorHAnsi" w:cstheme="majorHAnsi"/>
+                <w:i/>
+                <w:sz w:val="20"/>
+                <w:szCs w:val="20"/>
+              </w:rPr>
+              <w:t xml:space="preserve">, islas de calor y coberturas vegetales en el Valle de Aburrá. </w:t>
+            </w:r>
+            <w:r>
+              <w:rPr>
+                <w:rFonts w:asciiTheme="majorHAnsi" w:hAnsiTheme="majorHAnsi" w:cstheme="majorHAnsi"/>
+                <w:sz w:val="20"/>
+                <w:szCs w:val="20"/>
               </w:rPr>
               <w:t>Medellín: AMVA.</w:t>
             </w:r>
           </w:p>
           <w:p>
             <w:pPr>
-              <w:spacing w:after="40" w:line="276" w:lineRule="auto"/>
+              <w:spacing w:after="40"/>
+              <w:rPr>
+                <w:rFonts w:asciiTheme="majorHAnsi" w:hAnsiTheme="majorHAnsi" w:cstheme="majorHAnsi"/>
+                <w:sz w:val="20"/>
+                <w:szCs w:val="20"/>
+              </w:rPr>
             </w:pPr>
             <w:r>
               <w:rPr>
-                <w:rFonts w:ascii="Calibri" w:hAnsi="Calibri"/>
-                <w:sz w:val="17"/>
-              </w:rPr>
-              <w:t xml:space="preserve">• Corantioquia. (2019). </w:t>
-            </w:r>
-            <w:r>
-              <w:rPr>
-                <w:rFonts w:ascii="Calibri" w:hAnsi="Calibri"/>
-                <w:i/>
-                <w:sz w:val="17"/>
+                <w:rFonts w:asciiTheme="majorHAnsi" w:hAnsiTheme="majorHAnsi" w:cstheme="majorHAnsi"/>
+                <w:sz w:val="20"/>
+                <w:szCs w:val="20"/>
+              </w:rPr>
+              <w:t xml:space="preserve">Corantioquia. (2019). </w:t>
+            </w:r>
+            <w:r>
+              <w:rPr>
+                <w:rFonts w:asciiTheme="majorHAnsi" w:hAnsiTheme="majorHAnsi" w:cstheme="majorHAnsi"/>
+                <w:i/>
+                <w:sz w:val="20"/>
+                <w:szCs w:val="20"/>
               </w:rPr>
               <w:t xml:space="preserve">Plan de Manejo Ambiental del Distrito de Manejo Integrado (DMI) Cuchilla del Romeral. </w:t>
             </w:r>
             <w:r>
               <w:rPr>
-                <w:rFonts w:ascii="Calibri" w:hAnsi="Calibri"/>
-                <w:sz w:val="17"/>
+                <w:rFonts w:asciiTheme="majorHAnsi" w:hAnsiTheme="majorHAnsi" w:cstheme="majorHAnsi"/>
+                <w:sz w:val="20"/>
+                <w:szCs w:val="20"/>
               </w:rPr>
               <w:t>Corporación Autónoma Regional del Centro de Antioquia.</w:t>
             </w:r>
           </w:p>
           <w:p>
             <w:pPr>
-              <w:spacing w:after="40" w:line="276" w:lineRule="auto"/>
+              <w:spacing w:after="40"/>
+              <w:rPr>
+                <w:rFonts w:asciiTheme="majorHAnsi" w:hAnsiTheme="majorHAnsi" w:cstheme="majorHAnsi"/>
+                <w:sz w:val="20"/>
+                <w:szCs w:val="20"/>
+              </w:rPr>
             </w:pPr>
             <w:r>
               <w:rPr>
-                <w:rFonts w:ascii="Calibri" w:hAnsi="Calibri"/>
-                <w:sz w:val="17"/>
-              </w:rPr>
-              <w:t xml:space="preserve">• Escobedo, F. J., Kroeger, T., &amp; Wagner, J. E. (2011). </w:t>
-            </w:r>
-            <w:r>
-              <w:rPr>
-                <w:rFonts w:ascii="Calibri" w:hAnsi="Calibri"/>
-                <w:i/>
-                <w:sz w:val="17"/>
-              </w:rPr>
-              <w:t xml:space="preserve">Urban forests and pollution mitigation: Analyzing ecosystem services and disservices. </w:t>
-            </w:r>
-            <w:r>
-              <w:rPr>
-                <w:rFonts w:ascii="Calibri" w:hAnsi="Calibri"/>
-                <w:sz w:val="17"/>
-              </w:rPr>
-              <w:t>Environmental Pollution, 159(8-9), 2078-2087. https://doi.org/10.1016/j.envpol.2011.01.010</w:t>
+                <w:rFonts w:asciiTheme="majorHAnsi" w:hAnsiTheme="majorHAnsi" w:cstheme="majorHAnsi"/>
+                <w:sz w:val="20"/>
+                <w:szCs w:val="20"/>
+              </w:rPr>
+              <w:t xml:space="preserve">Escobedo, F. J., Kroeger, T., &amp; Wagner, J. E. (2011). </w:t>
+            </w:r>
+            <w:r>
+              <w:rPr>
+                <w:rFonts w:asciiTheme="majorHAnsi" w:hAnsiTheme="majorHAnsi" w:cstheme="majorHAnsi"/>
+                <w:i/>
+                <w:sz w:val="20"/>
+                <w:szCs w:val="20"/>
+              </w:rPr>
+              <w:t xml:space="preserve">Urban </w:t>
+            </w:r>
+            <w:proofErr w:type="spellStart"/>
+            <w:r>
+              <w:rPr>
+                <w:rFonts w:asciiTheme="majorHAnsi" w:hAnsiTheme="majorHAnsi" w:cstheme="majorHAnsi"/>
+                <w:i/>
+                <w:sz w:val="20"/>
+                <w:szCs w:val="20"/>
+              </w:rPr>
+              <w:t>forests</w:t>
+            </w:r>
+            <w:proofErr w:type="spellEnd"/>
+            <w:r>
+              <w:rPr>
+                <w:rFonts w:asciiTheme="majorHAnsi" w:hAnsiTheme="majorHAnsi" w:cstheme="majorHAnsi"/>
+                <w:i/>
+                <w:sz w:val="20"/>
+                <w:szCs w:val="20"/>
+              </w:rPr>
+              <w:t xml:space="preserve"> and </w:t>
+            </w:r>
+            <w:proofErr w:type="spellStart"/>
+            <w:r>
+              <w:rPr>
+                <w:rFonts w:asciiTheme="majorHAnsi" w:hAnsiTheme="majorHAnsi" w:cstheme="majorHAnsi"/>
+                <w:i/>
+                <w:sz w:val="20"/>
+                <w:szCs w:val="20"/>
+              </w:rPr>
+              <w:t>pollution</w:t>
+            </w:r>
+            <w:proofErr w:type="spellEnd"/>
+            <w:r>
+              <w:rPr>
+                <w:rFonts w:asciiTheme="majorHAnsi" w:hAnsiTheme="majorHAnsi" w:cstheme="majorHAnsi"/>
+                <w:i/>
+                <w:sz w:val="20"/>
+                <w:szCs w:val="20"/>
+              </w:rPr>
+              <w:t xml:space="preserve"> </w:t>
+            </w:r>
+            <w:proofErr w:type="spellStart"/>
+            <w:r>
+              <w:rPr>
+                <w:rFonts w:asciiTheme="majorHAnsi" w:hAnsiTheme="majorHAnsi" w:cstheme="majorHAnsi"/>
+                <w:i/>
+                <w:sz w:val="20"/>
+                <w:szCs w:val="20"/>
+              </w:rPr>
+              <w:t>mitigation</w:t>
+            </w:r>
+            <w:proofErr w:type="spellEnd"/>
+            <w:r>
+              <w:rPr>
+                <w:rFonts w:asciiTheme="majorHAnsi" w:hAnsiTheme="majorHAnsi" w:cstheme="majorHAnsi"/>
+                <w:i/>
+                <w:sz w:val="20"/>
+                <w:szCs w:val="20"/>
+              </w:rPr>
+              <w:t xml:space="preserve">: </w:t>
+            </w:r>
+            <w:proofErr w:type="spellStart"/>
+            <w:r>
+              <w:rPr>
+                <w:rFonts w:asciiTheme="majorHAnsi" w:hAnsiTheme="majorHAnsi" w:cstheme="majorHAnsi"/>
+                <w:i/>
+                <w:sz w:val="20"/>
+                <w:szCs w:val="20"/>
+              </w:rPr>
+              <w:t>Analyzing</w:t>
+            </w:r>
+            <w:proofErr w:type="spellEnd"/>
+            <w:r>
+              <w:rPr>
+                <w:rFonts w:asciiTheme="majorHAnsi" w:hAnsiTheme="majorHAnsi" w:cstheme="majorHAnsi"/>
+                <w:i/>
+                <w:sz w:val="20"/>
+                <w:szCs w:val="20"/>
+              </w:rPr>
+              <w:t xml:space="preserve"> </w:t>
+            </w:r>
+            <w:proofErr w:type="spellStart"/>
+            <w:r>
+              <w:rPr>
+                <w:rFonts w:asciiTheme="majorHAnsi" w:hAnsiTheme="majorHAnsi" w:cstheme="majorHAnsi"/>
+                <w:i/>
+                <w:sz w:val="20"/>
+                <w:szCs w:val="20"/>
+              </w:rPr>
+              <w:t>ecosystem</w:t>
+            </w:r>
+            <w:proofErr w:type="spellEnd"/>
+            <w:r>
+              <w:rPr>
+                <w:rFonts w:asciiTheme="majorHAnsi" w:hAnsiTheme="majorHAnsi" w:cstheme="majorHAnsi"/>
+                <w:i/>
+                <w:sz w:val="20"/>
+                <w:szCs w:val="20"/>
+              </w:rPr>
+              <w:t xml:space="preserve"> </w:t>
+            </w:r>
+            <w:proofErr w:type="spellStart"/>
+            <w:r>
+              <w:rPr>
+                <w:rFonts w:asciiTheme="majorHAnsi" w:hAnsiTheme="majorHAnsi" w:cstheme="majorHAnsi"/>
+                <w:i/>
+                <w:sz w:val="20"/>
+                <w:szCs w:val="20"/>
+              </w:rPr>
+              <w:t>services</w:t>
+            </w:r>
+            <w:proofErr w:type="spellEnd"/>
+            <w:r>
+              <w:rPr>
+                <w:rFonts w:asciiTheme="majorHAnsi" w:hAnsiTheme="majorHAnsi" w:cstheme="majorHAnsi"/>
+                <w:i/>
+                <w:sz w:val="20"/>
+                <w:szCs w:val="20"/>
+              </w:rPr>
+              <w:t xml:space="preserve"> and </w:t>
+            </w:r>
+            <w:proofErr w:type="spellStart"/>
+            <w:r>
+              <w:rPr>
+                <w:rFonts w:asciiTheme="majorHAnsi" w:hAnsiTheme="majorHAnsi" w:cstheme="majorHAnsi"/>
+                <w:i/>
+                <w:sz w:val="20"/>
+                <w:szCs w:val="20"/>
+              </w:rPr>
+              <w:lastRenderedPageBreak/>
+              <w:t>disservices</w:t>
+            </w:r>
+            <w:proofErr w:type="spellEnd"/>
+            <w:r>
+              <w:rPr>
+                <w:rFonts w:asciiTheme="majorHAnsi" w:hAnsiTheme="majorHAnsi" w:cstheme="majorHAnsi"/>
+                <w:i/>
+                <w:sz w:val="20"/>
+                <w:szCs w:val="20"/>
+              </w:rPr>
+              <w:t xml:space="preserve">. </w:t>
+            </w:r>
+            <w:proofErr w:type="spellStart"/>
+            <w:r>
+              <w:rPr>
+                <w:rFonts w:asciiTheme="majorHAnsi" w:hAnsiTheme="majorHAnsi" w:cstheme="majorHAnsi"/>
+                <w:sz w:val="20"/>
+                <w:szCs w:val="20"/>
+              </w:rPr>
+              <w:t>Environmental</w:t>
+            </w:r>
+            <w:proofErr w:type="spellEnd"/>
+            <w:r>
+              <w:rPr>
+                <w:rFonts w:asciiTheme="majorHAnsi" w:hAnsiTheme="majorHAnsi" w:cstheme="majorHAnsi"/>
+                <w:sz w:val="20"/>
+                <w:szCs w:val="20"/>
+              </w:rPr>
+              <w:t xml:space="preserve"> </w:t>
+            </w:r>
+            <w:proofErr w:type="spellStart"/>
+            <w:r>
+              <w:rPr>
+                <w:rFonts w:asciiTheme="majorHAnsi" w:hAnsiTheme="majorHAnsi" w:cstheme="majorHAnsi"/>
+                <w:sz w:val="20"/>
+                <w:szCs w:val="20"/>
+              </w:rPr>
+              <w:t>Pollution</w:t>
+            </w:r>
+            <w:proofErr w:type="spellEnd"/>
+            <w:r>
+              <w:rPr>
+                <w:rFonts w:asciiTheme="majorHAnsi" w:hAnsiTheme="majorHAnsi" w:cstheme="majorHAnsi"/>
+                <w:sz w:val="20"/>
+                <w:szCs w:val="20"/>
+              </w:rPr>
+              <w:t>, 159(8-9), 2078-2087. https://doi.org/10.1016/j.envpol.2011.01.010</w:t>
             </w:r>
           </w:p>
           <w:p>
             <w:pPr>
-              <w:spacing w:after="40" w:line="276" w:lineRule="auto"/>
+              <w:spacing w:after="40"/>
+              <w:rPr>
+                <w:rFonts w:asciiTheme="majorHAnsi" w:hAnsiTheme="majorHAnsi" w:cstheme="majorHAnsi"/>
+                <w:sz w:val="20"/>
+                <w:szCs w:val="20"/>
+              </w:rPr>
             </w:pPr>
             <w:r>
               <w:rPr>
-                <w:rFonts w:ascii="Calibri" w:hAnsi="Calibri"/>
-                <w:sz w:val="17"/>
-              </w:rPr>
-              <w:t xml:space="preserve">• Fukuoka, M. (1978). </w:t>
-            </w:r>
-            <w:r>
-              <w:rPr>
-                <w:rFonts w:ascii="Calibri" w:hAnsi="Calibri"/>
-                <w:i/>
-                <w:sz w:val="17"/>
-              </w:rPr>
-              <w:t xml:space="preserve">The One-Straw Revolution: An Introduction to Natural Farming (Técnica de Nendo Dango). </w:t>
-            </w:r>
-            <w:r>
-              <w:rPr>
-                <w:rFonts w:ascii="Calibri" w:hAnsi="Calibri"/>
-                <w:sz w:val="17"/>
-              </w:rPr>
-              <w:t>Rodale Press.</w:t>
+                <w:rFonts w:asciiTheme="majorHAnsi" w:hAnsiTheme="majorHAnsi" w:cstheme="majorHAnsi"/>
+                <w:sz w:val="20"/>
+                <w:szCs w:val="20"/>
+              </w:rPr>
+              <w:t xml:space="preserve">Fukuoka, M. (1978). </w:t>
+            </w:r>
+            <w:proofErr w:type="spellStart"/>
+            <w:r>
+              <w:rPr>
+                <w:rFonts w:asciiTheme="majorHAnsi" w:hAnsiTheme="majorHAnsi" w:cstheme="majorHAnsi"/>
+                <w:i/>
+                <w:sz w:val="20"/>
+                <w:szCs w:val="20"/>
+              </w:rPr>
+              <w:t>The</w:t>
+            </w:r>
+            <w:proofErr w:type="spellEnd"/>
+            <w:r>
+              <w:rPr>
+                <w:rFonts w:asciiTheme="majorHAnsi" w:hAnsiTheme="majorHAnsi" w:cstheme="majorHAnsi"/>
+                <w:i/>
+                <w:sz w:val="20"/>
+                <w:szCs w:val="20"/>
+              </w:rPr>
+              <w:t xml:space="preserve"> </w:t>
+            </w:r>
+            <w:proofErr w:type="spellStart"/>
+            <w:r>
+              <w:rPr>
+                <w:rFonts w:asciiTheme="majorHAnsi" w:hAnsiTheme="majorHAnsi" w:cstheme="majorHAnsi"/>
+                <w:i/>
+                <w:sz w:val="20"/>
+                <w:szCs w:val="20"/>
+              </w:rPr>
+              <w:t>One</w:t>
+            </w:r>
+            <w:proofErr w:type="spellEnd"/>
+            <w:r>
+              <w:rPr>
+                <w:rFonts w:asciiTheme="majorHAnsi" w:hAnsiTheme="majorHAnsi" w:cstheme="majorHAnsi"/>
+                <w:i/>
+                <w:sz w:val="20"/>
+                <w:szCs w:val="20"/>
+              </w:rPr>
+              <w:t xml:space="preserve">-Straw </w:t>
+            </w:r>
+            <w:proofErr w:type="spellStart"/>
+            <w:r>
+              <w:rPr>
+                <w:rFonts w:asciiTheme="majorHAnsi" w:hAnsiTheme="majorHAnsi" w:cstheme="majorHAnsi"/>
+                <w:i/>
+                <w:sz w:val="20"/>
+                <w:szCs w:val="20"/>
+              </w:rPr>
+              <w:t>Revolution</w:t>
+            </w:r>
+            <w:proofErr w:type="spellEnd"/>
+            <w:r>
+              <w:rPr>
+                <w:rFonts w:asciiTheme="majorHAnsi" w:hAnsiTheme="majorHAnsi" w:cstheme="majorHAnsi"/>
+                <w:i/>
+                <w:sz w:val="20"/>
+                <w:szCs w:val="20"/>
+              </w:rPr>
+              <w:t xml:space="preserve">: </w:t>
+            </w:r>
+            <w:proofErr w:type="spellStart"/>
+            <w:r>
+              <w:rPr>
+                <w:rFonts w:asciiTheme="majorHAnsi" w:hAnsiTheme="majorHAnsi" w:cstheme="majorHAnsi"/>
+                <w:i/>
+                <w:sz w:val="20"/>
+                <w:szCs w:val="20"/>
+              </w:rPr>
+              <w:t>An</w:t>
+            </w:r>
+            <w:proofErr w:type="spellEnd"/>
+            <w:r>
+              <w:rPr>
+                <w:rFonts w:asciiTheme="majorHAnsi" w:hAnsiTheme="majorHAnsi" w:cstheme="majorHAnsi"/>
+                <w:i/>
+                <w:sz w:val="20"/>
+                <w:szCs w:val="20"/>
+              </w:rPr>
+              <w:t xml:space="preserve"> </w:t>
+            </w:r>
+            <w:proofErr w:type="spellStart"/>
+            <w:r>
+              <w:rPr>
+                <w:rFonts w:asciiTheme="majorHAnsi" w:hAnsiTheme="majorHAnsi" w:cstheme="majorHAnsi"/>
+                <w:i/>
+                <w:sz w:val="20"/>
+                <w:szCs w:val="20"/>
+              </w:rPr>
+              <w:t>Introduction</w:t>
+            </w:r>
+            <w:proofErr w:type="spellEnd"/>
+            <w:r>
+              <w:rPr>
+                <w:rFonts w:asciiTheme="majorHAnsi" w:hAnsiTheme="majorHAnsi" w:cstheme="majorHAnsi"/>
+                <w:i/>
+                <w:sz w:val="20"/>
+                <w:szCs w:val="20"/>
+              </w:rPr>
+              <w:t xml:space="preserve"> </w:t>
+            </w:r>
+            <w:proofErr w:type="spellStart"/>
+            <w:r>
+              <w:rPr>
+                <w:rFonts w:asciiTheme="majorHAnsi" w:hAnsiTheme="majorHAnsi" w:cstheme="majorHAnsi"/>
+                <w:i/>
+                <w:sz w:val="20"/>
+                <w:szCs w:val="20"/>
+              </w:rPr>
+              <w:t>to</w:t>
+            </w:r>
+            <w:proofErr w:type="spellEnd"/>
+            <w:r>
+              <w:rPr>
+                <w:rFonts w:asciiTheme="majorHAnsi" w:hAnsiTheme="majorHAnsi" w:cstheme="majorHAnsi"/>
+                <w:i/>
+                <w:sz w:val="20"/>
+                <w:szCs w:val="20"/>
+              </w:rPr>
+              <w:t xml:space="preserve"> Natural </w:t>
+            </w:r>
+            <w:proofErr w:type="spellStart"/>
+            <w:r>
+              <w:rPr>
+                <w:rFonts w:asciiTheme="majorHAnsi" w:hAnsiTheme="majorHAnsi" w:cstheme="majorHAnsi"/>
+                <w:i/>
+                <w:sz w:val="20"/>
+                <w:szCs w:val="20"/>
+              </w:rPr>
+              <w:t>Farming</w:t>
+            </w:r>
+            <w:proofErr w:type="spellEnd"/>
+            <w:r>
+              <w:rPr>
+                <w:rFonts w:asciiTheme="majorHAnsi" w:hAnsiTheme="majorHAnsi" w:cstheme="majorHAnsi"/>
+                <w:i/>
+                <w:sz w:val="20"/>
+                <w:szCs w:val="20"/>
+              </w:rPr>
+              <w:t xml:space="preserve"> (Técnica de </w:t>
+            </w:r>
+            <w:proofErr w:type="spellStart"/>
+            <w:r>
+              <w:rPr>
+                <w:rFonts w:asciiTheme="majorHAnsi" w:hAnsiTheme="majorHAnsi" w:cstheme="majorHAnsi"/>
+                <w:i/>
+                <w:sz w:val="20"/>
+                <w:szCs w:val="20"/>
+              </w:rPr>
+              <w:t>Nendo</w:t>
+            </w:r>
+            <w:proofErr w:type="spellEnd"/>
+            <w:r>
+              <w:rPr>
+                <w:rFonts w:asciiTheme="majorHAnsi" w:hAnsiTheme="majorHAnsi" w:cstheme="majorHAnsi"/>
+                <w:i/>
+                <w:sz w:val="20"/>
+                <w:szCs w:val="20"/>
+              </w:rPr>
+              <w:t xml:space="preserve"> Dango). </w:t>
+            </w:r>
+            <w:proofErr w:type="spellStart"/>
+            <w:r>
+              <w:rPr>
+                <w:rFonts w:asciiTheme="majorHAnsi" w:hAnsiTheme="majorHAnsi" w:cstheme="majorHAnsi"/>
+                <w:sz w:val="20"/>
+                <w:szCs w:val="20"/>
+              </w:rPr>
+              <w:t>Rodale</w:t>
+            </w:r>
+            <w:proofErr w:type="spellEnd"/>
+            <w:r>
+              <w:rPr>
+                <w:rFonts w:asciiTheme="majorHAnsi" w:hAnsiTheme="majorHAnsi" w:cstheme="majorHAnsi"/>
+                <w:sz w:val="20"/>
+                <w:szCs w:val="20"/>
+              </w:rPr>
+              <w:t xml:space="preserve"> </w:t>
+            </w:r>
+            <w:proofErr w:type="spellStart"/>
+            <w:r>
+              <w:rPr>
+                <w:rFonts w:asciiTheme="majorHAnsi" w:hAnsiTheme="majorHAnsi" w:cstheme="majorHAnsi"/>
+                <w:sz w:val="20"/>
+                <w:szCs w:val="20"/>
+              </w:rPr>
+              <w:t>Press</w:t>
+            </w:r>
+            <w:proofErr w:type="spellEnd"/>
+            <w:r>
+              <w:rPr>
+                <w:rFonts w:asciiTheme="majorHAnsi" w:hAnsiTheme="majorHAnsi" w:cstheme="majorHAnsi"/>
+                <w:sz w:val="20"/>
+                <w:szCs w:val="20"/>
+              </w:rPr>
+              <w:t>.</w:t>
             </w:r>
           </w:p>
           <w:p>
             <w:pPr>
-              <w:spacing w:after="40" w:line="276" w:lineRule="auto"/>
+              <w:spacing w:after="40"/>
+              <w:rPr>
+                <w:rFonts w:asciiTheme="majorHAnsi" w:hAnsiTheme="majorHAnsi" w:cstheme="majorHAnsi"/>
+                <w:sz w:val="20"/>
+                <w:szCs w:val="20"/>
+              </w:rPr>
             </w:pPr>
             <w:r>
               <w:rPr>
-                <w:rFonts w:ascii="Calibri" w:hAnsi="Calibri"/>
-                <w:sz w:val="17"/>
-              </w:rPr>
-              <w:t xml:space="preserve">• García-Fayos, P., Bochet, E., &amp; Cerdà, A. (2020). </w:t>
-            </w:r>
-            <w:r>
-              <w:rPr>
-                <w:rFonts w:ascii="Calibri" w:hAnsi="Calibri"/>
-                <w:i/>
-                <w:sz w:val="17"/>
-              </w:rPr>
-              <w:t xml:space="preserve">Seed pelleting and soil erosion control: Enhancing restoration success on degraded steep slopes. </w:t>
-            </w:r>
-            <w:r>
-              <w:rPr>
-                <w:rFonts w:ascii="Calibri" w:hAnsi="Calibri"/>
-                <w:sz w:val="17"/>
-              </w:rPr>
-              <w:t>Ecological Engineering, 148, 105789. https://doi.org/10.1016/j.ecoleng.2020.105789</w:t>
+                <w:rFonts w:asciiTheme="majorHAnsi" w:hAnsiTheme="majorHAnsi" w:cstheme="majorHAnsi"/>
+                <w:sz w:val="20"/>
+                <w:szCs w:val="20"/>
+              </w:rPr>
+              <w:t>García-</w:t>
+            </w:r>
+            <w:proofErr w:type="spellStart"/>
+            <w:r>
+              <w:rPr>
+                <w:rFonts w:asciiTheme="majorHAnsi" w:hAnsiTheme="majorHAnsi" w:cstheme="majorHAnsi"/>
+                <w:sz w:val="20"/>
+                <w:szCs w:val="20"/>
+              </w:rPr>
+              <w:t>Fayos</w:t>
+            </w:r>
+            <w:proofErr w:type="spellEnd"/>
+            <w:r>
+              <w:rPr>
+                <w:rFonts w:asciiTheme="majorHAnsi" w:hAnsiTheme="majorHAnsi" w:cstheme="majorHAnsi"/>
+                <w:sz w:val="20"/>
+                <w:szCs w:val="20"/>
+              </w:rPr>
+              <w:t xml:space="preserve">, P., </w:t>
+            </w:r>
+            <w:proofErr w:type="spellStart"/>
+            <w:r>
+              <w:rPr>
+                <w:rFonts w:asciiTheme="majorHAnsi" w:hAnsiTheme="majorHAnsi" w:cstheme="majorHAnsi"/>
+                <w:sz w:val="20"/>
+                <w:szCs w:val="20"/>
+              </w:rPr>
+              <w:t>Bochet</w:t>
+            </w:r>
+            <w:proofErr w:type="spellEnd"/>
+            <w:r>
+              <w:rPr>
+                <w:rFonts w:asciiTheme="majorHAnsi" w:hAnsiTheme="majorHAnsi" w:cstheme="majorHAnsi"/>
+                <w:sz w:val="20"/>
+                <w:szCs w:val="20"/>
+              </w:rPr>
+              <w:t xml:space="preserve">, E., &amp; </w:t>
+            </w:r>
+            <w:proofErr w:type="spellStart"/>
+            <w:r>
+              <w:rPr>
+                <w:rFonts w:asciiTheme="majorHAnsi" w:hAnsiTheme="majorHAnsi" w:cstheme="majorHAnsi"/>
+                <w:sz w:val="20"/>
+                <w:szCs w:val="20"/>
+              </w:rPr>
+              <w:t>Cerdà</w:t>
+            </w:r>
+            <w:proofErr w:type="spellEnd"/>
+            <w:r>
+              <w:rPr>
+                <w:rFonts w:asciiTheme="majorHAnsi" w:hAnsiTheme="majorHAnsi" w:cstheme="majorHAnsi"/>
+                <w:sz w:val="20"/>
+                <w:szCs w:val="20"/>
+              </w:rPr>
+              <w:t xml:space="preserve">, A. (2020). </w:t>
+            </w:r>
+            <w:proofErr w:type="spellStart"/>
+            <w:r>
+              <w:rPr>
+                <w:rFonts w:asciiTheme="majorHAnsi" w:hAnsiTheme="majorHAnsi" w:cstheme="majorHAnsi"/>
+                <w:i/>
+                <w:sz w:val="20"/>
+                <w:szCs w:val="20"/>
+              </w:rPr>
+              <w:t>Seed</w:t>
+            </w:r>
+            <w:proofErr w:type="spellEnd"/>
+            <w:r>
+              <w:rPr>
+                <w:rFonts w:asciiTheme="majorHAnsi" w:hAnsiTheme="majorHAnsi" w:cstheme="majorHAnsi"/>
+                <w:i/>
+                <w:sz w:val="20"/>
+                <w:szCs w:val="20"/>
+              </w:rPr>
+              <w:t xml:space="preserve"> </w:t>
+            </w:r>
+            <w:proofErr w:type="spellStart"/>
+            <w:r>
+              <w:rPr>
+                <w:rFonts w:asciiTheme="majorHAnsi" w:hAnsiTheme="majorHAnsi" w:cstheme="majorHAnsi"/>
+                <w:i/>
+                <w:sz w:val="20"/>
+                <w:szCs w:val="20"/>
+              </w:rPr>
+              <w:t>pelleting</w:t>
+            </w:r>
+            <w:proofErr w:type="spellEnd"/>
+            <w:r>
+              <w:rPr>
+                <w:rFonts w:asciiTheme="majorHAnsi" w:hAnsiTheme="majorHAnsi" w:cstheme="majorHAnsi"/>
+                <w:i/>
+                <w:sz w:val="20"/>
+                <w:szCs w:val="20"/>
+              </w:rPr>
+              <w:t xml:space="preserve"> and </w:t>
+            </w:r>
+            <w:proofErr w:type="spellStart"/>
+            <w:r>
+              <w:rPr>
+                <w:rFonts w:asciiTheme="majorHAnsi" w:hAnsiTheme="majorHAnsi" w:cstheme="majorHAnsi"/>
+                <w:i/>
+                <w:sz w:val="20"/>
+                <w:szCs w:val="20"/>
+              </w:rPr>
+              <w:t>soil</w:t>
+            </w:r>
+            <w:proofErr w:type="spellEnd"/>
+            <w:r>
+              <w:rPr>
+                <w:rFonts w:asciiTheme="majorHAnsi" w:hAnsiTheme="majorHAnsi" w:cstheme="majorHAnsi"/>
+                <w:i/>
+                <w:sz w:val="20"/>
+                <w:szCs w:val="20"/>
+              </w:rPr>
+              <w:t xml:space="preserve"> </w:t>
+            </w:r>
+            <w:proofErr w:type="spellStart"/>
+            <w:r>
+              <w:rPr>
+                <w:rFonts w:asciiTheme="majorHAnsi" w:hAnsiTheme="majorHAnsi" w:cstheme="majorHAnsi"/>
+                <w:i/>
+                <w:sz w:val="20"/>
+                <w:szCs w:val="20"/>
+              </w:rPr>
+              <w:t>erosion</w:t>
+            </w:r>
+            <w:proofErr w:type="spellEnd"/>
+            <w:r>
+              <w:rPr>
+                <w:rFonts w:asciiTheme="majorHAnsi" w:hAnsiTheme="majorHAnsi" w:cstheme="majorHAnsi"/>
+                <w:i/>
+                <w:sz w:val="20"/>
+                <w:szCs w:val="20"/>
+              </w:rPr>
+              <w:t xml:space="preserve"> control: </w:t>
+            </w:r>
+            <w:proofErr w:type="spellStart"/>
+            <w:r>
+              <w:rPr>
+                <w:rFonts w:asciiTheme="majorHAnsi" w:hAnsiTheme="majorHAnsi" w:cstheme="majorHAnsi"/>
+                <w:i/>
+                <w:sz w:val="20"/>
+                <w:szCs w:val="20"/>
+              </w:rPr>
+              <w:t>Enhancing</w:t>
+            </w:r>
+            <w:proofErr w:type="spellEnd"/>
+            <w:r>
+              <w:rPr>
+                <w:rFonts w:asciiTheme="majorHAnsi" w:hAnsiTheme="majorHAnsi" w:cstheme="majorHAnsi"/>
+                <w:i/>
+                <w:sz w:val="20"/>
+                <w:szCs w:val="20"/>
+              </w:rPr>
+              <w:t xml:space="preserve"> </w:t>
+            </w:r>
+            <w:proofErr w:type="spellStart"/>
+            <w:r>
+              <w:rPr>
+                <w:rFonts w:asciiTheme="majorHAnsi" w:hAnsiTheme="majorHAnsi" w:cstheme="majorHAnsi"/>
+                <w:i/>
+                <w:sz w:val="20"/>
+                <w:szCs w:val="20"/>
+              </w:rPr>
+              <w:t>restoration</w:t>
+            </w:r>
+            <w:proofErr w:type="spellEnd"/>
+            <w:r>
+              <w:rPr>
+                <w:rFonts w:asciiTheme="majorHAnsi" w:hAnsiTheme="majorHAnsi" w:cstheme="majorHAnsi"/>
+                <w:i/>
+                <w:sz w:val="20"/>
+                <w:szCs w:val="20"/>
+              </w:rPr>
+              <w:t xml:space="preserve"> </w:t>
+            </w:r>
+            <w:proofErr w:type="spellStart"/>
+            <w:r>
+              <w:rPr>
+                <w:rFonts w:asciiTheme="majorHAnsi" w:hAnsiTheme="majorHAnsi" w:cstheme="majorHAnsi"/>
+                <w:i/>
+                <w:sz w:val="20"/>
+                <w:szCs w:val="20"/>
+              </w:rPr>
+              <w:t>success</w:t>
+            </w:r>
+            <w:proofErr w:type="spellEnd"/>
+            <w:r>
+              <w:rPr>
+                <w:rFonts w:asciiTheme="majorHAnsi" w:hAnsiTheme="majorHAnsi" w:cstheme="majorHAnsi"/>
+                <w:i/>
+                <w:sz w:val="20"/>
+                <w:szCs w:val="20"/>
+              </w:rPr>
+              <w:t xml:space="preserve"> </w:t>
+            </w:r>
+            <w:proofErr w:type="spellStart"/>
+            <w:r>
+              <w:rPr>
+                <w:rFonts w:asciiTheme="majorHAnsi" w:hAnsiTheme="majorHAnsi" w:cstheme="majorHAnsi"/>
+                <w:i/>
+                <w:sz w:val="20"/>
+                <w:szCs w:val="20"/>
+              </w:rPr>
+              <w:t>on</w:t>
+            </w:r>
+            <w:proofErr w:type="spellEnd"/>
+            <w:r>
+              <w:rPr>
+                <w:rFonts w:asciiTheme="majorHAnsi" w:hAnsiTheme="majorHAnsi" w:cstheme="majorHAnsi"/>
+                <w:i/>
+                <w:sz w:val="20"/>
+                <w:szCs w:val="20"/>
+              </w:rPr>
+              <w:t xml:space="preserve"> </w:t>
+            </w:r>
+            <w:proofErr w:type="spellStart"/>
+            <w:r>
+              <w:rPr>
+                <w:rFonts w:asciiTheme="majorHAnsi" w:hAnsiTheme="majorHAnsi" w:cstheme="majorHAnsi"/>
+                <w:i/>
+                <w:sz w:val="20"/>
+                <w:szCs w:val="20"/>
+              </w:rPr>
+              <w:t>degraded</w:t>
+            </w:r>
+            <w:proofErr w:type="spellEnd"/>
+            <w:r>
+              <w:rPr>
+                <w:rFonts w:asciiTheme="majorHAnsi" w:hAnsiTheme="majorHAnsi" w:cstheme="majorHAnsi"/>
+                <w:i/>
+                <w:sz w:val="20"/>
+                <w:szCs w:val="20"/>
+              </w:rPr>
+              <w:t xml:space="preserve"> </w:t>
+            </w:r>
+            <w:proofErr w:type="spellStart"/>
+            <w:r>
+              <w:rPr>
+                <w:rFonts w:asciiTheme="majorHAnsi" w:hAnsiTheme="majorHAnsi" w:cstheme="majorHAnsi"/>
+                <w:i/>
+                <w:sz w:val="20"/>
+                <w:szCs w:val="20"/>
+              </w:rPr>
+              <w:t>steep</w:t>
+            </w:r>
+            <w:proofErr w:type="spellEnd"/>
+            <w:r>
+              <w:rPr>
+                <w:rFonts w:asciiTheme="majorHAnsi" w:hAnsiTheme="majorHAnsi" w:cstheme="majorHAnsi"/>
+                <w:i/>
+                <w:sz w:val="20"/>
+                <w:szCs w:val="20"/>
+              </w:rPr>
+              <w:t xml:space="preserve"> </w:t>
+            </w:r>
+            <w:proofErr w:type="spellStart"/>
+            <w:r>
+              <w:rPr>
+                <w:rFonts w:asciiTheme="majorHAnsi" w:hAnsiTheme="majorHAnsi" w:cstheme="majorHAnsi"/>
+                <w:i/>
+                <w:sz w:val="20"/>
+                <w:szCs w:val="20"/>
+              </w:rPr>
+              <w:t>slopes</w:t>
+            </w:r>
+            <w:proofErr w:type="spellEnd"/>
+            <w:r>
+              <w:rPr>
+                <w:rFonts w:asciiTheme="majorHAnsi" w:hAnsiTheme="majorHAnsi" w:cstheme="majorHAnsi"/>
+                <w:i/>
+                <w:sz w:val="20"/>
+                <w:szCs w:val="20"/>
+              </w:rPr>
+              <w:t xml:space="preserve">. </w:t>
+            </w:r>
+            <w:proofErr w:type="spellStart"/>
+            <w:r>
+              <w:rPr>
+                <w:rFonts w:asciiTheme="majorHAnsi" w:hAnsiTheme="majorHAnsi" w:cstheme="majorHAnsi"/>
+                <w:sz w:val="20"/>
+                <w:szCs w:val="20"/>
+              </w:rPr>
+              <w:t>Ecological</w:t>
+            </w:r>
+            <w:proofErr w:type="spellEnd"/>
+            <w:r>
+              <w:rPr>
+                <w:rFonts w:asciiTheme="majorHAnsi" w:hAnsiTheme="majorHAnsi" w:cstheme="majorHAnsi"/>
+                <w:sz w:val="20"/>
+                <w:szCs w:val="20"/>
+              </w:rPr>
+              <w:t xml:space="preserve"> </w:t>
+            </w:r>
+            <w:proofErr w:type="spellStart"/>
+            <w:r>
+              <w:rPr>
+                <w:rFonts w:asciiTheme="majorHAnsi" w:hAnsiTheme="majorHAnsi" w:cstheme="majorHAnsi"/>
+                <w:sz w:val="20"/>
+                <w:szCs w:val="20"/>
+              </w:rPr>
+              <w:t>Engineering</w:t>
+            </w:r>
+            <w:proofErr w:type="spellEnd"/>
+            <w:r>
+              <w:rPr>
+                <w:rFonts w:asciiTheme="majorHAnsi" w:hAnsiTheme="majorHAnsi" w:cstheme="majorHAnsi"/>
+                <w:sz w:val="20"/>
+                <w:szCs w:val="20"/>
+              </w:rPr>
+              <w:t>, 148, 105789. https://doi.org/10.1016/j.ecoleng.2020.105789</w:t>
             </w:r>
           </w:p>
           <w:p>
             <w:pPr>
-              <w:spacing w:after="40" w:line="276" w:lineRule="auto"/>
+              <w:spacing w:after="40"/>
+              <w:rPr>
+                <w:rFonts w:asciiTheme="majorHAnsi" w:hAnsiTheme="majorHAnsi" w:cstheme="majorHAnsi"/>
+                <w:sz w:val="20"/>
+                <w:szCs w:val="20"/>
+              </w:rPr>
             </w:pPr>
             <w:r>
               <w:rPr>
-                <w:rFonts w:ascii="Calibri" w:hAnsi="Calibri"/>
-                <w:sz w:val="17"/>
-              </w:rPr>
-              <w:t xml:space="preserve">• Municipio de La Estrella. (2024). </w:t>
-            </w:r>
-            <w:r>
-              <w:rPr>
-                <w:rFonts w:ascii="Calibri" w:hAnsi="Calibri"/>
-                <w:i/>
-                <w:sz w:val="17"/>
+                <w:rFonts w:asciiTheme="majorHAnsi" w:hAnsiTheme="majorHAnsi" w:cstheme="majorHAnsi"/>
+                <w:sz w:val="20"/>
+                <w:szCs w:val="20"/>
+              </w:rPr>
+              <w:t xml:space="preserve">Municipio de La Estrella. (2024). </w:t>
+            </w:r>
+            <w:r>
+              <w:rPr>
+                <w:rFonts w:asciiTheme="majorHAnsi" w:hAnsiTheme="majorHAnsi" w:cstheme="majorHAnsi"/>
+                <w:i/>
+                <w:sz w:val="20"/>
+                <w:szCs w:val="20"/>
               </w:rPr>
               <w:t xml:space="preserve">Plan de Desarrollo Municipal 2024-2027: 'La Estrella, Municipio Verde y Sostenible'. </w:t>
             </w:r>
             <w:r>
               <w:rPr>
-                <w:rFonts w:ascii="Calibri" w:hAnsi="Calibri"/>
-                <w:sz w:val="17"/>
+                <w:rFonts w:asciiTheme="majorHAnsi" w:hAnsiTheme="majorHAnsi" w:cstheme="majorHAnsi"/>
+                <w:sz w:val="20"/>
+                <w:szCs w:val="20"/>
               </w:rPr>
               <w:t>Alcaldía Municipal de La Estrella.</w:t>
             </w:r>
           </w:p>
           <w:p>
             <w:pPr>
-              <w:spacing w:after="40" w:line="276" w:lineRule="auto"/>
+              <w:spacing w:after="40"/>
+              <w:rPr>
+                <w:rFonts w:asciiTheme="majorHAnsi" w:hAnsiTheme="majorHAnsi" w:cstheme="majorHAnsi"/>
+                <w:sz w:val="20"/>
+                <w:szCs w:val="20"/>
+              </w:rPr>
             </w:pPr>
-            <w:r>
-              <w:rPr>
-                <w:rFonts w:ascii="Calibri" w:hAnsi="Calibri"/>
-                <w:sz w:val="17"/>
-              </w:rPr>
-              <w:t xml:space="preserve">• Nowak, D. J., Hirabayashi, S., Bodine, A., &amp; Greenfield, E. (2014). </w:t>
-            </w:r>
-            <w:r>
-              <w:rPr>
-                <w:rFonts w:ascii="Calibri" w:hAnsi="Calibri"/>
-                <w:i/>
-                <w:sz w:val="17"/>
-              </w:rPr>
-              <w:t xml:space="preserve">Tree and forest effects on air quality and human health in the United States. </w:t>
-            </w:r>
-            <w:r>
-              <w:rPr>
-                <w:rFonts w:ascii="Calibri" w:hAnsi="Calibri"/>
-                <w:sz w:val="17"/>
-              </w:rPr>
-              <w:t>Environmental Pollution, 193, 119-129. https://doi.org/10.1016/j.envpol.2014.05.028</w:t>
+            <w:proofErr w:type="spellStart"/>
+            <w:r>
+              <w:rPr>
+                <w:rFonts w:asciiTheme="majorHAnsi" w:hAnsiTheme="majorHAnsi" w:cstheme="majorHAnsi"/>
+                <w:sz w:val="20"/>
+                <w:szCs w:val="20"/>
+              </w:rPr>
+              <w:t>Nowak</w:t>
+            </w:r>
+            <w:proofErr w:type="spellEnd"/>
+            <w:r>
+              <w:rPr>
+                <w:rFonts w:asciiTheme="majorHAnsi" w:hAnsiTheme="majorHAnsi" w:cstheme="majorHAnsi"/>
+                <w:sz w:val="20"/>
+                <w:szCs w:val="20"/>
+              </w:rPr>
+              <w:t xml:space="preserve">, D. J., </w:t>
+            </w:r>
+            <w:proofErr w:type="spellStart"/>
+            <w:r>
+              <w:rPr>
+                <w:rFonts w:asciiTheme="majorHAnsi" w:hAnsiTheme="majorHAnsi" w:cstheme="majorHAnsi"/>
+                <w:sz w:val="20"/>
+                <w:szCs w:val="20"/>
+              </w:rPr>
+              <w:t>Hirabayashi</w:t>
+            </w:r>
+            <w:proofErr w:type="spellEnd"/>
+            <w:r>
+              <w:rPr>
+                <w:rFonts w:asciiTheme="majorHAnsi" w:hAnsiTheme="majorHAnsi" w:cstheme="majorHAnsi"/>
+                <w:sz w:val="20"/>
+                <w:szCs w:val="20"/>
+              </w:rPr>
+              <w:t xml:space="preserve">, S., </w:t>
+            </w:r>
+            <w:proofErr w:type="spellStart"/>
+            <w:r>
+              <w:rPr>
+                <w:rFonts w:asciiTheme="majorHAnsi" w:hAnsiTheme="majorHAnsi" w:cstheme="majorHAnsi"/>
+                <w:sz w:val="20"/>
+                <w:szCs w:val="20"/>
+              </w:rPr>
+              <w:t>Bodine</w:t>
+            </w:r>
+            <w:proofErr w:type="spellEnd"/>
+            <w:r>
+              <w:rPr>
+                <w:rFonts w:asciiTheme="majorHAnsi" w:hAnsiTheme="majorHAnsi" w:cstheme="majorHAnsi"/>
+                <w:sz w:val="20"/>
+                <w:szCs w:val="20"/>
+              </w:rPr>
+              <w:t xml:space="preserve">, A., &amp; </w:t>
+            </w:r>
+            <w:proofErr w:type="spellStart"/>
+            <w:r>
+              <w:rPr>
+                <w:rFonts w:asciiTheme="majorHAnsi" w:hAnsiTheme="majorHAnsi" w:cstheme="majorHAnsi"/>
+                <w:sz w:val="20"/>
+                <w:szCs w:val="20"/>
+              </w:rPr>
+              <w:t>Greenfield</w:t>
+            </w:r>
+            <w:proofErr w:type="spellEnd"/>
+            <w:r>
+              <w:rPr>
+                <w:rFonts w:asciiTheme="majorHAnsi" w:hAnsiTheme="majorHAnsi" w:cstheme="majorHAnsi"/>
+                <w:sz w:val="20"/>
+                <w:szCs w:val="20"/>
+              </w:rPr>
+              <w:t xml:space="preserve">, E. (2014). </w:t>
+            </w:r>
+            <w:proofErr w:type="spellStart"/>
+            <w:r>
+              <w:rPr>
+                <w:rFonts w:asciiTheme="majorHAnsi" w:hAnsiTheme="majorHAnsi" w:cstheme="majorHAnsi"/>
+                <w:i/>
+                <w:sz w:val="20"/>
+                <w:szCs w:val="20"/>
+              </w:rPr>
+              <w:t>Tree</w:t>
+            </w:r>
+            <w:proofErr w:type="spellEnd"/>
+            <w:r>
+              <w:rPr>
+                <w:rFonts w:asciiTheme="majorHAnsi" w:hAnsiTheme="majorHAnsi" w:cstheme="majorHAnsi"/>
+                <w:i/>
+                <w:sz w:val="20"/>
+                <w:szCs w:val="20"/>
+              </w:rPr>
+              <w:t xml:space="preserve"> and </w:t>
+            </w:r>
+            <w:proofErr w:type="spellStart"/>
+            <w:r>
+              <w:rPr>
+                <w:rFonts w:asciiTheme="majorHAnsi" w:hAnsiTheme="majorHAnsi" w:cstheme="majorHAnsi"/>
+                <w:i/>
+                <w:sz w:val="20"/>
+                <w:szCs w:val="20"/>
+              </w:rPr>
+              <w:t>forest</w:t>
+            </w:r>
+            <w:proofErr w:type="spellEnd"/>
+            <w:r>
+              <w:rPr>
+                <w:rFonts w:asciiTheme="majorHAnsi" w:hAnsiTheme="majorHAnsi" w:cstheme="majorHAnsi"/>
+                <w:i/>
+                <w:sz w:val="20"/>
+                <w:szCs w:val="20"/>
+              </w:rPr>
+              <w:t xml:space="preserve"> </w:t>
+            </w:r>
+            <w:proofErr w:type="spellStart"/>
+            <w:r>
+              <w:rPr>
+                <w:rFonts w:asciiTheme="majorHAnsi" w:hAnsiTheme="majorHAnsi" w:cstheme="majorHAnsi"/>
+                <w:i/>
+                <w:sz w:val="20"/>
+                <w:szCs w:val="20"/>
+              </w:rPr>
+              <w:t>effects</w:t>
+            </w:r>
+            <w:proofErr w:type="spellEnd"/>
+            <w:r>
+              <w:rPr>
+                <w:rFonts w:asciiTheme="majorHAnsi" w:hAnsiTheme="majorHAnsi" w:cstheme="majorHAnsi"/>
+                <w:i/>
+                <w:sz w:val="20"/>
+                <w:szCs w:val="20"/>
+              </w:rPr>
+              <w:t xml:space="preserve"> </w:t>
+            </w:r>
+            <w:proofErr w:type="spellStart"/>
+            <w:r>
+              <w:rPr>
+                <w:rFonts w:asciiTheme="majorHAnsi" w:hAnsiTheme="majorHAnsi" w:cstheme="majorHAnsi"/>
+                <w:i/>
+                <w:sz w:val="20"/>
+                <w:szCs w:val="20"/>
+              </w:rPr>
+              <w:t>on</w:t>
+            </w:r>
+            <w:proofErr w:type="spellEnd"/>
+            <w:r>
+              <w:rPr>
+                <w:rFonts w:asciiTheme="majorHAnsi" w:hAnsiTheme="majorHAnsi" w:cstheme="majorHAnsi"/>
+                <w:i/>
+                <w:sz w:val="20"/>
+                <w:szCs w:val="20"/>
+              </w:rPr>
+              <w:t xml:space="preserve"> air </w:t>
+            </w:r>
+            <w:proofErr w:type="spellStart"/>
+            <w:r>
+              <w:rPr>
+                <w:rFonts w:asciiTheme="majorHAnsi" w:hAnsiTheme="majorHAnsi" w:cstheme="majorHAnsi"/>
+                <w:i/>
+                <w:sz w:val="20"/>
+                <w:szCs w:val="20"/>
+              </w:rPr>
+              <w:t>quality</w:t>
+            </w:r>
+            <w:proofErr w:type="spellEnd"/>
+            <w:r>
+              <w:rPr>
+                <w:rFonts w:asciiTheme="majorHAnsi" w:hAnsiTheme="majorHAnsi" w:cstheme="majorHAnsi"/>
+                <w:i/>
+                <w:sz w:val="20"/>
+                <w:szCs w:val="20"/>
+              </w:rPr>
+              <w:t xml:space="preserve"> and human </w:t>
+            </w:r>
+            <w:proofErr w:type="spellStart"/>
+            <w:r>
+              <w:rPr>
+                <w:rFonts w:asciiTheme="majorHAnsi" w:hAnsiTheme="majorHAnsi" w:cstheme="majorHAnsi"/>
+                <w:i/>
+                <w:sz w:val="20"/>
+                <w:szCs w:val="20"/>
+              </w:rPr>
+              <w:t>health</w:t>
+            </w:r>
+            <w:proofErr w:type="spellEnd"/>
+            <w:r>
+              <w:rPr>
+                <w:rFonts w:asciiTheme="majorHAnsi" w:hAnsiTheme="majorHAnsi" w:cstheme="majorHAnsi"/>
+                <w:i/>
+                <w:sz w:val="20"/>
+                <w:szCs w:val="20"/>
+              </w:rPr>
+              <w:t xml:space="preserve"> in </w:t>
+            </w:r>
+            <w:proofErr w:type="spellStart"/>
+            <w:r>
+              <w:rPr>
+                <w:rFonts w:asciiTheme="majorHAnsi" w:hAnsiTheme="majorHAnsi" w:cstheme="majorHAnsi"/>
+                <w:i/>
+                <w:sz w:val="20"/>
+                <w:szCs w:val="20"/>
+              </w:rPr>
+              <w:t>the</w:t>
+            </w:r>
+            <w:proofErr w:type="spellEnd"/>
+            <w:r>
+              <w:rPr>
+                <w:rFonts w:asciiTheme="majorHAnsi" w:hAnsiTheme="majorHAnsi" w:cstheme="majorHAnsi"/>
+                <w:i/>
+                <w:sz w:val="20"/>
+                <w:szCs w:val="20"/>
+              </w:rPr>
+              <w:t xml:space="preserve"> </w:t>
+            </w:r>
+            <w:proofErr w:type="spellStart"/>
+            <w:r>
+              <w:rPr>
+                <w:rFonts w:asciiTheme="majorHAnsi" w:hAnsiTheme="majorHAnsi" w:cstheme="majorHAnsi"/>
+                <w:i/>
+                <w:sz w:val="20"/>
+                <w:szCs w:val="20"/>
+              </w:rPr>
+              <w:t>United</w:t>
+            </w:r>
+            <w:proofErr w:type="spellEnd"/>
+            <w:r>
+              <w:rPr>
+                <w:rFonts w:asciiTheme="majorHAnsi" w:hAnsiTheme="majorHAnsi" w:cstheme="majorHAnsi"/>
+                <w:i/>
+                <w:sz w:val="20"/>
+                <w:szCs w:val="20"/>
+              </w:rPr>
+              <w:t xml:space="preserve"> </w:t>
+            </w:r>
+            <w:proofErr w:type="spellStart"/>
+            <w:r>
+              <w:rPr>
+                <w:rFonts w:asciiTheme="majorHAnsi" w:hAnsiTheme="majorHAnsi" w:cstheme="majorHAnsi"/>
+                <w:i/>
+                <w:sz w:val="20"/>
+                <w:szCs w:val="20"/>
+              </w:rPr>
+              <w:t>States</w:t>
+            </w:r>
+            <w:proofErr w:type="spellEnd"/>
+            <w:r>
+              <w:rPr>
+                <w:rFonts w:asciiTheme="majorHAnsi" w:hAnsiTheme="majorHAnsi" w:cstheme="majorHAnsi"/>
+                <w:i/>
+                <w:sz w:val="20"/>
+                <w:szCs w:val="20"/>
+              </w:rPr>
+              <w:t xml:space="preserve">. </w:t>
+            </w:r>
+            <w:proofErr w:type="spellStart"/>
+            <w:r>
+              <w:rPr>
+                <w:rFonts w:asciiTheme="majorHAnsi" w:hAnsiTheme="majorHAnsi" w:cstheme="majorHAnsi"/>
+                <w:sz w:val="20"/>
+                <w:szCs w:val="20"/>
+              </w:rPr>
+              <w:t>Environmental</w:t>
+            </w:r>
+            <w:proofErr w:type="spellEnd"/>
+            <w:r>
+              <w:rPr>
+                <w:rFonts w:asciiTheme="majorHAnsi" w:hAnsiTheme="majorHAnsi" w:cstheme="majorHAnsi"/>
+                <w:sz w:val="20"/>
+                <w:szCs w:val="20"/>
+              </w:rPr>
+              <w:t xml:space="preserve"> </w:t>
+            </w:r>
+            <w:proofErr w:type="spellStart"/>
+            <w:r>
+              <w:rPr>
+                <w:rFonts w:asciiTheme="majorHAnsi" w:hAnsiTheme="majorHAnsi" w:cstheme="majorHAnsi"/>
+                <w:sz w:val="20"/>
+                <w:szCs w:val="20"/>
+              </w:rPr>
+              <w:t>Pollution</w:t>
+            </w:r>
+            <w:proofErr w:type="spellEnd"/>
+            <w:r>
+              <w:rPr>
+                <w:rFonts w:asciiTheme="majorHAnsi" w:hAnsiTheme="majorHAnsi" w:cstheme="majorHAnsi"/>
+                <w:sz w:val="20"/>
+                <w:szCs w:val="20"/>
+              </w:rPr>
+              <w:t>, 193, 119-129. https://doi.org/10.1016/j.envpol.2014.05.028</w:t>
             </w:r>
           </w:p>
           <w:p>
             <w:pPr>
-              <w:spacing w:after="40" w:line="276" w:lineRule="auto"/>
+              <w:spacing w:after="40"/>
             </w:pPr>
             <w:r>
               <w:rPr>
-                <w:rFonts w:ascii="Calibri" w:hAnsi="Calibri"/>
-                <w:sz w:val="17"/>
-              </w:rPr>
-              <w:t xml:space="preserve">• Sistema de Alerta Temprana de Medellín y el Valle de Aburrá [SIATA]. (2023). </w:t>
-            </w:r>
-            <w:r>
-              <w:rPr>
-                <w:rFonts w:ascii="Calibri" w:hAnsi="Calibri"/>
-                <w:i/>
-                <w:sz w:val="17"/>
+                <w:rFonts w:asciiTheme="majorHAnsi" w:hAnsiTheme="majorHAnsi" w:cstheme="majorHAnsi"/>
+                <w:sz w:val="20"/>
+                <w:szCs w:val="20"/>
+              </w:rPr>
+              <w:t xml:space="preserve">Sistema de Alerta Temprana de Medellín y el Valle de Aburrá [SIATA]. (2023). </w:t>
+            </w:r>
+            <w:r>
+              <w:rPr>
+                <w:rFonts w:asciiTheme="majorHAnsi" w:hAnsiTheme="majorHAnsi" w:cstheme="majorHAnsi"/>
+                <w:i/>
+                <w:sz w:val="20"/>
+                <w:szCs w:val="20"/>
               </w:rPr>
               <w:t xml:space="preserve">Dinámica de dispersión de contaminantes, perfiles verticales y red de monitoreo ciudadano en la cuenca del Valle de Aburrá. </w:t>
             </w:r>
             <w:r>
               <w:rPr>
-                <w:rFonts w:ascii="Calibri" w:hAnsi="Calibri"/>
-                <w:sz w:val="17"/>
+                <w:rFonts w:asciiTheme="majorHAnsi" w:hAnsiTheme="majorHAnsi" w:cstheme="majorHAnsi"/>
+                <w:sz w:val="20"/>
+                <w:szCs w:val="20"/>
               </w:rPr>
               <w:t>Medellín: AMVA / SIATA.</w:t>
             </w:r>
@@ -1166,17 +2769,14 @@
         </w:tc>
       </w:tr>
       <w:tr>
-        <w:trPr>
-          <w:cantSplit w:val="0"/>
-          <w:tblHeader w:val="0"/>
-        </w:trPr>
         <w:tc>
           <w:tcPr>
+            <w:tcW w:w="3420" w:type="dxa"/>
             <w:tcMar>
-              <w:top w:w="243.0" w:type="dxa"/>
-              <w:left w:w="243.0" w:type="dxa"/>
-              <w:bottom w:w="243.0" w:type="dxa"/>
-              <w:right w:w="243.0" w:type="dxa"/>
+              <w:top w:w="243" w:type="dxa"/>
+              <w:left w:w="243" w:type="dxa"/>
+              <w:bottom w:w="243" w:type="dxa"/>
+              <w:right w:w="243" w:type="dxa"/>
             </w:tcMar>
           </w:tcPr>
           <w:p>
@@ -1184,86 +2784,339 @@
               <w:widowControl w:val="0"/>
               <w:spacing w:line="240" w:lineRule="auto"/>
               <w:rPr>
-                <w:rFonts w:ascii="Montserrat" w:cs="Montserrat" w:eastAsia="Montserrat" w:hAnsi="Montserrat"/>
-                <w:b w:val="1"/>
-                <w:bCs w:val="1"/>
-                <w:color w:val="1b877f"/>
+                <w:rFonts w:ascii="Montserrat" w:eastAsia="Montserrat" w:hAnsi="Montserrat" w:cs="Montserrat"/>
+                <w:b/>
+                <w:bCs/>
+                <w:color w:val="1B877F"/>
                 <w:sz w:val="24"/>
                 <w:szCs w:val="24"/>
               </w:rPr>
             </w:pPr>
             <w:r>
               <w:rPr>
-                <w:rFonts w:ascii="Montserrat" w:cs="Montserrat" w:eastAsia="Montserrat" w:hAnsi="Montserrat"/>
-                <w:b w:val="1"/>
-                <w:bCs w:val="1"/>
-                <w:color w:val="ff0000"/>
+                <w:rFonts w:ascii="Montserrat" w:eastAsia="Montserrat" w:hAnsi="Montserrat" w:cs="Montserrat"/>
+                <w:b/>
+                <w:bCs/>
+                <w:color w:val="FF0000"/>
                 <w:sz w:val="24"/>
                 <w:szCs w:val="24"/>
-                <w:rtl w:val="0"/>
-              </w:rPr>
-              <w:t xml:space="preserve">*</w:t>
-            </w:r>
-            <w:r>
-              <w:rPr>
-                <w:rFonts w:ascii="Montserrat" w:cs="Montserrat" w:eastAsia="Montserrat" w:hAnsi="Montserrat"/>
-                <w:b w:val="1"/>
-                <w:bCs w:val="1"/>
-                <w:color w:val="1b877f"/>
+              </w:rPr>
+              <w:lastRenderedPageBreak/>
+              <w:t>*</w:t>
+            </w:r>
+            <w:r>
+              <w:rPr>
+                <w:rFonts w:ascii="Montserrat" w:eastAsia="Montserrat" w:hAnsi="Montserrat" w:cs="Montserrat"/>
+                <w:b/>
+                <w:bCs/>
+                <w:color w:val="1B877F"/>
                 <w:sz w:val="24"/>
                 <w:szCs w:val="24"/>
-                <w:rtl w:val="0"/>
-              </w:rPr>
-              <w:t xml:space="preserve">Actividades del proyecto y cronograma:</w:t>
+              </w:rPr>
+              <w:t>Actividades del proyecto y cronograma:</w:t>
             </w:r>
           </w:p>
         </w:tc>
         <w:tc>
           <w:tcPr>
+            <w:tcW w:w="5940" w:type="dxa"/>
             <w:tcMar>
-              <w:top w:w="243.0" w:type="dxa"/>
-              <w:left w:w="243.0" w:type="dxa"/>
-              <w:bottom w:w="243.0" w:type="dxa"/>
-              <w:right w:w="243.0" w:type="dxa"/>
+              <w:top w:w="243" w:type="dxa"/>
+              <w:left w:w="243" w:type="dxa"/>
+              <w:bottom w:w="243" w:type="dxa"/>
+              <w:right w:w="243" w:type="dxa"/>
             </w:tcMar>
           </w:tcPr>
           <w:p>
             <w:pPr>
-              <w:spacing w:after="80" w:line="276" w:lineRule="auto"/>
+              <w:spacing w:after="80"/>
             </w:pPr>
-            <w:r/>
-            <w:r>
-              <w:rPr>
-                <w:rFonts w:ascii="Calibri" w:hAnsi="Calibri"/>
-                <w:sz w:val="20"/>
-              </w:rPr>
-              <w:t>El proyecto se ejecutará rigurosamente entre noviembre de 2026 y abril de 2027 en 5 etapas secuenciales:</w:t>
+            <w:r>
+              <w:rPr>
+                <w:rFonts w:ascii="Calibri" w:hAnsi="Calibri"/>
+                <w:sz w:val="20"/>
+              </w:rPr>
+              <w:t>El proyecto se ejecutará entre noviembre de 2026 y abril de 2027 en 5 etapas secuenciales:</w:t>
+            </w:r>
+            <w:r>
+              <w:rPr>
+                <w:rFonts w:ascii="Calibri" w:hAnsi="Calibri"/>
+                <w:sz w:val="20"/>
+              </w:rPr>
               <w:br/>
-              <w:t>1. Fase 1 - Alistamiento e Integración Técnica (Noviembre 2026): Adquisición de componentes electrónicos, sensores y materiales aeroespaciales. Talleres juveniles en programación de microcontroladores ESP32, telemetría LoRa 915 MHz, diseño 3D de la bio-cápsula y formulación de pellets de arcilla con semillas nativas.</w:t>
+            </w:r>
+            <w:r>
+              <w:rPr>
+                <w:rFonts w:ascii="Calibri" w:hAnsi="Calibri"/>
+                <w:b/>
+                <w:bCs/>
+                <w:sz w:val="20"/>
+              </w:rPr>
+              <w:t>Fase 1</w:t>
+            </w:r>
+            <w:r>
+              <w:rPr>
+                <w:rFonts w:ascii="Calibri" w:hAnsi="Calibri"/>
+                <w:b/>
+                <w:bCs/>
+                <w:sz w:val="20"/>
+              </w:rPr>
+              <w:t>:</w:t>
+            </w:r>
+            <w:r>
+              <w:rPr>
+                <w:rFonts w:ascii="Calibri" w:hAnsi="Calibri"/>
+                <w:sz w:val="20"/>
+              </w:rPr>
+              <w:t xml:space="preserve"> </w:t>
+            </w:r>
+            <w:r>
+              <w:rPr>
+                <w:rFonts w:ascii="Calibri" w:hAnsi="Calibri"/>
+                <w:sz w:val="20"/>
+              </w:rPr>
+              <w:t xml:space="preserve">Alistamiento e Integración Técnica (Noviembre 2026): Adquisición de componentes electrónicos, sensores y materiales aeroespaciales. </w:t>
+            </w:r>
+            <w:r>
+              <w:rPr>
+                <w:rFonts w:ascii="Calibri" w:hAnsi="Calibri"/>
+                <w:sz w:val="20"/>
+              </w:rPr>
+              <w:t>Sesión formativa juvenil</w:t>
+            </w:r>
+            <w:r>
+              <w:rPr>
+                <w:rFonts w:ascii="Calibri" w:hAnsi="Calibri"/>
+                <w:sz w:val="20"/>
+              </w:rPr>
+              <w:t xml:space="preserve"> en programación de microcontroladores ESP32, telemetría </w:t>
+            </w:r>
+            <w:proofErr w:type="spellStart"/>
+            <w:r>
+              <w:rPr>
+                <w:rFonts w:ascii="Calibri" w:hAnsi="Calibri"/>
+                <w:sz w:val="20"/>
+              </w:rPr>
+              <w:t>LoRa</w:t>
+            </w:r>
+            <w:proofErr w:type="spellEnd"/>
+            <w:r>
+              <w:rPr>
+                <w:rFonts w:ascii="Calibri" w:hAnsi="Calibri"/>
+                <w:sz w:val="20"/>
+              </w:rPr>
+              <w:t xml:space="preserve"> 915 MHz, diseño 3D de la bio-cápsula y formulación de pellets de arcilla con semillas nativas.</w:t>
+            </w:r>
+            <w:r>
+              <w:rPr>
+                <w:rFonts w:ascii="Calibri" w:hAnsi="Calibri"/>
+                <w:sz w:val="20"/>
+              </w:rPr>
               <w:br/>
-              <w:t>2. Fase 2 - Calibración con SIATA y Ensayos de Tierra (Diciembre 2026): Co-localización de sensores en tierra junto a estaciones del SIATA para validación y correlación (R²). Pruebas de banco de eyección, despliegue del paracaídas y hermeticidad de la cápsula biológica.</w:t>
+            </w:r>
+            <w:r>
+              <w:rPr>
+                <w:rFonts w:ascii="Calibri" w:hAnsi="Calibri"/>
+                <w:b/>
+                <w:bCs/>
+                <w:sz w:val="20"/>
+              </w:rPr>
+              <w:t>Fase 2</w:t>
+            </w:r>
+            <w:r>
+              <w:rPr>
+                <w:rFonts w:ascii="Calibri" w:hAnsi="Calibri"/>
+                <w:b/>
+                <w:bCs/>
+                <w:sz w:val="20"/>
+              </w:rPr>
+              <w:t>:</w:t>
+            </w:r>
+            <w:r>
+              <w:rPr>
+                <w:rFonts w:ascii="Calibri" w:hAnsi="Calibri"/>
+                <w:sz w:val="20"/>
+              </w:rPr>
+              <w:t xml:space="preserve"> Calibración con SIATA y Ensayos de Tierra (</w:t>
+            </w:r>
+            <w:r>
+              <w:rPr>
+                <w:rFonts w:ascii="Calibri" w:hAnsi="Calibri"/>
+                <w:sz w:val="20"/>
+              </w:rPr>
+              <w:t>Enero</w:t>
+            </w:r>
+            <w:r>
+              <w:rPr>
+                <w:rFonts w:ascii="Calibri" w:hAnsi="Calibri"/>
+                <w:sz w:val="20"/>
+              </w:rPr>
+              <w:t xml:space="preserve"> 2026): </w:t>
+            </w:r>
+            <w:proofErr w:type="spellStart"/>
+            <w:r>
+              <w:rPr>
+                <w:rFonts w:ascii="Calibri" w:hAnsi="Calibri"/>
+                <w:sz w:val="20"/>
+              </w:rPr>
+              <w:t>Co-localización</w:t>
+            </w:r>
+            <w:proofErr w:type="spellEnd"/>
+            <w:r>
+              <w:rPr>
+                <w:rFonts w:ascii="Calibri" w:hAnsi="Calibri"/>
+                <w:sz w:val="20"/>
+              </w:rPr>
+              <w:t xml:space="preserve"> de sensores en tierra junto a estaciones del SIATA para validación y correlación (R²). Pruebas de banco de eyección, despliegue del paracaídas y hermeticidad de la cápsula biológica.</w:t>
+            </w:r>
+            <w:r>
+              <w:rPr>
+                <w:rFonts w:ascii="Calibri" w:hAnsi="Calibri"/>
+                <w:sz w:val="20"/>
+              </w:rPr>
               <w:br/>
-              <w:t>3. Fase 3 - Campaña de Medición Aérea y Ensayo de Vuelo (Enero - Febrero 2027): Despliegue de la plataforma aerostática cautiva para registro de perfiles de PM2.5/PM10, temperatura y humedad, y fotogrametría del dosel. Lanzamiento del cohete sonda portando la bio-cápsula de semillas peletizadas sometidas a dinámica de eyección.</w:t>
+            </w:r>
+            <w:r>
+              <w:rPr>
+                <w:rFonts w:ascii="Calibri" w:hAnsi="Calibri"/>
+                <w:b/>
+                <w:bCs/>
+                <w:sz w:val="20"/>
+              </w:rPr>
+              <w:t>Fase 3</w:t>
+            </w:r>
+            <w:r>
+              <w:rPr>
+                <w:rFonts w:ascii="Calibri" w:hAnsi="Calibri"/>
+                <w:b/>
+                <w:bCs/>
+                <w:sz w:val="20"/>
+              </w:rPr>
+              <w:t>:</w:t>
+            </w:r>
+            <w:r>
+              <w:rPr>
+                <w:rFonts w:ascii="Calibri" w:hAnsi="Calibri"/>
+                <w:sz w:val="20"/>
+              </w:rPr>
+              <w:t xml:space="preserve"> Campaña de Medición Aérea y Ensayo de Vuelo (Febrero 2027): Despliegue de la plataforma aerostática cautiva para registro de perfiles de PM2.5/PM10, temperatura y humedad, y fotogrametría del dosel. Lanzamiento del cohete sonda portando la bio-cápsula de semillas </w:t>
+            </w:r>
+            <w:proofErr w:type="spellStart"/>
+            <w:r>
+              <w:rPr>
+                <w:rFonts w:ascii="Calibri" w:hAnsi="Calibri"/>
+                <w:sz w:val="20"/>
+              </w:rPr>
+              <w:t>peletizadas</w:t>
+            </w:r>
+            <w:proofErr w:type="spellEnd"/>
+            <w:r>
+              <w:rPr>
+                <w:rFonts w:ascii="Calibri" w:hAnsi="Calibri"/>
+                <w:sz w:val="20"/>
+              </w:rPr>
+              <w:t xml:space="preserve"> sometidas a dinámica de </w:t>
+            </w:r>
+            <w:r>
+              <w:rPr>
+                <w:rFonts w:ascii="Calibri" w:hAnsi="Calibri"/>
+                <w:sz w:val="20"/>
+              </w:rPr>
+              <w:lastRenderedPageBreak/>
+              <w:t>eyección.</w:t>
+            </w:r>
+            <w:r>
+              <w:rPr>
+                <w:rFonts w:ascii="Calibri" w:hAnsi="Calibri"/>
+                <w:sz w:val="20"/>
+              </w:rPr>
               <w:br/>
-              <w:t>4. Fase 4 - Análisis en Ambiente Controlado y Laboratorio (Febrero - Marzo 2027): Montaje de ensayos de germinación en el laboratorio de la IEJAGA: lote experimental (sometido a vuelo) vs. lote de control terrestre, simulando el régimen de temperatura y humedad medido en la ladera. Registro diario de porcentaje de germinación, velocidad de emergencia y vigor radicular.</w:t>
+            </w:r>
+            <w:r>
+              <w:rPr>
+                <w:rFonts w:ascii="Calibri" w:hAnsi="Calibri"/>
+                <w:b/>
+                <w:bCs/>
+                <w:sz w:val="20"/>
+              </w:rPr>
+              <w:t>Fase 4</w:t>
+            </w:r>
+            <w:r>
+              <w:rPr>
+                <w:rFonts w:ascii="Calibri" w:hAnsi="Calibri"/>
+                <w:b/>
+                <w:bCs/>
+                <w:sz w:val="20"/>
+              </w:rPr>
+              <w:t>:</w:t>
+            </w:r>
+            <w:r>
+              <w:rPr>
+                <w:rFonts w:ascii="Calibri" w:hAnsi="Calibri"/>
+                <w:sz w:val="20"/>
+              </w:rPr>
+              <w:t xml:space="preserve"> Análisis en Ambiente Controlado y Laboratorio (Febrero - Marzo 2027): Montaje de ensayos de germinación en el laboratorio de la IEJAGA: lote experimental (sometido a vuelo) vs. lote de control terrestre, simulando el régimen de temperatura y humedad medido en la ladera. Registro diario de porcentaje de germinación, velocidad de emergencia y vigor radicular.</w:t>
+            </w:r>
+            <w:r>
+              <w:rPr>
+                <w:rFonts w:ascii="Calibri" w:hAnsi="Calibri"/>
+                <w:sz w:val="20"/>
+              </w:rPr>
               <w:br/>
-              <w:t>5. Fase 5 - Sistematización y Socialización (Hasta 1 de abril de 2027): Publicación del dataset de calidad del aire, elaboración del protocolo técnico de siembra aérea transferible a la Secretaría de Medio Ambiente e ICLEI, y socialización institucional.</w:t>
+            </w:r>
+            <w:r>
+              <w:rPr>
+                <w:rFonts w:ascii="Calibri" w:hAnsi="Calibri"/>
+                <w:b/>
+                <w:bCs/>
+                <w:sz w:val="20"/>
+              </w:rPr>
+              <w:t>Fase 5</w:t>
+            </w:r>
+            <w:r>
+              <w:rPr>
+                <w:rFonts w:ascii="Calibri" w:hAnsi="Calibri"/>
+                <w:b/>
+                <w:bCs/>
+                <w:sz w:val="20"/>
+              </w:rPr>
+              <w:t>:</w:t>
+            </w:r>
+            <w:r>
+              <w:rPr>
+                <w:rFonts w:ascii="Calibri" w:hAnsi="Calibri"/>
+                <w:sz w:val="20"/>
+              </w:rPr>
+              <w:t xml:space="preserve"> Sistematización y Socialización (Hasta 1 de abril de 2027): Publicación del </w:t>
+            </w:r>
+            <w:proofErr w:type="spellStart"/>
+            <w:r>
+              <w:rPr>
+                <w:rFonts w:ascii="Calibri" w:hAnsi="Calibri"/>
+                <w:sz w:val="20"/>
+              </w:rPr>
+              <w:t>dataset</w:t>
+            </w:r>
+            <w:proofErr w:type="spellEnd"/>
+            <w:r>
+              <w:rPr>
+                <w:rFonts w:ascii="Calibri" w:hAnsi="Calibri"/>
+                <w:sz w:val="20"/>
+              </w:rPr>
+              <w:t xml:space="preserve"> de calidad del aire, elaboración del protocolo técnico de siembra aérea transferible a la Secretaría de Medio Ambiente e ICLEI, y socialización institucional.</w:t>
             </w:r>
           </w:p>
         </w:tc>
       </w:tr>
       <w:tr>
-        <w:trPr>
-          <w:cantSplit w:val="0"/>
-          <w:tblHeader w:val="0"/>
-        </w:trPr>
         <w:tc>
           <w:tcPr>
+            <w:tcW w:w="3420" w:type="dxa"/>
             <w:tcMar>
-              <w:top w:w="243.0" w:type="dxa"/>
-              <w:left w:w="243.0" w:type="dxa"/>
-              <w:bottom w:w="243.0" w:type="dxa"/>
-              <w:right w:w="243.0" w:type="dxa"/>
+              <w:top w:w="243" w:type="dxa"/>
+              <w:left w:w="243" w:type="dxa"/>
+              <w:bottom w:w="243" w:type="dxa"/>
+              <w:right w:w="243" w:type="dxa"/>
             </w:tcMar>
           </w:tcPr>
           <w:p>
@@ -1271,86 +3124,301 @@
               <w:widowControl w:val="0"/>
               <w:spacing w:line="240" w:lineRule="auto"/>
               <w:rPr>
-                <w:rFonts w:ascii="Montserrat" w:cs="Montserrat" w:eastAsia="Montserrat" w:hAnsi="Montserrat"/>
-                <w:b w:val="1"/>
-                <w:bCs w:val="1"/>
-                <w:color w:val="1b877f"/>
+                <w:rFonts w:ascii="Montserrat" w:eastAsia="Montserrat" w:hAnsi="Montserrat" w:cs="Montserrat"/>
+                <w:b/>
+                <w:bCs/>
+                <w:color w:val="1B877F"/>
                 <w:sz w:val="24"/>
                 <w:szCs w:val="24"/>
               </w:rPr>
             </w:pPr>
             <w:r>
               <w:rPr>
-                <w:rFonts w:ascii="Montserrat" w:cs="Montserrat" w:eastAsia="Montserrat" w:hAnsi="Montserrat"/>
-                <w:b w:val="1"/>
-                <w:bCs w:val="1"/>
-                <w:color w:val="ff0000"/>
+                <w:rFonts w:ascii="Montserrat" w:eastAsia="Montserrat" w:hAnsi="Montserrat" w:cs="Montserrat"/>
+                <w:b/>
+                <w:bCs/>
+                <w:color w:val="FF0000"/>
                 <w:sz w:val="24"/>
                 <w:szCs w:val="24"/>
-                <w:rtl w:val="0"/>
-              </w:rPr>
-              <w:t xml:space="preserve">*</w:t>
-            </w:r>
-            <w:r>
-              <w:rPr>
-                <w:rFonts w:ascii="Montserrat" w:cs="Montserrat" w:eastAsia="Montserrat" w:hAnsi="Montserrat"/>
-                <w:b w:val="1"/>
-                <w:bCs w:val="1"/>
-                <w:color w:val="1b877f"/>
+              </w:rPr>
+              <w:lastRenderedPageBreak/>
+              <w:t>*</w:t>
+            </w:r>
+            <w:r>
+              <w:rPr>
+                <w:rFonts w:ascii="Montserrat" w:eastAsia="Montserrat" w:hAnsi="Montserrat" w:cs="Montserrat"/>
+                <w:b/>
+                <w:bCs/>
+                <w:color w:val="1B877F"/>
                 <w:sz w:val="24"/>
                 <w:szCs w:val="24"/>
-                <w:rtl w:val="0"/>
-              </w:rPr>
-              <w:t xml:space="preserve">Rol de los y las jóvenes:</w:t>
+              </w:rPr>
+              <w:t>Rol de los y las jóvenes:</w:t>
             </w:r>
           </w:p>
         </w:tc>
         <w:tc>
           <w:tcPr>
+            <w:tcW w:w="5940" w:type="dxa"/>
             <w:tcMar>
-              <w:top w:w="243.0" w:type="dxa"/>
-              <w:left w:w="243.0" w:type="dxa"/>
-              <w:bottom w:w="243.0" w:type="dxa"/>
-              <w:right w:w="243.0" w:type="dxa"/>
+              <w:top w:w="243" w:type="dxa"/>
+              <w:left w:w="243" w:type="dxa"/>
+              <w:bottom w:w="243" w:type="dxa"/>
+              <w:right w:w="243" w:type="dxa"/>
             </w:tcMar>
           </w:tcPr>
           <w:p>
             <w:pPr>
-              <w:spacing w:after="80" w:line="276" w:lineRule="auto"/>
+              <w:spacing w:after="80"/>
+              <w:rPr>
+                <w:rFonts w:ascii="Calibri" w:hAnsi="Calibri"/>
+                <w:sz w:val="20"/>
+              </w:rPr>
             </w:pPr>
-            <w:r/>
-            <w:r>
-              <w:rPr>
-                <w:rFonts w:ascii="Calibri" w:hAnsi="Calibri"/>
-                <w:sz w:val="20"/>
-              </w:rPr>
-              <w:t>El proyecto es liderado, diseñado y operado directamente por estudiantes del Semillero PDA de la IEJAGA, asumiendo roles profesionales de misión científica:</w:t>
+            <w:r>
+              <w:rPr>
+                <w:rFonts w:ascii="Calibri" w:hAnsi="Calibri"/>
+                <w:sz w:val="20"/>
+              </w:rPr>
+              <w:t xml:space="preserve">El proyecto es liderado, diseñado y operado directamente por estudiantes del Semillero PDA </w:t>
+            </w:r>
+            <w:r>
+              <w:rPr>
+                <w:rFonts w:ascii="Calibri" w:hAnsi="Calibri"/>
+                <w:sz w:val="20"/>
+              </w:rPr>
+              <w:t xml:space="preserve">CLUB </w:t>
+            </w:r>
+            <w:r>
+              <w:rPr>
+                <w:rFonts w:ascii="Calibri" w:hAnsi="Calibri"/>
+                <w:sz w:val="20"/>
+              </w:rPr>
+              <w:t>de la IEJAGA, asumiendo roles profesionales de misión científica:</w:t>
+            </w:r>
+            <w:r>
+              <w:rPr>
+                <w:rFonts w:ascii="Calibri" w:hAnsi="Calibri"/>
+                <w:sz w:val="20"/>
+              </w:rPr>
               <w:br/>
-              <w:t>• Dirección de Misión y Operaciones: Lidera la logística de vuelo, cálculos de estabilidad balística y protocolos de seguridad.</w:t>
+              <w:t>•</w:t>
+            </w:r>
+            <w:r>
+              <w:rPr>
+                <w:rFonts w:ascii="Calibri" w:hAnsi="Calibri"/>
+                <w:sz w:val="20"/>
+              </w:rPr>
+              <w:t xml:space="preserve"> </w:t>
+            </w:r>
+            <w:r>
+              <w:rPr>
+                <w:rFonts w:ascii="Calibri" w:hAnsi="Calibri"/>
+                <w:sz w:val="20"/>
+              </w:rPr>
+              <w:t>Dirección de Misión y Operaciones</w:t>
+            </w:r>
+            <w:r>
+              <w:rPr>
+                <w:rFonts w:ascii="Calibri" w:hAnsi="Calibri"/>
+                <w:sz w:val="20"/>
+              </w:rPr>
+              <w:t xml:space="preserve"> (</w:t>
+            </w:r>
+            <w:r>
+              <w:rPr>
+                <w:rFonts w:ascii="Calibri" w:hAnsi="Calibri"/>
+                <w:sz w:val="20"/>
+              </w:rPr>
+              <w:t>Santiago Saldarriaga Cardona</w:t>
+            </w:r>
+            <w:r>
+              <w:rPr>
+                <w:rFonts w:ascii="Calibri" w:hAnsi="Calibri"/>
+                <w:sz w:val="20"/>
+              </w:rPr>
+              <w:t>)</w:t>
+            </w:r>
+            <w:r>
+              <w:rPr>
+                <w:rFonts w:ascii="Calibri" w:hAnsi="Calibri"/>
+                <w:sz w:val="20"/>
+              </w:rPr>
+              <w:t>: Lidera la logística de vuelo, cálculos de estabilidad balística y protocolos de seguridad.</w:t>
+            </w:r>
+            <w:r>
+              <w:rPr>
+                <w:rFonts w:ascii="Calibri" w:hAnsi="Calibri"/>
+                <w:sz w:val="20"/>
+              </w:rPr>
               <w:br/>
-              <w:t>• Aviónica y Telemetría: Programa los microcontroladores ESP32, calibra sensores con el SIATA y opera la estación terrena LoRa en tiempo real.</w:t>
+              <w:t>• Aviónica y Telemetría</w:t>
+            </w:r>
+            <w:r>
+              <w:rPr>
+                <w:rFonts w:ascii="Calibri" w:hAnsi="Calibri"/>
+                <w:sz w:val="20"/>
+              </w:rPr>
+              <w:t xml:space="preserve"> (</w:t>
+            </w:r>
+            <w:r>
+              <w:rPr>
+                <w:rFonts w:ascii="Calibri" w:hAnsi="Calibri"/>
+                <w:sz w:val="20"/>
+              </w:rPr>
+              <w:t>Felipe Jiménez Ramírez</w:t>
+            </w:r>
+            <w:r>
+              <w:rPr>
+                <w:rFonts w:ascii="Calibri" w:hAnsi="Calibri"/>
+                <w:sz w:val="20"/>
+              </w:rPr>
+              <w:t>)</w:t>
+            </w:r>
+            <w:r>
+              <w:rPr>
+                <w:rFonts w:ascii="Calibri" w:hAnsi="Calibri"/>
+                <w:sz w:val="20"/>
+              </w:rPr>
+              <w:t xml:space="preserve">: Programa los microcontroladores ESP32, calibra sensores con el SIATA y opera la estación terrena </w:t>
+            </w:r>
+            <w:proofErr w:type="spellStart"/>
+            <w:r>
+              <w:rPr>
+                <w:rFonts w:ascii="Calibri" w:hAnsi="Calibri"/>
+                <w:sz w:val="20"/>
+              </w:rPr>
+              <w:t>LoRa</w:t>
+            </w:r>
+            <w:proofErr w:type="spellEnd"/>
+            <w:r>
+              <w:rPr>
+                <w:rFonts w:ascii="Calibri" w:hAnsi="Calibri"/>
+                <w:sz w:val="20"/>
+              </w:rPr>
+              <w:t xml:space="preserve"> en tiempo real.</w:t>
+            </w:r>
+            <w:r>
+              <w:rPr>
+                <w:rFonts w:ascii="Calibri" w:hAnsi="Calibri"/>
+                <w:sz w:val="20"/>
+              </w:rPr>
               <w:br/>
-              <w:t>• Plataforma Aerostática y Teledetección: Gestiona el arnés aerostático, inflado técnico con helio y adquisición de fotografía cenital.</w:t>
+              <w:t>• Plataforma Aerostática y Teledetección</w:t>
+            </w:r>
+            <w:r>
+              <w:rPr>
+                <w:rFonts w:ascii="Calibri" w:hAnsi="Calibri"/>
+                <w:sz w:val="20"/>
+              </w:rPr>
+              <w:t xml:space="preserve"> (</w:t>
+            </w:r>
+            <w:r>
+              <w:rPr>
+                <w:rFonts w:ascii="Calibri" w:hAnsi="Calibri"/>
+                <w:sz w:val="20"/>
+              </w:rPr>
+              <w:t>Samuel Vargas Zapata</w:t>
+            </w:r>
+            <w:r>
+              <w:rPr>
+                <w:rFonts w:ascii="Calibri" w:hAnsi="Calibri"/>
+                <w:sz w:val="20"/>
+              </w:rPr>
+              <w:t xml:space="preserve">, </w:t>
+            </w:r>
+            <w:proofErr w:type="spellStart"/>
+            <w:r>
+              <w:rPr>
+                <w:rFonts w:ascii="Calibri" w:hAnsi="Calibri"/>
+                <w:sz w:val="20"/>
+              </w:rPr>
+              <w:t>Julian</w:t>
+            </w:r>
+            <w:proofErr w:type="spellEnd"/>
+            <w:r>
+              <w:rPr>
+                <w:rFonts w:ascii="Calibri" w:hAnsi="Calibri"/>
+                <w:sz w:val="20"/>
+              </w:rPr>
+              <w:t xml:space="preserve"> López</w:t>
+            </w:r>
+            <w:r>
+              <w:rPr>
+                <w:rFonts w:ascii="Calibri" w:hAnsi="Calibri"/>
+                <w:sz w:val="20"/>
+              </w:rPr>
+              <w:t>)</w:t>
+            </w:r>
+            <w:r>
+              <w:rPr>
+                <w:rFonts w:ascii="Calibri" w:hAnsi="Calibri"/>
+                <w:sz w:val="20"/>
+              </w:rPr>
+              <w:t>: Gestiona el arnés aerostático, inflado técnico con helio y adquisición de fotografía cenital.</w:t>
+            </w:r>
+            <w:r>
+              <w:rPr>
+                <w:rFonts w:ascii="Calibri" w:hAnsi="Calibri"/>
+                <w:sz w:val="20"/>
+              </w:rPr>
               <w:br/>
-              <w:t>• Bio-Cargas y Laboratorio de Germinación: Elabora los pellets con semillas nativas, gestiona las cámaras de germinación escolar y mide variables biométricas.</w:t>
-              <w:br/>
-              <w:t>Este modelo de Aprendizaje Basado en Retos (ABR) empodera a los jóvenes como agentes de cambio, transformando el aprendizaje pasivo en vocaciones activas de ingeniería aeroespacial, biotecnología y gestión ambiental comunitaria.</w:t>
+              <w:t>• Bio-Cargas y Laboratorio de Germinación</w:t>
+            </w:r>
+            <w:r>
+              <w:rPr>
+                <w:rFonts w:ascii="Calibri" w:hAnsi="Calibri"/>
+                <w:sz w:val="20"/>
+              </w:rPr>
+              <w:t xml:space="preserve"> (</w:t>
+            </w:r>
+            <w:r>
+              <w:rPr>
+                <w:rFonts w:ascii="Calibri" w:hAnsi="Calibri"/>
+                <w:sz w:val="20"/>
+              </w:rPr>
+              <w:t>Emanuel García Sánchez</w:t>
+            </w:r>
+            <w:r>
+              <w:rPr>
+                <w:rFonts w:ascii="Calibri" w:hAnsi="Calibri"/>
+                <w:sz w:val="20"/>
+              </w:rPr>
+              <w:t xml:space="preserve">, </w:t>
+            </w:r>
+            <w:r>
+              <w:rPr>
+                <w:rFonts w:ascii="Calibri" w:hAnsi="Calibri"/>
+                <w:sz w:val="20"/>
+              </w:rPr>
+              <w:t>Felipe Jiménez Ramírez</w:t>
+            </w:r>
+            <w:r>
+              <w:rPr>
+                <w:rFonts w:ascii="Calibri" w:hAnsi="Calibri"/>
+                <w:sz w:val="20"/>
+              </w:rPr>
+              <w:t>)</w:t>
+            </w:r>
+            <w:r>
+              <w:rPr>
+                <w:rFonts w:ascii="Calibri" w:hAnsi="Calibri"/>
+                <w:sz w:val="20"/>
+              </w:rPr>
+              <w:t>: Elabora los pellets con semillas nativas, gestiona las cámaras de germinación escolar y mide variables biométricas.</w:t>
             </w:r>
           </w:p>
         </w:tc>
       </w:tr>
       <w:tr>
-        <w:trPr>
-          <w:cantSplit w:val="0"/>
-          <w:tblHeader w:val="0"/>
-        </w:trPr>
         <w:tc>
           <w:tcPr>
+            <w:tcW w:w="3420" w:type="dxa"/>
             <w:tcMar>
-              <w:top w:w="243.0" w:type="dxa"/>
-              <w:left w:w="243.0" w:type="dxa"/>
-              <w:bottom w:w="243.0" w:type="dxa"/>
-              <w:right w:w="243.0" w:type="dxa"/>
+              <w:top w:w="243" w:type="dxa"/>
+              <w:left w:w="243" w:type="dxa"/>
+              <w:bottom w:w="243" w:type="dxa"/>
+              <w:right w:w="243" w:type="dxa"/>
             </w:tcMar>
           </w:tcPr>
           <w:p>
@@ -1358,85 +3426,125 @@
               <w:widowControl w:val="0"/>
               <w:spacing w:line="240" w:lineRule="auto"/>
               <w:rPr>
-                <w:rFonts w:ascii="Montserrat" w:cs="Montserrat" w:eastAsia="Montserrat" w:hAnsi="Montserrat"/>
-                <w:b w:val="1"/>
-                <w:bCs w:val="1"/>
-                <w:color w:val="ff0000"/>
+                <w:rFonts w:ascii="Montserrat" w:eastAsia="Montserrat" w:hAnsi="Montserrat" w:cs="Montserrat"/>
+                <w:b/>
+                <w:bCs/>
+                <w:color w:val="FF0000"/>
                 <w:sz w:val="24"/>
                 <w:szCs w:val="24"/>
               </w:rPr>
             </w:pPr>
             <w:r>
               <w:rPr>
-                <w:rFonts w:ascii="Montserrat" w:cs="Montserrat" w:eastAsia="Montserrat" w:hAnsi="Montserrat"/>
-                <w:b w:val="1"/>
-                <w:bCs w:val="1"/>
-                <w:color w:val="ff0000"/>
+                <w:rFonts w:ascii="Montserrat" w:eastAsia="Montserrat" w:hAnsi="Montserrat" w:cs="Montserrat"/>
+                <w:b/>
+                <w:bCs/>
+                <w:color w:val="FF0000"/>
                 <w:sz w:val="24"/>
                 <w:szCs w:val="24"/>
-                <w:rtl w:val="0"/>
-              </w:rPr>
-              <w:t xml:space="preserve">*</w:t>
-            </w:r>
-            <w:r>
-              <w:rPr>
-                <w:rFonts w:ascii="Montserrat" w:cs="Montserrat" w:eastAsia="Montserrat" w:hAnsi="Montserrat"/>
-                <w:b w:val="1"/>
-                <w:bCs w:val="1"/>
-                <w:color w:val="1b877f"/>
+              </w:rPr>
+              <w:t>*</w:t>
+            </w:r>
+            <w:r>
+              <w:rPr>
+                <w:rFonts w:ascii="Montserrat" w:eastAsia="Montserrat" w:hAnsi="Montserrat" w:cs="Montserrat"/>
+                <w:b/>
+                <w:bCs/>
+                <w:color w:val="1B877F"/>
                 <w:sz w:val="24"/>
                 <w:szCs w:val="24"/>
-                <w:rtl w:val="0"/>
-              </w:rPr>
-              <w:t xml:space="preserve">Número de jóvenes participantes en el proyecto</w:t>
-            </w:r>
-            <w:r>
-              <w:rPr>
-                <w:rtl w:val="0"/>
-              </w:rPr>
+              </w:rPr>
+              <w:t>Número de jóvenes participantes en el proyecto</w:t>
             </w:r>
           </w:p>
         </w:tc>
         <w:tc>
           <w:tcPr>
+            <w:tcW w:w="5940" w:type="dxa"/>
             <w:tcMar>
-              <w:top w:w="243.0" w:type="dxa"/>
-              <w:left w:w="243.0" w:type="dxa"/>
-              <w:bottom w:w="243.0" w:type="dxa"/>
-              <w:right w:w="243.0" w:type="dxa"/>
+              <w:top w:w="243" w:type="dxa"/>
+              <w:left w:w="243" w:type="dxa"/>
+              <w:bottom w:w="243" w:type="dxa"/>
+              <w:right w:w="243" w:type="dxa"/>
             </w:tcMar>
           </w:tcPr>
           <w:p>
             <w:pPr>
-              <w:spacing w:after="80" w:line="276" w:lineRule="auto"/>
+              <w:spacing w:after="80"/>
             </w:pPr>
-            <w:r/>
-            <w:r>
-              <w:rPr>
-                <w:rFonts w:ascii="Calibri" w:hAnsi="Calibri"/>
-                <w:sz w:val="20"/>
-              </w:rPr>
-              <w:t>• Jóvenes líderes directos: 4 estudiantes (diseño, aviónica, aerostática y bio-cargas).</w:t>
+            <w:r>
+              <w:rPr>
+                <w:rFonts w:ascii="Calibri" w:hAnsi="Calibri"/>
+                <w:sz w:val="20"/>
+              </w:rPr>
+              <w:t xml:space="preserve">• Jóvenes líderes directos: </w:t>
+            </w:r>
+            <w:r>
+              <w:rPr>
+                <w:rFonts w:ascii="Calibri" w:hAnsi="Calibri"/>
+                <w:sz w:val="20"/>
+              </w:rPr>
+              <w:t>5</w:t>
+            </w:r>
+            <w:r>
+              <w:rPr>
+                <w:rFonts w:ascii="Calibri" w:hAnsi="Calibri"/>
+                <w:sz w:val="20"/>
+              </w:rPr>
+              <w:t xml:space="preserve"> estudiantes (diseño, aviónica, aerostática y bio-cargas).</w:t>
+            </w:r>
+            <w:r>
+              <w:rPr>
+                <w:rFonts w:ascii="Calibri" w:hAnsi="Calibri"/>
+                <w:sz w:val="20"/>
+              </w:rPr>
               <w:br/>
-              <w:t>• Jóvenes participantes y voluntarios del semillero: 20 estudiantes de 9°, 10° y 11° de la IEJAGA vinculados activamente en talleres de peletizado de semillas, calibración electrónica y monitoreo diario en el laboratorio de germinación.</w:t>
+              <w:t xml:space="preserve">• Jóvenes participantes y voluntarios del semillero: 20 estudiantes de 9°, 10° y 11° de la IEJAGA vinculados activamente en talleres de </w:t>
+            </w:r>
+            <w:proofErr w:type="spellStart"/>
+            <w:r>
+              <w:rPr>
+                <w:rFonts w:ascii="Calibri" w:hAnsi="Calibri"/>
+                <w:sz w:val="20"/>
+              </w:rPr>
+              <w:t>peletizado</w:t>
+            </w:r>
+            <w:proofErr w:type="spellEnd"/>
+            <w:r>
+              <w:rPr>
+                <w:rFonts w:ascii="Calibri" w:hAnsi="Calibri"/>
+                <w:sz w:val="20"/>
+              </w:rPr>
+              <w:t xml:space="preserve"> de semillas, calibración electrónica y monitoreo diario en el laboratorio de germinación.</w:t>
+            </w:r>
+            <w:r>
+              <w:rPr>
+                <w:rFonts w:ascii="Calibri" w:hAnsi="Calibri"/>
+                <w:sz w:val="20"/>
+              </w:rPr>
               <w:br/>
-              <w:t>• Beneficiarios indirectos: Más de 800 estudiantes de la comunidad educativa y habitantes del sector rural de La Tablaza con acceso a los datos ambientales abiertos.</w:t>
+              <w:t xml:space="preserve">• Beneficiarios indirectos: Más de 800 estudiantes de la </w:t>
+            </w:r>
+            <w:r>
+              <w:rPr>
+                <w:rFonts w:ascii="Calibri" w:hAnsi="Calibri"/>
+                <w:sz w:val="20"/>
+              </w:rPr>
+              <w:lastRenderedPageBreak/>
+              <w:t>comunidad educativa y habitantes del sector rural de La Tablaza con acceso a los datos ambientales abiertos.</w:t>
             </w:r>
           </w:p>
         </w:tc>
       </w:tr>
       <w:tr>
-        <w:trPr>
-          <w:cantSplit w:val="0"/>
-          <w:tblHeader w:val="0"/>
-        </w:trPr>
         <w:tc>
           <w:tcPr>
+            <w:tcW w:w="3420" w:type="dxa"/>
             <w:tcMar>
-              <w:top w:w="243.0" w:type="dxa"/>
-              <w:left w:w="243.0" w:type="dxa"/>
-              <w:bottom w:w="243.0" w:type="dxa"/>
-              <w:right w:w="243.0" w:type="dxa"/>
+              <w:top w:w="243" w:type="dxa"/>
+              <w:left w:w="243" w:type="dxa"/>
+              <w:bottom w:w="243" w:type="dxa"/>
+              <w:right w:w="243" w:type="dxa"/>
             </w:tcMar>
           </w:tcPr>
           <w:p>
@@ -1444,82 +3552,228 @@
               <w:widowControl w:val="0"/>
               <w:spacing w:line="240" w:lineRule="auto"/>
               <w:rPr>
-                <w:rFonts w:ascii="Montserrat" w:cs="Montserrat" w:eastAsia="Montserrat" w:hAnsi="Montserrat"/>
-                <w:b w:val="1"/>
-                <w:bCs w:val="1"/>
-                <w:color w:val="1b877f"/>
+                <w:rFonts w:ascii="Montserrat" w:eastAsia="Montserrat" w:hAnsi="Montserrat" w:cs="Montserrat"/>
+                <w:b/>
+                <w:bCs/>
+                <w:color w:val="1B877F"/>
                 <w:sz w:val="24"/>
                 <w:szCs w:val="24"/>
               </w:rPr>
             </w:pPr>
             <w:r>
               <w:rPr>
-                <w:rFonts w:ascii="Montserrat" w:cs="Montserrat" w:eastAsia="Montserrat" w:hAnsi="Montserrat"/>
-                <w:b w:val="1"/>
-                <w:bCs w:val="1"/>
-                <w:color w:val="ff0000"/>
+                <w:rFonts w:ascii="Montserrat" w:eastAsia="Montserrat" w:hAnsi="Montserrat" w:cs="Montserrat"/>
+                <w:b/>
+                <w:bCs/>
+                <w:color w:val="FF0000"/>
                 <w:sz w:val="24"/>
                 <w:szCs w:val="24"/>
-                <w:rtl w:val="0"/>
-              </w:rPr>
-              <w:t xml:space="preserve">*</w:t>
-            </w:r>
-            <w:r>
-              <w:rPr>
-                <w:rFonts w:ascii="Montserrat" w:cs="Montserrat" w:eastAsia="Montserrat" w:hAnsi="Montserrat"/>
-                <w:b w:val="1"/>
-                <w:bCs w:val="1"/>
-                <w:color w:val="1b877f"/>
+              </w:rPr>
+              <w:lastRenderedPageBreak/>
+              <w:t>*</w:t>
+            </w:r>
+            <w:r>
+              <w:rPr>
+                <w:rFonts w:ascii="Montserrat" w:eastAsia="Montserrat" w:hAnsi="Montserrat" w:cs="Montserrat"/>
+                <w:b/>
+                <w:bCs/>
+                <w:color w:val="1B877F"/>
                 <w:sz w:val="24"/>
                 <w:szCs w:val="24"/>
-                <w:rtl w:val="0"/>
-              </w:rPr>
-              <w:t xml:space="preserve">Resultado(s) del proyecto:</w:t>
+              </w:rPr>
+              <w:t>Resultado(s) del proyecto:</w:t>
             </w:r>
           </w:p>
         </w:tc>
         <w:tc>
           <w:tcPr>
+            <w:tcW w:w="5940" w:type="dxa"/>
             <w:tcMar>
-              <w:top w:w="243.0" w:type="dxa"/>
-              <w:left w:w="243.0" w:type="dxa"/>
-              <w:bottom w:w="243.0" w:type="dxa"/>
-              <w:right w:w="243.0" w:type="dxa"/>
+              <w:top w:w="243" w:type="dxa"/>
+              <w:left w:w="243" w:type="dxa"/>
+              <w:bottom w:w="243" w:type="dxa"/>
+              <w:right w:w="243" w:type="dxa"/>
             </w:tcMar>
           </w:tcPr>
           <w:p>
             <w:pPr>
-              <w:spacing w:after="80" w:line="276" w:lineRule="auto"/>
+              <w:spacing w:after="80"/>
             </w:pPr>
-            <w:r/>
-            <w:r>
-              <w:rPr>
-                <w:rFonts w:ascii="Calibri" w:hAnsi="Calibri"/>
-                <w:sz w:val="20"/>
-              </w:rPr>
-              <w:t>1. Dataset Atmosférico y Perfiles Verticales: Base de datos pública con mediciones continuas de PM2.5, PM10, CO2, temperatura, humedad y presión barométrica en perfil vertical (0 a 100 m en globo y cotas de cohete), correlacionada y validada mediante protocolo conjunto con la red del SIATA.</w:t>
+            <w:r>
+              <w:rPr>
+                <w:rFonts w:ascii="Calibri" w:hAnsi="Calibri"/>
+                <w:b/>
+                <w:bCs/>
+                <w:sz w:val="20"/>
+              </w:rPr>
+              <w:t xml:space="preserve">1. </w:t>
+            </w:r>
+            <w:proofErr w:type="spellStart"/>
+            <w:r>
+              <w:rPr>
+                <w:rFonts w:ascii="Calibri" w:hAnsi="Calibri"/>
+                <w:b/>
+                <w:bCs/>
+                <w:sz w:val="20"/>
+              </w:rPr>
+              <w:t>Dataset</w:t>
+            </w:r>
+            <w:proofErr w:type="spellEnd"/>
+            <w:r>
+              <w:rPr>
+                <w:rFonts w:ascii="Calibri" w:hAnsi="Calibri"/>
+                <w:b/>
+                <w:bCs/>
+                <w:sz w:val="20"/>
+              </w:rPr>
+              <w:t xml:space="preserve"> Atmosférico y Perfiles Verticales:</w:t>
+            </w:r>
+            <w:r>
+              <w:rPr>
+                <w:rFonts w:ascii="Calibri" w:hAnsi="Calibri"/>
+                <w:sz w:val="20"/>
+              </w:rPr>
+              <w:t xml:space="preserve"> Base de datos pública con mediciones continuas de PM2.5, PM10, CO2, temperatura, humedad y presión barométrica en perfil vertical (0 a 100 m en globo y cotas de cohete), correlacionada y validada mediante protocolo conjunto con la red del SIATA.</w:t>
+            </w:r>
+            <w:r>
+              <w:rPr>
+                <w:rFonts w:ascii="Calibri" w:hAnsi="Calibri"/>
+                <w:sz w:val="20"/>
+              </w:rPr>
               <w:br/>
-              <w:t>2. Diagnóstico Fotogramétrico del Dosel: Mosaico fotográfico cenital de alta resolución cubriendo al menos 1 km lineal de ladera y ronda hídrica en La Tablaza para identificar sectores de fragmentación boscosa.</w:t>
+            </w:r>
+            <w:r>
+              <w:rPr>
+                <w:rFonts w:ascii="Calibri" w:hAnsi="Calibri"/>
+                <w:b/>
+                <w:bCs/>
+                <w:sz w:val="20"/>
+              </w:rPr>
+              <w:t>2. Diagnóstico Fotogramétrico del Dosel:</w:t>
+            </w:r>
+            <w:r>
+              <w:rPr>
+                <w:rFonts w:ascii="Calibri" w:hAnsi="Calibri"/>
+                <w:sz w:val="20"/>
+              </w:rPr>
+              <w:t xml:space="preserve"> Mosaico fotográfico cenital de alta resolución cubriendo al menos 1 km lineal de ladera y ronda hídrica en La Tablaza para identificar sectores de fragmentación boscosa.</w:t>
+            </w:r>
+            <w:r>
+              <w:rPr>
+                <w:rFonts w:ascii="Calibri" w:hAnsi="Calibri"/>
+                <w:sz w:val="20"/>
+              </w:rPr>
               <w:br/>
-              <w:t>3. Validación Experimental de Siembra Aérea: Evaluación biométrica en ambiente controlado de 200 semillas nativas peletizadas (100 sometidas a estrés de vuelo vs. 100 de control), demostrando la viabilidad del embrión (% germinación y vigor radicular) bajo el microclima real medido en la ladera.</w:t>
+            </w:r>
+            <w:r>
+              <w:rPr>
+                <w:rFonts w:ascii="Calibri" w:hAnsi="Calibri"/>
+                <w:b/>
+                <w:bCs/>
+                <w:sz w:val="20"/>
+              </w:rPr>
+              <w:t>3. Validación Experimental de Siembra Aérea:</w:t>
+            </w:r>
+            <w:r>
+              <w:rPr>
+                <w:rFonts w:ascii="Calibri" w:hAnsi="Calibri"/>
+                <w:sz w:val="20"/>
+              </w:rPr>
+              <w:t xml:space="preserve"> Evaluación biométrica en ambiente controlado de </w:t>
+            </w:r>
+            <w:r>
+              <w:rPr>
+                <w:rFonts w:ascii="Calibri" w:hAnsi="Calibri"/>
+                <w:sz w:val="20"/>
+              </w:rPr>
+              <w:t>160</w:t>
+            </w:r>
+            <w:r>
+              <w:rPr>
+                <w:rFonts w:ascii="Calibri" w:hAnsi="Calibri"/>
+                <w:sz w:val="20"/>
+              </w:rPr>
+              <w:t xml:space="preserve"> semillas nativas </w:t>
+            </w:r>
+            <w:proofErr w:type="spellStart"/>
+            <w:r>
+              <w:rPr>
+                <w:rFonts w:ascii="Calibri" w:hAnsi="Calibri"/>
+                <w:sz w:val="20"/>
+              </w:rPr>
+              <w:t>peletizadas</w:t>
+            </w:r>
+            <w:proofErr w:type="spellEnd"/>
+            <w:r>
+              <w:rPr>
+                <w:rFonts w:ascii="Calibri" w:hAnsi="Calibri"/>
+                <w:sz w:val="20"/>
+              </w:rPr>
+              <w:t xml:space="preserve"> (</w:t>
+            </w:r>
+            <w:r>
+              <w:rPr>
+                <w:rFonts w:ascii="Calibri" w:hAnsi="Calibri"/>
+                <w:sz w:val="20"/>
+              </w:rPr>
+              <w:t>80</w:t>
+            </w:r>
+            <w:r>
+              <w:rPr>
+                <w:rFonts w:ascii="Calibri" w:hAnsi="Calibri"/>
+                <w:sz w:val="20"/>
+              </w:rPr>
+              <w:t xml:space="preserve"> sometidas a estrés de vuelo vs. </w:t>
+            </w:r>
+            <w:r>
+              <w:rPr>
+                <w:rFonts w:ascii="Calibri" w:hAnsi="Calibri"/>
+                <w:sz w:val="20"/>
+              </w:rPr>
+              <w:t>80</w:t>
+            </w:r>
+            <w:r>
+              <w:rPr>
+                <w:rFonts w:ascii="Calibri" w:hAnsi="Calibri"/>
+                <w:sz w:val="20"/>
+              </w:rPr>
+              <w:t xml:space="preserve"> de control), demostrando la viabilidad del embrión (% germinación y vigor radicular) bajo el microclima real medido en la ladera.</w:t>
+            </w:r>
+            <w:r>
+              <w:rPr>
+                <w:rFonts w:ascii="Calibri" w:hAnsi="Calibri"/>
+                <w:sz w:val="20"/>
+              </w:rPr>
               <w:br/>
-              <w:t>4. Protocolo Tecnológico de Reforestación Aérea: Documento técnico y metodológico entregado a la Secretaría de Medio Ambiente de La Estrella con las especificaciones de dosificación de pellets, bio-cápsulas y especies idóneas para restauración de laderas inaccesibles del municipio.</w:t>
+            </w:r>
+            <w:r>
+              <w:rPr>
+                <w:rFonts w:ascii="Calibri" w:hAnsi="Calibri"/>
+                <w:b/>
+                <w:bCs/>
+                <w:sz w:val="20"/>
+              </w:rPr>
+              <w:t>4. Protocolo Tecnológico de Reforestación Aérea:</w:t>
+            </w:r>
+            <w:r>
+              <w:rPr>
+                <w:rFonts w:ascii="Calibri" w:hAnsi="Calibri"/>
+                <w:sz w:val="20"/>
+              </w:rPr>
+              <w:t xml:space="preserve"> Documento técnico y metodológico entregado a la Secretaría de Medio Ambiente de La Estrella con las especificaciones de dosificación de pellets, bio-cápsulas y especies idóneas para restauración de laderas inaccesibles del municipio.</w:t>
             </w:r>
           </w:p>
         </w:tc>
       </w:tr>
       <w:tr>
-        <w:trPr>
-          <w:cantSplit w:val="0"/>
-          <w:tblHeader w:val="0"/>
-        </w:trPr>
         <w:tc>
           <w:tcPr>
+            <w:tcW w:w="3420" w:type="dxa"/>
             <w:tcMar>
-              <w:top w:w="243.0" w:type="dxa"/>
-              <w:left w:w="243.0" w:type="dxa"/>
-              <w:bottom w:w="243.0" w:type="dxa"/>
-              <w:right w:w="243.0" w:type="dxa"/>
+              <w:top w:w="243" w:type="dxa"/>
+              <w:left w:w="243" w:type="dxa"/>
+              <w:bottom w:w="243" w:type="dxa"/>
+              <w:right w:w="243" w:type="dxa"/>
             </w:tcMar>
           </w:tcPr>
           <w:p>
@@ -1527,35 +3781,33 @@
               <w:widowControl w:val="0"/>
               <w:spacing w:line="240" w:lineRule="auto"/>
               <w:rPr>
-                <w:rFonts w:ascii="Montserrat" w:cs="Montserrat" w:eastAsia="Montserrat" w:hAnsi="Montserrat"/>
-                <w:b w:val="1"/>
-                <w:bCs w:val="1"/>
-                <w:color w:val="1b877f"/>
+                <w:rFonts w:ascii="Montserrat" w:eastAsia="Montserrat" w:hAnsi="Montserrat" w:cs="Montserrat"/>
+                <w:b/>
+                <w:bCs/>
+                <w:color w:val="1B877F"/>
                 <w:sz w:val="24"/>
                 <w:szCs w:val="24"/>
               </w:rPr>
             </w:pPr>
             <w:r>
               <w:rPr>
-                <w:rFonts w:ascii="Montserrat" w:cs="Montserrat" w:eastAsia="Montserrat" w:hAnsi="Montserrat"/>
-                <w:b w:val="1"/>
-                <w:bCs w:val="1"/>
-                <w:color w:val="ff0000"/>
+                <w:rFonts w:ascii="Montserrat" w:eastAsia="Montserrat" w:hAnsi="Montserrat" w:cs="Montserrat"/>
+                <w:b/>
+                <w:bCs/>
+                <w:color w:val="FF0000"/>
                 <w:sz w:val="24"/>
                 <w:szCs w:val="24"/>
-                <w:rtl w:val="0"/>
-              </w:rPr>
-              <w:t xml:space="preserve">*</w:t>
-            </w:r>
-            <w:r>
-              <w:rPr>
-                <w:rFonts w:ascii="Montserrat" w:cs="Montserrat" w:eastAsia="Montserrat" w:hAnsi="Montserrat"/>
-                <w:b w:val="1"/>
-                <w:bCs w:val="1"/>
-                <w:color w:val="1b877f"/>
+              </w:rPr>
+              <w:t>*</w:t>
+            </w:r>
+            <w:r>
+              <w:rPr>
+                <w:rFonts w:ascii="Montserrat" w:eastAsia="Montserrat" w:hAnsi="Montserrat" w:cs="Montserrat"/>
+                <w:b/>
+                <w:bCs/>
+                <w:color w:val="1B877F"/>
                 <w:sz w:val="24"/>
                 <w:szCs w:val="24"/>
-                <w:rtl w:val="0"/>
               </w:rPr>
               <w:t xml:space="preserve">Impacto del proyecto: </w:t>
             </w:r>
@@ -1563,121 +3815,302 @@
         </w:tc>
         <w:tc>
           <w:tcPr>
+            <w:tcW w:w="5940" w:type="dxa"/>
             <w:tcMar>
-              <w:top w:w="243.0" w:type="dxa"/>
-              <w:left w:w="243.0" w:type="dxa"/>
-              <w:bottom w:w="243.0" w:type="dxa"/>
-              <w:right w:w="243.0" w:type="dxa"/>
+              <w:top w:w="243" w:type="dxa"/>
+              <w:left w:w="243" w:type="dxa"/>
+              <w:bottom w:w="243" w:type="dxa"/>
+              <w:right w:w="243" w:type="dxa"/>
             </w:tcMar>
           </w:tcPr>
           <w:p>
             <w:pPr>
-              <w:spacing w:after="80" w:line="276" w:lineRule="auto"/>
+              <w:spacing w:after="80"/>
             </w:pPr>
-            <w:r/>
-            <w:r>
-              <w:rPr>
-                <w:rFonts w:ascii="Calibri" w:hAnsi="Calibri"/>
-                <w:sz w:val="20"/>
-              </w:rPr>
-              <w:t>• Impacto Ambiental y Ecológico: Provee una herramienta científica inédita para el municipio: entender cómo la deforestación altera el microclima de ladera y brindar una alternativa tecnológica validada (siembra aérea peletizada) para intervenir taludes escarpados del Romeral donde no es posible reforestar a pie.</w:t>
+            <w:r>
+              <w:rPr>
+                <w:rFonts w:ascii="Calibri" w:hAnsi="Calibri"/>
+                <w:b/>
+                <w:bCs/>
+                <w:sz w:val="20"/>
+              </w:rPr>
+              <w:t>• Ambiental y Ecológico:</w:t>
+            </w:r>
+            <w:r>
+              <w:rPr>
+                <w:rFonts w:ascii="Calibri" w:hAnsi="Calibri"/>
+                <w:sz w:val="20"/>
+              </w:rPr>
+              <w:t xml:space="preserve"> Provee una herramienta científica inédita para el municipio: entender cómo la deforestación altera el microclima de ladera y brindar una alternativa tecnológica validada (siembra aérea </w:t>
+            </w:r>
+            <w:proofErr w:type="spellStart"/>
+            <w:r>
+              <w:rPr>
+                <w:rFonts w:ascii="Calibri" w:hAnsi="Calibri"/>
+                <w:sz w:val="20"/>
+              </w:rPr>
+              <w:t>peletizada</w:t>
+            </w:r>
+            <w:proofErr w:type="spellEnd"/>
+            <w:r>
+              <w:rPr>
+                <w:rFonts w:ascii="Calibri" w:hAnsi="Calibri"/>
+                <w:sz w:val="20"/>
+              </w:rPr>
+              <w:t>) para intervenir taludes escarpados del Romeral donde no es posible reforestar a pie.</w:t>
+            </w:r>
+            <w:r>
+              <w:rPr>
+                <w:rFonts w:ascii="Calibri" w:hAnsi="Calibri"/>
+                <w:sz w:val="20"/>
+              </w:rPr>
               <w:br/>
-              <w:t>• Impacto Científico y en Conocimiento: Vincula la educación pública oficial con centros de investigación de vanguardia como el SIATA, enseñando a los jóvenes a recolectar datos rigurosos y tomar decisiones ambientales basadas en evidencia científica.</w:t>
+            </w:r>
+            <w:r>
+              <w:rPr>
+                <w:rFonts w:ascii="Calibri" w:hAnsi="Calibri"/>
+                <w:b/>
+                <w:bCs/>
+                <w:sz w:val="20"/>
+              </w:rPr>
+              <w:t>• Científico y en Conocimiento:</w:t>
+            </w:r>
+            <w:r>
+              <w:rPr>
+                <w:rFonts w:ascii="Calibri" w:hAnsi="Calibri"/>
+                <w:sz w:val="20"/>
+              </w:rPr>
+              <w:t xml:space="preserve"> Vincula la educación pública oficial con centros de investigación de vanguardia como el SIATA, enseñando a los jóvenes a recolectar datos rigurosos y tomar decisiones ambientales basadas en evidencia científica.</w:t>
+            </w:r>
+            <w:r>
+              <w:rPr>
+                <w:rFonts w:ascii="Calibri" w:hAnsi="Calibri"/>
+                <w:sz w:val="20"/>
+              </w:rPr>
               <w:br/>
-              <w:t>• Impacto Social y Actitudinal: Transforma la autoestima comunitaria de La Tablaza y La Estrella. Los jóvenes dejan de ser receptores pasivos de diagnósticos ambientales para convertirse en científicos e ingenieros que aportan soluciones reales a su propio territorio.</w:t>
+            </w:r>
+            <w:r>
+              <w:rPr>
+                <w:rFonts w:ascii="Calibri" w:hAnsi="Calibri"/>
+                <w:b/>
+                <w:bCs/>
+                <w:sz w:val="20"/>
+              </w:rPr>
+              <w:t>• Impacto Social y Actitudinal:</w:t>
+            </w:r>
+            <w:r>
+              <w:rPr>
+                <w:rFonts w:ascii="Calibri" w:hAnsi="Calibri"/>
+                <w:sz w:val="20"/>
+              </w:rPr>
+              <w:t xml:space="preserve"> Transforma la autoestima comunitaria de La Tablaza y La Estrella. Los jóvenes dejan de ser receptores pasivos de diagnósticos ambientales para convertirse en científicos e ingenieros que aportan soluciones reales a su </w:t>
+            </w:r>
+            <w:r>
+              <w:rPr>
+                <w:rFonts w:ascii="Calibri" w:hAnsi="Calibri"/>
+                <w:sz w:val="20"/>
+              </w:rPr>
+              <w:lastRenderedPageBreak/>
+              <w:t>propio territorio.</w:t>
+            </w:r>
+            <w:r>
+              <w:rPr>
+                <w:rFonts w:ascii="Calibri" w:hAnsi="Calibri"/>
+                <w:sz w:val="20"/>
+              </w:rPr>
               <w:br/>
-              <w:t>• Sostenibilidad y Capacidad Instalada: Los equipos de telemetría LoRa, sensores ambientales y cámaras de germinación quedan como capacidad instalada permanente en la IEJAGA para enriquecer los planes de estudio de Tecnología y Ciencias Naturales.</w:t>
+            </w:r>
+            <w:r>
+              <w:rPr>
+                <w:rFonts w:ascii="Calibri" w:hAnsi="Calibri"/>
+                <w:b/>
+                <w:bCs/>
+                <w:sz w:val="20"/>
+              </w:rPr>
+              <w:t>• Sostenibilidad y Capacidad Instalada:</w:t>
+            </w:r>
+            <w:r>
+              <w:rPr>
+                <w:rFonts w:ascii="Calibri" w:hAnsi="Calibri"/>
+                <w:sz w:val="20"/>
+              </w:rPr>
+              <w:t xml:space="preserve"> Los equipos de telemetría </w:t>
+            </w:r>
+            <w:proofErr w:type="spellStart"/>
+            <w:r>
+              <w:rPr>
+                <w:rFonts w:ascii="Calibri" w:hAnsi="Calibri"/>
+                <w:sz w:val="20"/>
+              </w:rPr>
+              <w:t>LoRa</w:t>
+            </w:r>
+            <w:proofErr w:type="spellEnd"/>
+            <w:r>
+              <w:rPr>
+                <w:rFonts w:ascii="Calibri" w:hAnsi="Calibri"/>
+                <w:sz w:val="20"/>
+              </w:rPr>
+              <w:t>, sensores ambientales y cámaras de germinación quedan como capacidad instalada permanente en la IEJAGA para enriquecer los planes de estudio de Tecnología y Ciencias Naturales.</w:t>
             </w:r>
           </w:p>
         </w:tc>
       </w:tr>
       <w:tr>
         <w:trPr>
-          <w:cantSplit w:val="0"/>
-          <w:trHeight w:val="300" w:hRule="atLeast"/>
-          <w:tblHeader w:val="0"/>
+          <w:trHeight w:val="300"/>
         </w:trPr>
         <w:tc>
           <w:tcPr>
+            <w:tcW w:w="3420" w:type="dxa"/>
             <w:tcMar>
-              <w:top w:w="243.0" w:type="dxa"/>
-              <w:left w:w="243.0" w:type="dxa"/>
-              <w:bottom w:w="243.0" w:type="dxa"/>
-              <w:right w:w="243.0" w:type="dxa"/>
+              <w:top w:w="243" w:type="dxa"/>
+              <w:left w:w="243" w:type="dxa"/>
+              <w:bottom w:w="243" w:type="dxa"/>
+              <w:right w:w="243" w:type="dxa"/>
             </w:tcMar>
           </w:tcPr>
           <w:p>
             <w:pPr>
               <w:spacing w:line="240" w:lineRule="auto"/>
-              <w:rPr/>
             </w:pPr>
             <w:r>
               <w:rPr>
-                <w:rFonts w:ascii="Montserrat" w:cs="Montserrat" w:eastAsia="Montserrat" w:hAnsi="Montserrat"/>
-                <w:b w:val="1"/>
-                <w:bCs w:val="1"/>
-                <w:color w:val="ff0000"/>
+                <w:rFonts w:ascii="Montserrat" w:eastAsia="Montserrat" w:hAnsi="Montserrat" w:cs="Montserrat"/>
+                <w:b/>
+                <w:bCs/>
+                <w:color w:val="FF0000"/>
                 <w:sz w:val="24"/>
                 <w:szCs w:val="24"/>
-                <w:rtl w:val="0"/>
-              </w:rPr>
-              <w:t xml:space="preserve">*</w:t>
-            </w:r>
-            <w:r>
-              <w:rPr>
-                <w:rFonts w:ascii="Montserrat" w:cs="Montserrat" w:eastAsia="Montserrat" w:hAnsi="Montserrat"/>
-                <w:b w:val="1"/>
-                <w:bCs w:val="1"/>
-                <w:color w:val="1b877f"/>
+              </w:rPr>
+              <w:lastRenderedPageBreak/>
+              <w:t>*</w:t>
+            </w:r>
+            <w:r>
+              <w:rPr>
+                <w:rFonts w:ascii="Montserrat" w:eastAsia="Montserrat" w:hAnsi="Montserrat" w:cs="Montserrat"/>
+                <w:b/>
+                <w:bCs/>
+                <w:color w:val="1B877F"/>
                 <w:sz w:val="24"/>
                 <w:szCs w:val="24"/>
-                <w:rtl w:val="0"/>
-              </w:rPr>
-              <w:t xml:space="preserve">Información adicional</w:t>
-            </w:r>
-            <w:r>
-              <w:rPr>
-                <w:rtl w:val="0"/>
-              </w:rPr>
+              </w:rPr>
+              <w:t>Información adicional</w:t>
             </w:r>
           </w:p>
         </w:tc>
         <w:tc>
           <w:tcPr>
+            <w:tcW w:w="5940" w:type="dxa"/>
             <w:tcMar>
-              <w:top w:w="243.0" w:type="dxa"/>
-              <w:left w:w="243.0" w:type="dxa"/>
-              <w:bottom w:w="243.0" w:type="dxa"/>
-              <w:right w:w="243.0" w:type="dxa"/>
+              <w:top w:w="243" w:type="dxa"/>
+              <w:left w:w="243" w:type="dxa"/>
+              <w:bottom w:w="243" w:type="dxa"/>
+              <w:right w:w="243" w:type="dxa"/>
             </w:tcMar>
           </w:tcPr>
           <w:p>
             <w:pPr>
-              <w:spacing w:after="80" w:line="276" w:lineRule="auto"/>
+              <w:spacing w:after="80"/>
             </w:pPr>
-            <w:r/>
-            <w:r>
-              <w:rPr>
-                <w:rFonts w:ascii="Calibri" w:hAnsi="Calibri"/>
-                <w:sz w:val="20"/>
-              </w:rPr>
-              <w:t>El valor diferencial de esta propuesta radica en la convergencia multidisciplinaria entre ingeniería aeroespacial escolar, ciencia de datos atmosféricos y biotecnología de conservación vegetal. El Semillero PDA cuenta con una sólida trayectoria de más de una década en innovación tecnológica y robótica (campeones mundiales en RoboRAVE International) y recientemente obtuvo el Primer Lugar Nacional en el Concurso Colombiano de Cohetería Deportiva (CCCD), evento avalado técnicamente por la Aeronáutica Civil y Tripoli Rocketry Association con jurados de NASA y SpaceX. Esta madurez técnica garantiza no solo la viabilidad de los prototipos y el estricto cumplimiento de estándares de seguridad, sino la certeza de que el microsubsidio se convertirá en un proyecto de alto impacto y orgullo para el Municipio Verde de La Estrella.</w:t>
+            <w:r>
+              <w:rPr>
+                <w:rFonts w:ascii="Calibri" w:hAnsi="Calibri"/>
+                <w:sz w:val="20"/>
+              </w:rPr>
+              <w:t xml:space="preserve">El valor diferencial de esta propuesta radica en la convergencia multidisciplinaria entre ingeniería aeroespacial escolar, ciencia de datos atmosféricos y biotecnología de conservación vegetal. El Semillero PDA cuenta con una sólida trayectoria de más de una década en innovación tecnológica y robótica (campeones mundiales en </w:t>
+            </w:r>
+            <w:proofErr w:type="spellStart"/>
+            <w:r>
+              <w:rPr>
+                <w:rFonts w:ascii="Calibri" w:hAnsi="Calibri"/>
+                <w:sz w:val="20"/>
+              </w:rPr>
+              <w:t>RoboRAVE</w:t>
+            </w:r>
+            <w:proofErr w:type="spellEnd"/>
+            <w:r>
+              <w:rPr>
+                <w:rFonts w:ascii="Calibri" w:hAnsi="Calibri"/>
+                <w:sz w:val="20"/>
+              </w:rPr>
+              <w:t xml:space="preserve"> International) y recientemente obtuvo el Primer Lugar Nacional en el Concurso Colombiano de Cohetería Deportiva (CCCD), evento avalado técnicamente por la Aeronáutica Civil y </w:t>
+            </w:r>
+            <w:proofErr w:type="spellStart"/>
+            <w:r>
+              <w:rPr>
+                <w:rFonts w:ascii="Calibri" w:hAnsi="Calibri"/>
+                <w:sz w:val="20"/>
+              </w:rPr>
+              <w:t>Tripoli</w:t>
+            </w:r>
+            <w:proofErr w:type="spellEnd"/>
+            <w:r>
+              <w:rPr>
+                <w:rFonts w:ascii="Calibri" w:hAnsi="Calibri"/>
+                <w:sz w:val="20"/>
+              </w:rPr>
+              <w:t xml:space="preserve"> </w:t>
+            </w:r>
+            <w:proofErr w:type="spellStart"/>
+            <w:r>
+              <w:rPr>
+                <w:rFonts w:ascii="Calibri" w:hAnsi="Calibri"/>
+                <w:sz w:val="20"/>
+              </w:rPr>
+              <w:t>Rocketry</w:t>
+            </w:r>
+            <w:proofErr w:type="spellEnd"/>
+            <w:r>
+              <w:rPr>
+                <w:rFonts w:ascii="Calibri" w:hAnsi="Calibri"/>
+                <w:sz w:val="20"/>
+              </w:rPr>
+              <w:t xml:space="preserve"> </w:t>
+            </w:r>
+            <w:proofErr w:type="spellStart"/>
+            <w:r>
+              <w:rPr>
+                <w:rFonts w:ascii="Calibri" w:hAnsi="Calibri"/>
+                <w:sz w:val="20"/>
+              </w:rPr>
+              <w:t>Association</w:t>
+            </w:r>
+            <w:proofErr w:type="spellEnd"/>
+            <w:r>
+              <w:rPr>
+                <w:rFonts w:ascii="Calibri" w:hAnsi="Calibri"/>
+                <w:sz w:val="20"/>
+              </w:rPr>
+              <w:t xml:space="preserve"> con jurados de NASA y SpaceX. Esta madurez técnica garantiza no solo la viabilidad de los prototipos y el estricto cumplimiento de estándares de seguridad, sino la certeza de que el </w:t>
+            </w:r>
+            <w:proofErr w:type="spellStart"/>
+            <w:r>
+              <w:rPr>
+                <w:rFonts w:ascii="Calibri" w:hAnsi="Calibri"/>
+                <w:sz w:val="20"/>
+              </w:rPr>
+              <w:t>microsubsidio</w:t>
+            </w:r>
+            <w:proofErr w:type="spellEnd"/>
+            <w:r>
+              <w:rPr>
+                <w:rFonts w:ascii="Calibri" w:hAnsi="Calibri"/>
+                <w:sz w:val="20"/>
+              </w:rPr>
+              <w:t xml:space="preserve"> se convertirá en un proyecto de alto impacto y orgullo para el Municipio Verde de La Estrella.</w:t>
             </w:r>
           </w:p>
         </w:tc>
       </w:tr>
       <w:tr>
-        <w:trPr>
-          <w:cantSplit w:val="0"/>
-          <w:tblHeader w:val="0"/>
-        </w:trPr>
         <w:tc>
           <w:tcPr>
+            <w:tcW w:w="3420" w:type="dxa"/>
             <w:tcMar>
-              <w:top w:w="243.0" w:type="dxa"/>
-              <w:left w:w="243.0" w:type="dxa"/>
-              <w:bottom w:w="243.0" w:type="dxa"/>
-              <w:right w:w="243.0" w:type="dxa"/>
+              <w:top w:w="243" w:type="dxa"/>
+              <w:left w:w="243" w:type="dxa"/>
+              <w:bottom w:w="243" w:type="dxa"/>
+              <w:right w:w="243" w:type="dxa"/>
             </w:tcMar>
           </w:tcPr>
           <w:p>
@@ -1685,76 +4118,95 @@
               <w:widowControl w:val="0"/>
               <w:spacing w:line="240" w:lineRule="auto"/>
               <w:rPr>
-                <w:rFonts w:ascii="Montserrat" w:cs="Montserrat" w:eastAsia="Montserrat" w:hAnsi="Montserrat"/>
-                <w:b w:val="1"/>
-                <w:bCs w:val="1"/>
-                <w:color w:val="1b877f"/>
+                <w:rFonts w:ascii="Montserrat" w:eastAsia="Montserrat" w:hAnsi="Montserrat" w:cs="Montserrat"/>
+                <w:b/>
+                <w:bCs/>
+                <w:color w:val="1B877F"/>
                 <w:sz w:val="24"/>
                 <w:szCs w:val="24"/>
               </w:rPr>
             </w:pPr>
             <w:r>
               <w:rPr>
-                <w:rFonts w:ascii="Montserrat" w:cs="Montserrat" w:eastAsia="Montserrat" w:hAnsi="Montserrat"/>
-                <w:b w:val="1"/>
-                <w:bCs w:val="1"/>
-                <w:color w:val="ff0000"/>
+                <w:rFonts w:ascii="Montserrat" w:eastAsia="Montserrat" w:hAnsi="Montserrat" w:cs="Montserrat"/>
+                <w:b/>
+                <w:bCs/>
+                <w:color w:val="FF0000"/>
                 <w:sz w:val="24"/>
                 <w:szCs w:val="24"/>
-                <w:rtl w:val="0"/>
-              </w:rPr>
-              <w:t xml:space="preserve">*</w:t>
-            </w:r>
-            <w:r>
-              <w:rPr>
-                <w:rFonts w:ascii="Montserrat" w:cs="Montserrat" w:eastAsia="Montserrat" w:hAnsi="Montserrat"/>
-                <w:b w:val="1"/>
-                <w:bCs w:val="1"/>
-                <w:color w:val="1b877f"/>
+              </w:rPr>
+              <w:t>*</w:t>
+            </w:r>
+            <w:r>
+              <w:rPr>
+                <w:rFonts w:ascii="Montserrat" w:eastAsia="Montserrat" w:hAnsi="Montserrat" w:cs="Montserrat"/>
+                <w:b/>
+                <w:bCs/>
+                <w:color w:val="1B877F"/>
                 <w:sz w:val="24"/>
                 <w:szCs w:val="24"/>
-                <w:rtl w:val="0"/>
-              </w:rPr>
-              <w:t xml:space="preserve">Solicitud de microsubsidio:</w:t>
+              </w:rPr>
+              <w:t xml:space="preserve">Solicitud de </w:t>
+            </w:r>
+            <w:proofErr w:type="spellStart"/>
+            <w:r>
+              <w:rPr>
+                <w:rFonts w:ascii="Montserrat" w:eastAsia="Montserrat" w:hAnsi="Montserrat" w:cs="Montserrat"/>
+                <w:b/>
+                <w:bCs/>
+                <w:color w:val="1B877F"/>
+                <w:sz w:val="24"/>
+                <w:szCs w:val="24"/>
+              </w:rPr>
+              <w:t>microsubsidio</w:t>
+            </w:r>
+            <w:proofErr w:type="spellEnd"/>
+            <w:r>
+              <w:rPr>
+                <w:rFonts w:ascii="Montserrat" w:eastAsia="Montserrat" w:hAnsi="Montserrat" w:cs="Montserrat"/>
+                <w:b/>
+                <w:bCs/>
+                <w:color w:val="1B877F"/>
+                <w:sz w:val="24"/>
+                <w:szCs w:val="24"/>
+              </w:rPr>
+              <w:t>:</w:t>
             </w:r>
           </w:p>
         </w:tc>
         <w:tc>
           <w:tcPr>
+            <w:tcW w:w="5940" w:type="dxa"/>
             <w:tcMar>
-              <w:top w:w="243.0" w:type="dxa"/>
-              <w:left w:w="243.0" w:type="dxa"/>
-              <w:bottom w:w="243.0" w:type="dxa"/>
-              <w:right w:w="243.0" w:type="dxa"/>
+              <w:top w:w="243" w:type="dxa"/>
+              <w:left w:w="243" w:type="dxa"/>
+              <w:bottom w:w="243" w:type="dxa"/>
+              <w:right w:w="243" w:type="dxa"/>
             </w:tcMar>
           </w:tcPr>
           <w:p>
             <w:pPr>
-              <w:spacing w:after="80" w:line="276" w:lineRule="auto"/>
+              <w:spacing w:after="80"/>
             </w:pPr>
-            <w:r/>
-            <w:r>
-              <w:rPr>
-                <w:rFonts w:ascii="Calibri" w:hAnsi="Calibri"/>
-                <w:sz w:val="20"/>
-              </w:rPr>
-              <w:t>Categoría de Financiación: 🌿 Crecimiento (Monto: USD $3.000 — Proyectos en desarrollo que cuentan con una propuesta estructurada y buscan ampliar su alcance técnico y comunitario).</w:t>
+            <w:r>
+              <w:rPr>
+                <w:rFonts w:ascii="Calibri" w:hAnsi="Calibri"/>
+                <w:sz w:val="20"/>
+              </w:rPr>
+              <w:t>Categoría de Financiación:  Crecimiento (Monto: USD $3.000 — Proyectos en desarrollo que cuentan con una propuesta estructurada y buscan ampliar su alcance técnico y comunitario).</w:t>
             </w:r>
           </w:p>
         </w:tc>
       </w:tr>
       <w:tr>
-        <w:trPr>
-          <w:cantSplit w:val="0"/>
-          <w:tblHeader w:val="0"/>
-        </w:trPr>
         <w:tc>
           <w:tcPr>
+            <w:tcW w:w="3420" w:type="dxa"/>
             <w:tcMar>
-              <w:top w:w="243.0" w:type="dxa"/>
-              <w:left w:w="243.0" w:type="dxa"/>
-              <w:bottom w:w="243.0" w:type="dxa"/>
-              <w:right w:w="243.0" w:type="dxa"/>
+              <w:top w:w="243" w:type="dxa"/>
+              <w:left w:w="243" w:type="dxa"/>
+              <w:bottom w:w="243" w:type="dxa"/>
+              <w:right w:w="243" w:type="dxa"/>
             </w:tcMar>
           </w:tcPr>
           <w:p>
@@ -1762,35 +4214,33 @@
               <w:widowControl w:val="0"/>
               <w:spacing w:line="240" w:lineRule="auto"/>
               <w:rPr>
-                <w:rFonts w:ascii="Montserrat" w:cs="Montserrat" w:eastAsia="Montserrat" w:hAnsi="Montserrat"/>
-                <w:b w:val="1"/>
-                <w:bCs w:val="1"/>
-                <w:color w:val="1b877f"/>
+                <w:rFonts w:ascii="Montserrat" w:eastAsia="Montserrat" w:hAnsi="Montserrat" w:cs="Montserrat"/>
+                <w:b/>
+                <w:bCs/>
+                <w:color w:val="1B877F"/>
                 <w:sz w:val="24"/>
                 <w:szCs w:val="24"/>
               </w:rPr>
             </w:pPr>
             <w:r>
               <w:rPr>
-                <w:rFonts w:ascii="Montserrat" w:cs="Montserrat" w:eastAsia="Montserrat" w:hAnsi="Montserrat"/>
-                <w:b w:val="1"/>
-                <w:bCs w:val="1"/>
-                <w:color w:val="ff0000"/>
+                <w:rFonts w:ascii="Montserrat" w:eastAsia="Montserrat" w:hAnsi="Montserrat" w:cs="Montserrat"/>
+                <w:b/>
+                <w:bCs/>
+                <w:color w:val="FF0000"/>
                 <w:sz w:val="24"/>
                 <w:szCs w:val="24"/>
-                <w:rtl w:val="0"/>
-              </w:rPr>
-              <w:t xml:space="preserve">*</w:t>
-            </w:r>
-            <w:r>
-              <w:rPr>
-                <w:rFonts w:ascii="Montserrat" w:cs="Montserrat" w:eastAsia="Montserrat" w:hAnsi="Montserrat"/>
-                <w:b w:val="1"/>
-                <w:bCs w:val="1"/>
-                <w:color w:val="1b877f"/>
+              </w:rPr>
+              <w:t>*</w:t>
+            </w:r>
+            <w:r>
+              <w:rPr>
+                <w:rFonts w:ascii="Montserrat" w:eastAsia="Montserrat" w:hAnsi="Montserrat" w:cs="Montserrat"/>
+                <w:b/>
+                <w:bCs/>
+                <w:color w:val="1B877F"/>
                 <w:sz w:val="24"/>
                 <w:szCs w:val="24"/>
-                <w:rtl w:val="0"/>
               </w:rPr>
               <w:t xml:space="preserve">Presupuesto: </w:t>
             </w:r>
@@ -1798,32 +4248,139 @@
         </w:tc>
         <w:tc>
           <w:tcPr>
+            <w:tcW w:w="5940" w:type="dxa"/>
             <w:tcMar>
-              <w:top w:w="243.0" w:type="dxa"/>
-              <w:left w:w="243.0" w:type="dxa"/>
-              <w:bottom w:w="243.0" w:type="dxa"/>
-              <w:right w:w="243.0" w:type="dxa"/>
+              <w:top w:w="243" w:type="dxa"/>
+              <w:left w:w="243" w:type="dxa"/>
+              <w:bottom w:w="243" w:type="dxa"/>
+              <w:right w:w="243" w:type="dxa"/>
             </w:tcMar>
           </w:tcPr>
           <w:p>
             <w:pPr>
-              <w:spacing w:after="80" w:line="276" w:lineRule="auto"/>
+              <w:spacing w:after="80"/>
             </w:pPr>
-            <w:r/>
             <w:r>
               <w:rPr>
                 <w:rFonts w:ascii="Calibri" w:hAnsi="Calibri"/>
                 <w:sz w:val="20"/>
               </w:rPr>
               <w:t>Presupuesto formulado en Pesos Colombianos (COP) acorde con la tasa de cambio oficial de la convocatoria ($4.000 COP/USD aprox.):</w:t>
+            </w:r>
+            <w:r>
+              <w:rPr>
+                <w:rFonts w:ascii="Calibri" w:hAnsi="Calibri"/>
+                <w:sz w:val="20"/>
+              </w:rPr>
               <w:br/>
+            </w:r>
+            <w:r>
+              <w:rPr>
+                <w:rFonts w:ascii="Calibri" w:hAnsi="Calibri"/>
+                <w:sz w:val="20"/>
+              </w:rPr>
               <w:br/>
-              <w:t>• Materiales e insumos (Sensores de precisión PMS5003/BME280/MQ135, microcontroladores ESP32, módulos LoRa 915 MHz, globo aerostático de látex 350g, gas helio grado técnico, fuselaje de cohete sonda, paracaídas ripstop, motores certificados y bio-cápsula con semillas nativas peletizadas): $8.700.000 COP</w:t>
+              <w:t xml:space="preserve">• Materiales e insumos (Sensores de precisión PMS5003/BME280/MQ135, microcontroladores ESP32, módulos </w:t>
+            </w:r>
+            <w:proofErr w:type="spellStart"/>
+            <w:r>
+              <w:rPr>
+                <w:rFonts w:ascii="Calibri" w:hAnsi="Calibri"/>
+                <w:sz w:val="20"/>
+              </w:rPr>
+              <w:t>LoRa</w:t>
+            </w:r>
+            <w:proofErr w:type="spellEnd"/>
+            <w:r>
+              <w:rPr>
+                <w:rFonts w:ascii="Calibri" w:hAnsi="Calibri"/>
+                <w:sz w:val="20"/>
+              </w:rPr>
+              <w:t xml:space="preserve"> 915 MHz, globo aerostático de látex 350g, gas helio grado técnico, fuselaje de cohete sonda, paracaídas ripstop, motores certificados y bio-cápsula con semillas nativas </w:t>
+            </w:r>
+            <w:proofErr w:type="spellStart"/>
+            <w:r>
+              <w:rPr>
+                <w:rFonts w:ascii="Calibri" w:hAnsi="Calibri"/>
+                <w:sz w:val="20"/>
+              </w:rPr>
+              <w:t>peletizadas</w:t>
+            </w:r>
+            <w:proofErr w:type="spellEnd"/>
+            <w:r>
+              <w:rPr>
+                <w:rFonts w:ascii="Calibri" w:hAnsi="Calibri"/>
+                <w:sz w:val="20"/>
+              </w:rPr>
+              <w:t>): $8.700.000 COP</w:t>
+            </w:r>
+            <w:r>
+              <w:rPr>
+                <w:rFonts w:ascii="Calibri" w:hAnsi="Calibri"/>
+                <w:sz w:val="20"/>
+              </w:rPr>
               <w:br/>
-              <w:t>• Equipamiento (Laboratorio escolar de germinación: bandejas especializadas, sustratos estériles, termohigrómetros digitales, medidor de pH, lupa digital para conteo radicular, y sistema de baterías LiPo con estación terrena LoRa): $2.400.000 COP</w:t>
+            </w:r>
+            <w:r>
+              <w:rPr>
+                <w:rFonts w:ascii="Calibri" w:hAnsi="Calibri"/>
+                <w:sz w:val="20"/>
+              </w:rPr>
+              <w:lastRenderedPageBreak/>
+              <w:t xml:space="preserve">• Equipamiento (Laboratorio escolar de germinación: bandejas especializadas, sustratos estériles, termohigrómetros digitales, medidor de pH, lupa digital para conteo radicular, y sistema de baterías </w:t>
+            </w:r>
+            <w:proofErr w:type="spellStart"/>
+            <w:r>
+              <w:rPr>
+                <w:rFonts w:ascii="Calibri" w:hAnsi="Calibri"/>
+                <w:sz w:val="20"/>
+              </w:rPr>
+              <w:t>LiPo</w:t>
+            </w:r>
+            <w:proofErr w:type="spellEnd"/>
+            <w:r>
+              <w:rPr>
+                <w:rFonts w:ascii="Calibri" w:hAnsi="Calibri"/>
+                <w:sz w:val="20"/>
+              </w:rPr>
+              <w:t xml:space="preserve"> con estación terrena </w:t>
+            </w:r>
+            <w:proofErr w:type="spellStart"/>
+            <w:r>
+              <w:rPr>
+                <w:rFonts w:ascii="Calibri" w:hAnsi="Calibri"/>
+                <w:sz w:val="20"/>
+              </w:rPr>
+              <w:t>LoRa</w:t>
+            </w:r>
+            <w:proofErr w:type="spellEnd"/>
+            <w:r>
+              <w:rPr>
+                <w:rFonts w:ascii="Calibri" w:hAnsi="Calibri"/>
+                <w:sz w:val="20"/>
+              </w:rPr>
+              <w:t>): $2.400.000 COP</w:t>
+            </w:r>
+            <w:r>
+              <w:rPr>
+                <w:rFonts w:ascii="Calibri" w:hAnsi="Calibri"/>
+                <w:sz w:val="20"/>
+              </w:rPr>
               <w:br/>
               <w:t>• Eventos y comunicación (Talleres de ciencia ciudadana, cartillas pedagógicas de registro para estudiantes, pendón institucional y socialización final con la comunidad y el SIATA): $900.000 COP</w:t>
+            </w:r>
+            <w:r>
+              <w:rPr>
+                <w:rFonts w:ascii="Calibri" w:hAnsi="Calibri"/>
+                <w:sz w:val="20"/>
+              </w:rPr>
               <w:br/>
+            </w:r>
+            <w:r>
+              <w:rPr>
+                <w:rFonts w:ascii="Calibri" w:hAnsi="Calibri"/>
+                <w:sz w:val="20"/>
+              </w:rPr>
               <w:br/>
               <w:t>VALOR TOTAL SOLICITADO: $12.000.000 COP (Equivalente a USD $3.000).</w:t>
             </w:r>
@@ -1831,17 +4388,14 @@
         </w:tc>
       </w:tr>
       <w:tr>
-        <w:trPr>
-          <w:cantSplit w:val="0"/>
-          <w:tblHeader w:val="0"/>
-        </w:trPr>
         <w:tc>
           <w:tcPr>
+            <w:tcW w:w="3420" w:type="dxa"/>
             <w:tcMar>
-              <w:top w:w="243.0" w:type="dxa"/>
-              <w:left w:w="243.0" w:type="dxa"/>
-              <w:bottom w:w="243.0" w:type="dxa"/>
-              <w:right w:w="243.0" w:type="dxa"/>
+              <w:top w:w="243" w:type="dxa"/>
+              <w:left w:w="243" w:type="dxa"/>
+              <w:bottom w:w="243" w:type="dxa"/>
+              <w:right w:w="243" w:type="dxa"/>
             </w:tcMar>
           </w:tcPr>
           <w:p>
@@ -1849,35 +4403,34 @@
               <w:widowControl w:val="0"/>
               <w:spacing w:line="240" w:lineRule="auto"/>
               <w:rPr>
-                <w:rFonts w:ascii="Montserrat" w:cs="Montserrat" w:eastAsia="Montserrat" w:hAnsi="Montserrat"/>
-                <w:b w:val="1"/>
-                <w:bCs w:val="1"/>
-                <w:color w:val="1b877f"/>
+                <w:rFonts w:ascii="Montserrat" w:eastAsia="Montserrat" w:hAnsi="Montserrat" w:cs="Montserrat"/>
+                <w:b/>
+                <w:bCs/>
+                <w:color w:val="1B877F"/>
                 <w:sz w:val="24"/>
                 <w:szCs w:val="24"/>
               </w:rPr>
             </w:pPr>
             <w:r>
               <w:rPr>
-                <w:rFonts w:ascii="Montserrat" w:cs="Montserrat" w:eastAsia="Montserrat" w:hAnsi="Montserrat"/>
-                <w:b w:val="1"/>
-                <w:bCs w:val="1"/>
-                <w:color w:val="ff0000"/>
+                <w:rFonts w:ascii="Montserrat" w:eastAsia="Montserrat" w:hAnsi="Montserrat" w:cs="Montserrat"/>
+                <w:b/>
+                <w:bCs/>
+                <w:color w:val="FF0000"/>
                 <w:sz w:val="24"/>
                 <w:szCs w:val="24"/>
-                <w:rtl w:val="0"/>
-              </w:rPr>
-              <w:t xml:space="preserve">*</w:t>
-            </w:r>
-            <w:r>
-              <w:rPr>
-                <w:rFonts w:ascii="Montserrat" w:cs="Montserrat" w:eastAsia="Montserrat" w:hAnsi="Montserrat"/>
-                <w:b w:val="1"/>
-                <w:bCs w:val="1"/>
-                <w:color w:val="1b877f"/>
+              </w:rPr>
+              <w:lastRenderedPageBreak/>
+              <w:t>*</w:t>
+            </w:r>
+            <w:r>
+              <w:rPr>
+                <w:rFonts w:ascii="Montserrat" w:eastAsia="Montserrat" w:hAnsi="Montserrat" w:cs="Montserrat"/>
+                <w:b/>
+                <w:bCs/>
+                <w:color w:val="1B877F"/>
                 <w:sz w:val="24"/>
                 <w:szCs w:val="24"/>
-                <w:rtl w:val="0"/>
               </w:rPr>
               <w:t xml:space="preserve">Declaración: </w:t>
             </w:r>
@@ -1885,34 +4438,118 @@
         </w:tc>
         <w:tc>
           <w:tcPr>
+            <w:tcW w:w="5940" w:type="dxa"/>
             <w:tcMar>
-              <w:top w:w="243.0" w:type="dxa"/>
-              <w:left w:w="243.0" w:type="dxa"/>
-              <w:bottom w:w="243.0" w:type="dxa"/>
-              <w:right w:w="243.0" w:type="dxa"/>
+              <w:top w:w="243" w:type="dxa"/>
+              <w:left w:w="243" w:type="dxa"/>
+              <w:bottom w:w="243" w:type="dxa"/>
+              <w:right w:w="243" w:type="dxa"/>
             </w:tcMar>
           </w:tcPr>
           <w:p>
             <w:pPr>
-              <w:spacing w:after="80" w:line="276" w:lineRule="auto"/>
+              <w:spacing w:after="80"/>
             </w:pPr>
-            <w:r/>
-            <w:r>
-              <w:rPr>
-                <w:rFonts w:ascii="Calibri" w:hAnsi="Calibri"/>
-                <w:sz w:val="20"/>
-              </w:rPr>
-              <w:t>Al presentar esta candidatura, aceptamos cumplir con los términos y condiciones del Fondo Juventud y Acción Climática y nos comprometemos a usar los fondos del microsubsidio de manera responsable y transparente para avanzar en los objetivos de nuestro proyecto.</w:t>
+            <w:r>
+              <w:rPr>
+                <w:rFonts w:ascii="Calibri" w:hAnsi="Calibri"/>
+                <w:sz w:val="20"/>
+              </w:rPr>
+              <w:t xml:space="preserve">Al presentar esta candidatura, aceptamos cumplir con los términos y condiciones del Fondo Juventud y Acción Climática y nos comprometemos a usar los fondos del </w:t>
+            </w:r>
+            <w:proofErr w:type="spellStart"/>
+            <w:r>
+              <w:rPr>
+                <w:rFonts w:ascii="Calibri" w:hAnsi="Calibri"/>
+                <w:sz w:val="20"/>
+              </w:rPr>
+              <w:t>microsubsidio</w:t>
+            </w:r>
+            <w:proofErr w:type="spellEnd"/>
+            <w:r>
+              <w:rPr>
+                <w:rFonts w:ascii="Calibri" w:hAnsi="Calibri"/>
+                <w:sz w:val="20"/>
+              </w:rPr>
+              <w:t xml:space="preserve"> de manera responsable y transparente para avanzar en los objetivos de nuestro proyecto.</w:t>
+            </w:r>
+            <w:r>
+              <w:rPr>
+                <w:rFonts w:ascii="Calibri" w:hAnsi="Calibri"/>
+                <w:sz w:val="20"/>
+              </w:rPr>
               <w:br/>
+            </w:r>
+            <w:r>
+              <w:rPr>
+                <w:rFonts w:ascii="Calibri" w:hAnsi="Calibri"/>
+                <w:sz w:val="20"/>
+              </w:rPr>
               <w:br/>
               <w:t>Firma de la persona de contacto / Representante del equipo postulante:</w:t>
+            </w:r>
+            <w:r>
+              <w:rPr>
+                <w:rFonts w:ascii="Calibri" w:hAnsi="Calibri"/>
+                <w:sz w:val="20"/>
+              </w:rPr>
               <w:br/>
+            </w:r>
+            <w:r>
+              <w:rPr>
+                <w:rFonts w:ascii="Calibri" w:hAnsi="Calibri"/>
+                <w:sz w:val="20"/>
+              </w:rPr>
               <w:br/>
               <w:t>_____________________________________________________</w:t>
+            </w:r>
+            <w:r>
+              <w:rPr>
+                <w:rFonts w:ascii="Calibri" w:hAnsi="Calibri"/>
+                <w:sz w:val="20"/>
+              </w:rPr>
               <w:br/>
-              <w:t>ALEXANDER VILLARREAL</w:t>
+            </w:r>
+            <w:r>
+              <w:rPr>
+                <w:rFonts w:ascii="Calibri" w:hAnsi="Calibri"/>
+                <w:sz w:val="20"/>
+              </w:rPr>
+              <w:t>SANTIAGO SALDARRIAGA CARDONA</w:t>
+            </w:r>
+            <w:r>
+              <w:rPr>
+                <w:rFonts w:ascii="Calibri" w:hAnsi="Calibri"/>
+                <w:sz w:val="20"/>
+              </w:rPr>
               <w:br/>
-              <w:t>Docente Asesor - Semillero PDA</w:t>
+            </w:r>
+            <w:r>
+              <w:rPr>
+                <w:rFonts w:ascii="Calibri" w:hAnsi="Calibri"/>
+                <w:sz w:val="20"/>
+              </w:rPr>
+              <w:t>Líder</w:t>
+            </w:r>
+            <w:r>
+              <w:rPr>
+                <w:rFonts w:ascii="Calibri" w:hAnsi="Calibri"/>
+                <w:sz w:val="20"/>
+              </w:rPr>
+              <w:t xml:space="preserve"> - Semillero PDA</w:t>
+            </w:r>
+            <w:r>
+              <w:rPr>
+                <w:rFonts w:ascii="Calibri" w:hAnsi="Calibri"/>
+                <w:sz w:val="20"/>
+              </w:rPr>
+              <w:t xml:space="preserve"> CLUB</w:t>
+            </w:r>
+            <w:r>
+              <w:rPr>
+                <w:rFonts w:ascii="Calibri" w:hAnsi="Calibri"/>
+                <w:sz w:val="20"/>
+              </w:rPr>
               <w:br/>
               <w:t>Institución Educativa José Antonio Galán — La Estrella, Antioquia</w:t>
             </w:r>
@@ -1923,72 +4560,71 @@
     <w:p>
       <w:pPr>
         <w:jc w:val="both"/>
-        <w:rPr/>
       </w:pPr>
-      <w:r>
-        <w:rPr>
-          <w:rtl w:val="0"/>
-        </w:rPr>
-      </w:r>
     </w:p>
     <w:sectPr>
-      <w:headerReference r:id="rId6" w:type="default"/>
-      <w:footerReference r:id="rId7" w:type="default"/>
-      <w:pgSz w:h="15840" w:w="12240" w:orient="portrait"/>
-      <w:pgMar w:bottom="1417" w:top="1417" w:left="1701" w:right="1701" w:header="708" w:footer="708"/>
+      <w:headerReference w:type="default" r:id="rId9"/>
+      <w:footerReference w:type="default" r:id="rId10"/>
+      <w:pgSz w:w="12240" w:h="15840"/>
+      <w:pgMar w:top="1417" w:right="1701" w:bottom="1417" w:left="1701" w:header="708" w:footer="708" w:gutter="0"/>
       <w:pgNumType w:start="1"/>
+      <w:cols w:space="720"/>
     </w:sectPr>
   </w:body>
 </w:document>
 </file>
 
+<file path=word/endnotes.xml><?xml version="1.0" encoding="utf-8"?>
+<w:endnotes xmlns:wpc="http://schemas.microsoft.com/office/word/2010/wordprocessingCanvas" xmlns:cx="http://schemas.microsoft.com/office/drawing/2014/chartex" xmlns:cx1="http://schemas.microsoft.com/office/drawing/2015/9/8/chartex" xmlns:cx2="http://schemas.microsoft.com/office/drawing/2015/10/21/chartex" xmlns:cx3="http://schemas.microsoft.com/office/drawing/2016/5/9/chartex" xmlns:cx4="http://schemas.microsoft.com/office/drawing/2016/5/10/chartex" xmlns:cx5="http://schemas.microsoft.com/office/drawing/2016/5/11/chartex" xmlns:cx6="http://schemas.microsoft.com/office/drawing/2016/5/12/chartex" xmlns:cx7="http://schemas.microsoft.com/office/drawing/2016/5/13/chartex" xmlns:cx8="http://schemas.microsoft.com/office/drawing/2016/5/14/chartex" xmlns:mc="http://schemas.openxmlformats.org/markup-compatibility/2006" xmlns:aink="http://schemas.microsoft.com/office/drawing/2016/ink" xmlns:am3d="http://schemas.microsoft.com/office/drawing/2017/model3d" xmlns:o="urn:schemas-microsoft-com:office:office" xmlns:oel="http://schemas.microsoft.com/office/2019/extlst" xmlns:r="http://schemas.openxmlformats.org/officeDocument/2006/relationships" xmlns:m="http://schemas.openxmlformats.org/officeDocument/2006/math" xmlns:v="urn:schemas-microsoft-com:vml" xmlns:wp14="http://schemas.microsoft.com/office/word/2010/wordprocessingDrawing" xmlns:wp="http://schemas.openxmlformats.org/drawingml/2006/wordprocessingDrawing" xmlns:w10="urn:schemas-microsoft-com:office:word" xmlns:w="http://schemas.openxmlformats.org/wordprocessingml/2006/main" xmlns:w14="http://schemas.microsoft.com/office/word/2010/wordml" xmlns:w15="http://schemas.microsoft.com/office/word/2012/wordml" xmlns:w16cex="http://schemas.microsoft.com/office/word/2018/wordml/cex" xmlns:w16cid="http://schemas.microsoft.com/office/word/2016/wordml/cid" xmlns:w16="http://schemas.microsoft.com/office/word/2018/wordml" xmlns:w16du="http://schemas.microsoft.com/office/word/2023/wordml/word16du" xmlns:w16sdtdh="http://schemas.microsoft.com/office/word/2020/wordml/sdtdatahash" xmlns:w16sdtfl="http://schemas.microsoft.com/office/word/2024/wordml/sdtformatlock" xmlns:w16se="http://schemas.microsoft.com/office/word/2015/wordml/symex" xmlns:wpg="http://schemas.microsoft.com/office/word/2010/wordprocessingGroup" xmlns:wpi="http://schemas.microsoft.com/office/word/2010/wordprocessingInk" xmlns:wne="http://schemas.microsoft.com/office/word/2006/wordml" xmlns:wps="http://schemas.microsoft.com/office/word/2010/wordprocessingShape" mc:Ignorable="w14 w15 w16se w16cid w16 w16cex w16sdtdh w16sdtfl w16du wp14">
+  <w:endnote w:type="separator" w:id="-1">
+    <w:p>
+      <w:pPr>
+        <w:spacing w:line="240" w:lineRule="auto"/>
+      </w:pPr>
+      <w:r>
+        <w:separator/>
+      </w:r>
+    </w:p>
+  </w:endnote>
+  <w:endnote w:type="continuationSeparator" w:id="0">
+    <w:p>
+      <w:pPr>
+        <w:spacing w:line="240" w:lineRule="auto"/>
+      </w:pPr>
+      <w:r>
+        <w:continuationSeparator/>
+      </w:r>
+    </w:p>
+  </w:endnote>
+</w:endnotes>
+</file>
+
 <file path=word/footer1.xml><?xml version="1.0" encoding="utf-8"?>
-<w:ftr xmlns:mc="http://schemas.openxmlformats.org/markup-compatibility/2006" xmlns:o="urn:schemas-microsoft-com:office:office" xmlns:r="http://schemas.openxmlformats.org/officeDocument/2006/relationships" xmlns:m="http://schemas.openxmlformats.org/officeDocument/2006/math" xmlns:v="urn:schemas-microsoft-com:vml" xmlns:wp="http://schemas.openxmlformats.org/drawingml/2006/wordprocessingDrawing" xmlns:w10="urn:schemas-microsoft-com:office:word" xmlns:w="http://schemas.openxmlformats.org/wordprocessingml/2006/main" xmlns:wne="http://schemas.microsoft.com/office/word/2006/wordml" xmlns:sl="http://schemas.openxmlformats.org/schemaLibrary/2006/main" xmlns:a="http://schemas.openxmlformats.org/drawingml/2006/main" xmlns:pic="http://schemas.openxmlformats.org/drawingml/2006/picture" xmlns:c="http://schemas.openxmlformats.org/drawingml/2006/chart" xmlns:lc="http://schemas.openxmlformats.org/drawingml/2006/lockedCanvas" xmlns:dgm="http://schemas.openxmlformats.org/drawingml/2006/diagram" xmlns:wps="http://schemas.microsoft.com/office/word/2010/wordprocessingShape" xmlns:wpg="http://schemas.microsoft.com/office/word/2010/wordprocessingGroup" xmlns:w14="http://schemas.microsoft.com/office/word/2010/wordml" xmlns:w15="http://schemas.microsoft.com/office/word/2012/wordml" xmlns:w16="http://schemas.microsoft.com/office/word/2018/wordml" xmlns:w16cex="http://schemas.microsoft.com/office/word/2018/wordml/cex" xmlns:w16cid="http://schemas.microsoft.com/office/word/2016/wordml/cid" xmlns="http://schemas.microsoft.com/office/tasks/2019/documenttasks" xmlns:cr="http://schemas.microsoft.com/office/comments/2020/reactions">
+<w:ftr xmlns:wpc="http://schemas.microsoft.com/office/word/2010/wordprocessingCanvas" xmlns:cx="http://schemas.microsoft.com/office/drawing/2014/chartex" xmlns:cx1="http://schemas.microsoft.com/office/drawing/2015/9/8/chartex" xmlns:cx2="http://schemas.microsoft.com/office/drawing/2015/10/21/chartex" xmlns:cx3="http://schemas.microsoft.com/office/drawing/2016/5/9/chartex" xmlns:cx4="http://schemas.microsoft.com/office/drawing/2016/5/10/chartex" xmlns:cx5="http://schemas.microsoft.com/office/drawing/2016/5/11/chartex" xmlns:cx6="http://schemas.microsoft.com/office/drawing/2016/5/12/chartex" xmlns:cx7="http://schemas.microsoft.com/office/drawing/2016/5/13/chartex" xmlns:cx8="http://schemas.microsoft.com/office/drawing/2016/5/14/chartex" xmlns:mc="http://schemas.openxmlformats.org/markup-compatibility/2006" xmlns:aink="http://schemas.microsoft.com/office/drawing/2016/ink" xmlns:am3d="http://schemas.microsoft.com/office/drawing/2017/model3d" xmlns:o="urn:schemas-microsoft-com:office:office" xmlns:oel="http://schemas.microsoft.com/office/2019/extlst" xmlns:r="http://schemas.openxmlformats.org/officeDocument/2006/relationships" xmlns:m="http://schemas.openxmlformats.org/officeDocument/2006/math" xmlns:v="urn:schemas-microsoft-com:vml" xmlns:wp14="http://schemas.microsoft.com/office/word/2010/wordprocessingDrawing" xmlns:wp="http://schemas.openxmlformats.org/drawingml/2006/wordprocessingDrawing" xmlns:w10="urn:schemas-microsoft-com:office:word" xmlns:w="http://schemas.openxmlformats.org/wordprocessingml/2006/main" xmlns:w14="http://schemas.microsoft.com/office/word/2010/wordml" xmlns:w15="http://schemas.microsoft.com/office/word/2012/wordml" xmlns:w16cex="http://schemas.microsoft.com/office/word/2018/wordml/cex" xmlns:w16cid="http://schemas.microsoft.com/office/word/2016/wordml/cid" xmlns:w16="http://schemas.microsoft.com/office/word/2018/wordml" xmlns:w16du="http://schemas.microsoft.com/office/word/2023/wordml/word16du" xmlns:w16sdtdh="http://schemas.microsoft.com/office/word/2020/wordml/sdtdatahash" xmlns:w16sdtfl="http://schemas.microsoft.com/office/word/2024/wordml/sdtformatlock" xmlns:w16se="http://schemas.microsoft.com/office/word/2015/wordml/symex" xmlns:wpg="http://schemas.microsoft.com/office/word/2010/wordprocessingGroup" xmlns:wpi="http://schemas.microsoft.com/office/word/2010/wordprocessingInk" xmlns:wne="http://schemas.microsoft.com/office/word/2006/wordml" xmlns:wps="http://schemas.microsoft.com/office/word/2010/wordprocessingShape" mc:Ignorable="w14 w15 w16se w16cid w16 w16cex w16sdtdh w16sdtfl w16du wp14">
   <w:p>
     <w:pPr>
-      <w:keepNext w:val="0"/>
-      <w:keepLines w:val="0"/>
-      <w:pageBreakBefore w:val="0"/>
-      <w:widowControl w:val="1"/>
       <w:pBdr>
-        <w:top w:space="0" w:sz="0" w:val="nil"/>
-        <w:left w:space="0" w:sz="0" w:val="nil"/>
-        <w:bottom w:space="0" w:sz="0" w:val="nil"/>
-        <w:right w:space="0" w:sz="0" w:val="nil"/>
-        <w:between w:space="0" w:sz="0" w:val="nil"/>
+        <w:top w:val="nil"/>
+        <w:left w:val="nil"/>
+        <w:bottom w:val="nil"/>
+        <w:right w:val="nil"/>
+        <w:between w:val="nil"/>
       </w:pBdr>
-      <w:shd w:fill="auto" w:val="clear"/>
       <w:tabs>
-        <w:tab w:val="center" w:leader="none" w:pos="4419"/>
-        <w:tab w:val="right" w:leader="none" w:pos="8838"/>
+        <w:tab w:val="center" w:pos="4419"/>
+        <w:tab w:val="right" w:pos="8838"/>
       </w:tabs>
-      <w:spacing w:after="0" w:before="0" w:line="240" w:lineRule="auto"/>
-      <w:ind w:left="0" w:right="0" w:firstLine="0"/>
-      <w:jc w:val="left"/>
+      <w:spacing w:line="240" w:lineRule="auto"/>
       <w:rPr>
-        <w:rFonts w:ascii="Arial" w:cs="Arial" w:eastAsia="Arial" w:hAnsi="Arial"/>
-        <w:b w:val="0"/>
-        <w:bCs w:val="0"/>
-        <w:i w:val="0"/>
-        <w:iCs w:val="0"/>
-        <w:smallCaps w:val="0"/>
-        <w:strike w:val="0"/>
         <w:color w:val="000000"/>
-        <w:sz w:val="22"/>
-        <w:szCs w:val="22"/>
-        <w:u w:val="none"/>
-        <w:shd w:fill="auto" w:val="clear"/>
-        <w:vertAlign w:val="baseline"/>
       </w:rPr>
     </w:pPr>
     <w:r>
       <w:rPr>
-        <w:rtl w:val="0"/>
+        <w:noProof/>
       </w:rPr>
-    </w:r>
-    <w:r>
       <w:drawing>
-        <wp:anchor allowOverlap="1" behindDoc="0" distB="0" distT="0" distL="114300" distR="114300" hidden="0" layoutInCell="1" locked="0" relativeHeight="0" simplePos="0">
+        <wp:anchor distT="0" distB="0" distL="114300" distR="114300" simplePos="0" relativeHeight="251662336" behindDoc="0" locked="0" layoutInCell="1" hidden="0" allowOverlap="1" wp14:anchorId="04A46049" wp14:editId="310E8CFD">
           <wp:simplePos x="0" y="0"/>
           <wp:positionH relativeFrom="column">
             <wp:posOffset>2160270</wp:posOffset>
@@ -1997,19 +4633,20 @@
             <wp:posOffset>-1313179</wp:posOffset>
           </wp:positionV>
           <wp:extent cx="4350385" cy="1856740"/>
-          <wp:effectExtent b="0" l="0" r="0" t="0"/>
-          <wp:wrapSquare wrapText="bothSides" distB="0" distT="0" distL="114300" distR="114300"/>
-          <wp:docPr descr="Texto&#10;&#10;Descripción generada automáticamente" id="5" name="image5.png"/>
-          <a:graphic>
+          <wp:effectExtent l="0" t="0" r="0" b="0"/>
+          <wp:wrapSquare wrapText="bothSides" distT="0" distB="0" distL="114300" distR="114300"/>
+          <wp:docPr id="5" name="image5.png" descr="Texto&#10;&#10;Descripción generada automáticamente"/>
+          <wp:cNvGraphicFramePr/>
+          <a:graphic xmlns:a="http://schemas.openxmlformats.org/drawingml/2006/main">
             <a:graphicData uri="http://schemas.openxmlformats.org/drawingml/2006/picture">
-              <pic:pic>
+              <pic:pic xmlns:pic="http://schemas.openxmlformats.org/drawingml/2006/picture">
                 <pic:nvPicPr>
-                  <pic:cNvPr descr="Texto&#10;&#10;Descripción generada automáticamente" id="0" name="image5.png"/>
+                  <pic:cNvPr id="0" name="image5.png" descr="Texto&#10;&#10;Descripción generada automáticamente"/>
                   <pic:cNvPicPr preferRelativeResize="0"/>
                 </pic:nvPicPr>
                 <pic:blipFill>
                   <a:blip r:embed="rId1"/>
-                  <a:srcRect b="0" l="0" r="0" t="0"/>
+                  <a:srcRect/>
                   <a:stretch>
                     <a:fillRect/>
                   </a:stretch>
@@ -2019,7 +4656,9 @@
                     <a:off x="0" y="0"/>
                     <a:ext cx="4350385" cy="1856740"/>
                   </a:xfrm>
-                  <a:prstGeom prst="rect"/>
+                  <a:prstGeom prst="rect">
+                    <a:avLst/>
+                  </a:prstGeom>
                   <a:ln/>
                 </pic:spPr>
               </pic:pic>
@@ -2032,67 +4671,64 @@
 </w:ftr>
 </file>
 
+<file path=word/footnotes.xml><?xml version="1.0" encoding="utf-8"?>
+<w:footnotes xmlns:wpc="http://schemas.microsoft.com/office/word/2010/wordprocessingCanvas" xmlns:cx="http://schemas.microsoft.com/office/drawing/2014/chartex" xmlns:cx1="http://schemas.microsoft.com/office/drawing/2015/9/8/chartex" xmlns:cx2="http://schemas.microsoft.com/office/drawing/2015/10/21/chartex" xmlns:cx3="http://schemas.microsoft.com/office/drawing/2016/5/9/chartex" xmlns:cx4="http://schemas.microsoft.com/office/drawing/2016/5/10/chartex" xmlns:cx5="http://schemas.microsoft.com/office/drawing/2016/5/11/chartex" xmlns:cx6="http://schemas.microsoft.com/office/drawing/2016/5/12/chartex" xmlns:cx7="http://schemas.microsoft.com/office/drawing/2016/5/13/chartex" xmlns:cx8="http://schemas.microsoft.com/office/drawing/2016/5/14/chartex" xmlns:mc="http://schemas.openxmlformats.org/markup-compatibility/2006" xmlns:aink="http://schemas.microsoft.com/office/drawing/2016/ink" xmlns:am3d="http://schemas.microsoft.com/office/drawing/2017/model3d" xmlns:o="urn:schemas-microsoft-com:office:office" xmlns:oel="http://schemas.microsoft.com/office/2019/extlst" xmlns:r="http://schemas.openxmlformats.org/officeDocument/2006/relationships" xmlns:m="http://schemas.openxmlformats.org/officeDocument/2006/math" xmlns:v="urn:schemas-microsoft-com:vml" xmlns:wp14="http://schemas.microsoft.com/office/word/2010/wordprocessingDrawing" xmlns:wp="http://schemas.openxmlformats.org/drawingml/2006/wordprocessingDrawing" xmlns:w10="urn:schemas-microsoft-com:office:word" xmlns:w="http://schemas.openxmlformats.org/wordprocessingml/2006/main" xmlns:w14="http://schemas.microsoft.com/office/word/2010/wordml" xmlns:w15="http://schemas.microsoft.com/office/word/2012/wordml" xmlns:w16cex="http://schemas.microsoft.com/office/word/2018/wordml/cex" xmlns:w16cid="http://schemas.microsoft.com/office/word/2016/wordml/cid" xmlns:w16="http://schemas.microsoft.com/office/word/2018/wordml" xmlns:w16du="http://schemas.microsoft.com/office/word/2023/wordml/word16du" xmlns:w16sdtdh="http://schemas.microsoft.com/office/word/2020/wordml/sdtdatahash" xmlns:w16sdtfl="http://schemas.microsoft.com/office/word/2024/wordml/sdtformatlock" xmlns:w16se="http://schemas.microsoft.com/office/word/2015/wordml/symex" xmlns:wpg="http://schemas.microsoft.com/office/word/2010/wordprocessingGroup" xmlns:wpi="http://schemas.microsoft.com/office/word/2010/wordprocessingInk" xmlns:wne="http://schemas.microsoft.com/office/word/2006/wordml" xmlns:wps="http://schemas.microsoft.com/office/word/2010/wordprocessingShape" mc:Ignorable="w14 w15 w16se w16cid w16 w16cex w16sdtdh w16sdtfl w16du wp14">
+  <w:footnote w:type="separator" w:id="-1">
+    <w:p>
+      <w:pPr>
+        <w:spacing w:line="240" w:lineRule="auto"/>
+      </w:pPr>
+      <w:r>
+        <w:separator/>
+      </w:r>
+    </w:p>
+  </w:footnote>
+  <w:footnote w:type="continuationSeparator" w:id="0">
+    <w:p>
+      <w:pPr>
+        <w:spacing w:line="240" w:lineRule="auto"/>
+      </w:pPr>
+      <w:r>
+        <w:continuationSeparator/>
+      </w:r>
+    </w:p>
+  </w:footnote>
+</w:footnotes>
+</file>
+
 <file path=word/header1.xml><?xml version="1.0" encoding="utf-8"?>
-<w:hdr xmlns:mc="http://schemas.openxmlformats.org/markup-compatibility/2006" xmlns:o="urn:schemas-microsoft-com:office:office" xmlns:r="http://schemas.openxmlformats.org/officeDocument/2006/relationships" xmlns:m="http://schemas.openxmlformats.org/officeDocument/2006/math" xmlns:v="urn:schemas-microsoft-com:vml" xmlns:wp="http://schemas.openxmlformats.org/drawingml/2006/wordprocessingDrawing" xmlns:w10="urn:schemas-microsoft-com:office:word" xmlns:w="http://schemas.openxmlformats.org/wordprocessingml/2006/main" xmlns:wne="http://schemas.microsoft.com/office/word/2006/wordml" xmlns:sl="http://schemas.openxmlformats.org/schemaLibrary/2006/main" xmlns:a="http://schemas.openxmlformats.org/drawingml/2006/main" xmlns:pic="http://schemas.openxmlformats.org/drawingml/2006/picture" xmlns:c="http://schemas.openxmlformats.org/drawingml/2006/chart" xmlns:lc="http://schemas.openxmlformats.org/drawingml/2006/lockedCanvas" xmlns:dgm="http://schemas.openxmlformats.org/drawingml/2006/diagram" xmlns:wps="http://schemas.microsoft.com/office/word/2010/wordprocessingShape" xmlns:wpg="http://schemas.microsoft.com/office/word/2010/wordprocessingGroup" xmlns:w14="http://schemas.microsoft.com/office/word/2010/wordml" xmlns:w15="http://schemas.microsoft.com/office/word/2012/wordml" xmlns:w16="http://schemas.microsoft.com/office/word/2018/wordml" xmlns:w16cex="http://schemas.microsoft.com/office/word/2018/wordml/cex" xmlns:w16cid="http://schemas.microsoft.com/office/word/2016/wordml/cid" xmlns="http://schemas.microsoft.com/office/tasks/2019/documenttasks" xmlns:cr="http://schemas.microsoft.com/office/comments/2020/reactions">
+<w:hdr xmlns:wpc="http://schemas.microsoft.com/office/word/2010/wordprocessingCanvas" xmlns:cx="http://schemas.microsoft.com/office/drawing/2014/chartex" xmlns:cx1="http://schemas.microsoft.com/office/drawing/2015/9/8/chartex" xmlns:cx2="http://schemas.microsoft.com/office/drawing/2015/10/21/chartex" xmlns:cx3="http://schemas.microsoft.com/office/drawing/2016/5/9/chartex" xmlns:cx4="http://schemas.microsoft.com/office/drawing/2016/5/10/chartex" xmlns:cx5="http://schemas.microsoft.com/office/drawing/2016/5/11/chartex" xmlns:cx6="http://schemas.microsoft.com/office/drawing/2016/5/12/chartex" xmlns:cx7="http://schemas.microsoft.com/office/drawing/2016/5/13/chartex" xmlns:cx8="http://schemas.microsoft.com/office/drawing/2016/5/14/chartex" xmlns:mc="http://schemas.openxmlformats.org/markup-compatibility/2006" xmlns:aink="http://schemas.microsoft.com/office/drawing/2016/ink" xmlns:am3d="http://schemas.microsoft.com/office/drawing/2017/model3d" xmlns:o="urn:schemas-microsoft-com:office:office" xmlns:oel="http://schemas.microsoft.com/office/2019/extlst" xmlns:r="http://schemas.openxmlformats.org/officeDocument/2006/relationships" xmlns:m="http://schemas.openxmlformats.org/officeDocument/2006/math" xmlns:v="urn:schemas-microsoft-com:vml" xmlns:wp14="http://schemas.microsoft.com/office/word/2010/wordprocessingDrawing" xmlns:wp="http://schemas.openxmlformats.org/drawingml/2006/wordprocessingDrawing" xmlns:w10="urn:schemas-microsoft-com:office:word" xmlns:w="http://schemas.openxmlformats.org/wordprocessingml/2006/main" xmlns:w14="http://schemas.microsoft.com/office/word/2010/wordml" xmlns:w15="http://schemas.microsoft.com/office/word/2012/wordml" xmlns:w16cex="http://schemas.microsoft.com/office/word/2018/wordml/cex" xmlns:w16cid="http://schemas.microsoft.com/office/word/2016/wordml/cid" xmlns:w16="http://schemas.microsoft.com/office/word/2018/wordml" xmlns:w16du="http://schemas.microsoft.com/office/word/2023/wordml/word16du" xmlns:w16sdtdh="http://schemas.microsoft.com/office/word/2020/wordml/sdtdatahash" xmlns:w16sdtfl="http://schemas.microsoft.com/office/word/2024/wordml/sdtformatlock" xmlns:w16se="http://schemas.microsoft.com/office/word/2015/wordml/symex" xmlns:wpg="http://schemas.microsoft.com/office/word/2010/wordprocessingGroup" xmlns:wpi="http://schemas.microsoft.com/office/word/2010/wordprocessingInk" xmlns:wne="http://schemas.microsoft.com/office/word/2006/wordml" xmlns:wps="http://schemas.microsoft.com/office/word/2010/wordprocessingShape" mc:Ignorable="w14 w15 w16se w16cid w16 w16cex w16sdtdh w16sdtfl w16du wp14">
   <w:p>
     <w:pPr>
-      <w:keepNext w:val="0"/>
-      <w:keepLines w:val="0"/>
-      <w:pageBreakBefore w:val="0"/>
-      <w:widowControl w:val="1"/>
       <w:pBdr>
-        <w:top w:space="0" w:sz="0" w:val="nil"/>
-        <w:left w:space="0" w:sz="0" w:val="nil"/>
-        <w:bottom w:space="0" w:sz="0" w:val="nil"/>
-        <w:right w:space="0" w:sz="0" w:val="nil"/>
-        <w:between w:space="0" w:sz="0" w:val="nil"/>
+        <w:top w:val="nil"/>
+        <w:left w:val="nil"/>
+        <w:bottom w:val="nil"/>
+        <w:right w:val="nil"/>
+        <w:between w:val="nil"/>
       </w:pBdr>
-      <w:shd w:fill="auto" w:val="clear"/>
       <w:tabs>
-        <w:tab w:val="center" w:leader="none" w:pos="4419"/>
-        <w:tab w:val="right" w:leader="none" w:pos="8838"/>
+        <w:tab w:val="center" w:pos="4419"/>
+        <w:tab w:val="right" w:pos="8838"/>
       </w:tabs>
-      <w:spacing w:after="0" w:before="0" w:line="240" w:lineRule="auto"/>
-      <w:ind w:left="0" w:right="0" w:firstLine="0"/>
+      <w:spacing w:line="240" w:lineRule="auto"/>
       <w:jc w:val="both"/>
       <w:rPr>
-        <w:rFonts w:ascii="Arial" w:cs="Arial" w:eastAsia="Arial" w:hAnsi="Arial"/>
-        <w:b w:val="0"/>
-        <w:bCs w:val="0"/>
-        <w:i w:val="0"/>
-        <w:iCs w:val="0"/>
-        <w:smallCaps w:val="0"/>
-        <w:strike w:val="0"/>
         <w:color w:val="000000"/>
-        <w:sz w:val="22"/>
-        <w:szCs w:val="22"/>
-        <w:u w:val="none"/>
-        <w:shd w:fill="auto" w:val="clear"/>
-        <w:vertAlign w:val="baseline"/>
       </w:rPr>
     </w:pPr>
     <w:r>
       <w:rPr>
-        <w:rFonts w:ascii="Arial" w:cs="Arial" w:eastAsia="Arial" w:hAnsi="Arial"/>
-        <w:b w:val="0"/>
-        <w:bCs w:val="0"/>
-        <w:i w:val="0"/>
-        <w:iCs w:val="0"/>
-        <w:smallCaps w:val="0"/>
-        <w:strike w:val="0"/>
         <w:color w:val="000000"/>
-        <w:sz w:val="22"/>
-        <w:szCs w:val="22"/>
-        <w:u w:val="none"/>
-        <w:shd w:fill="auto" w:val="clear"/>
-        <w:vertAlign w:val="baseline"/>
-        <w:rtl w:val="0"/>
       </w:rPr>
       <w:t xml:space="preserve">  </w:t>
     </w:r>
     <w:r>
+      <w:rPr>
+        <w:noProof/>
+      </w:rPr>
       <w:drawing>
-        <wp:anchor allowOverlap="1" behindDoc="1" distB="0" distT="0" distL="0" distR="0" hidden="0" layoutInCell="1" locked="0" relativeHeight="0" simplePos="0">
+        <wp:anchor distT="0" distB="0" distL="0" distR="0" simplePos="0" relativeHeight="251658240" behindDoc="1" locked="0" layoutInCell="1" hidden="0" allowOverlap="1" wp14:anchorId="0563E507" wp14:editId="6455FE34">
           <wp:simplePos x="0" y="0"/>
           <wp:positionH relativeFrom="column">
             <wp:posOffset>-851534</wp:posOffset>
@@ -2101,19 +4737,20 @@
             <wp:posOffset>3731895</wp:posOffset>
           </wp:positionV>
           <wp:extent cx="790575" cy="1704975"/>
-          <wp:effectExtent b="0" l="0" r="0" t="0"/>
+          <wp:effectExtent l="0" t="0" r="0" b="0"/>
           <wp:wrapNone/>
-          <wp:docPr descr="Aplicación&#10;&#10;Descripción generada automáticamente con confianza baja" id="4" name="image4.png"/>
-          <a:graphic>
+          <wp:docPr id="4" name="image4.png" descr="Aplicación&#10;&#10;Descripción generada automáticamente con confianza baja"/>
+          <wp:cNvGraphicFramePr/>
+          <a:graphic xmlns:a="http://schemas.openxmlformats.org/drawingml/2006/main">
             <a:graphicData uri="http://schemas.openxmlformats.org/drawingml/2006/picture">
-              <pic:pic>
+              <pic:pic xmlns:pic="http://schemas.openxmlformats.org/drawingml/2006/picture">
                 <pic:nvPicPr>
-                  <pic:cNvPr descr="Aplicación&#10;&#10;Descripción generada automáticamente con confianza baja" id="0" name="image4.png"/>
+                  <pic:cNvPr id="0" name="image4.png" descr="Aplicación&#10;&#10;Descripción generada automáticamente con confianza baja"/>
                   <pic:cNvPicPr preferRelativeResize="0"/>
                 </pic:nvPicPr>
                 <pic:blipFill>
                   <a:blip r:embed="rId1"/>
-                  <a:srcRect b="0" l="0" r="0" t="0"/>
+                  <a:srcRect/>
                   <a:stretch>
                     <a:fillRect/>
                   </a:stretch>
@@ -2123,7 +4760,9 @@
                     <a:off x="0" y="0"/>
                     <a:ext cx="790575" cy="1704975"/>
                   </a:xfrm>
-                  <a:prstGeom prst="rect"/>
+                  <a:prstGeom prst="rect">
+                    <a:avLst/>
+                  </a:prstGeom>
                   <a:ln/>
                 </pic:spPr>
               </pic:pic>
@@ -2133,8 +4772,11 @@
       </w:drawing>
     </w:r>
     <w:r>
+      <w:rPr>
+        <w:noProof/>
+      </w:rPr>
       <w:drawing>
-        <wp:anchor allowOverlap="1" behindDoc="0" distB="0" distT="0" distL="114300" distR="114300" hidden="0" layoutInCell="1" locked="0" relativeHeight="0" simplePos="0">
+        <wp:anchor distT="0" distB="0" distL="114300" distR="114300" simplePos="0" relativeHeight="251659264" behindDoc="0" locked="0" layoutInCell="1" hidden="0" allowOverlap="1" wp14:anchorId="520607BA" wp14:editId="4C63478E">
           <wp:simplePos x="0" y="0"/>
           <wp:positionH relativeFrom="column">
             <wp:posOffset>-771524</wp:posOffset>
@@ -2143,19 +4785,20 @@
             <wp:posOffset>-434339</wp:posOffset>
           </wp:positionV>
           <wp:extent cx="2992755" cy="876935"/>
-          <wp:effectExtent b="0" l="0" r="0" t="0"/>
-          <wp:wrapSquare wrapText="bothSides" distB="0" distT="0" distL="114300" distR="114300"/>
-          <wp:docPr descr="Texto, Logotipo&#10;&#10;Descripción generada automáticamente" id="2" name="image2.png"/>
-          <a:graphic>
+          <wp:effectExtent l="0" t="0" r="0" b="0"/>
+          <wp:wrapSquare wrapText="bothSides" distT="0" distB="0" distL="114300" distR="114300"/>
+          <wp:docPr id="2" name="image2.png" descr="Texto, Logotipo&#10;&#10;Descripción generada automáticamente"/>
+          <wp:cNvGraphicFramePr/>
+          <a:graphic xmlns:a="http://schemas.openxmlformats.org/drawingml/2006/main">
             <a:graphicData uri="http://schemas.openxmlformats.org/drawingml/2006/picture">
-              <pic:pic>
+              <pic:pic xmlns:pic="http://schemas.openxmlformats.org/drawingml/2006/picture">
                 <pic:nvPicPr>
-                  <pic:cNvPr descr="Texto, Logotipo&#10;&#10;Descripción generada automáticamente" id="0" name="image2.png"/>
+                  <pic:cNvPr id="0" name="image2.png" descr="Texto, Logotipo&#10;&#10;Descripción generada automáticamente"/>
                   <pic:cNvPicPr preferRelativeResize="0"/>
                 </pic:nvPicPr>
                 <pic:blipFill>
                   <a:blip r:embed="rId2"/>
-                  <a:srcRect b="0" l="0" r="0" t="0"/>
+                  <a:srcRect/>
                   <a:stretch>
                     <a:fillRect/>
                   </a:stretch>
@@ -2165,7 +4808,9 @@
                     <a:off x="0" y="0"/>
                     <a:ext cx="2992755" cy="876935"/>
                   </a:xfrm>
-                  <a:prstGeom prst="rect"/>
+                  <a:prstGeom prst="rect">
+                    <a:avLst/>
+                  </a:prstGeom>
                   <a:ln/>
                 </pic:spPr>
               </pic:pic>
@@ -2175,8 +4820,11 @@
       </w:drawing>
     </w:r>
     <w:r>
+      <w:rPr>
+        <w:noProof/>
+      </w:rPr>
       <w:drawing>
-        <wp:anchor allowOverlap="1" behindDoc="0" distB="114300" distT="114300" distL="114300" distR="114300" hidden="0" layoutInCell="1" locked="0" relativeHeight="0" simplePos="0">
+        <wp:anchor distT="114300" distB="114300" distL="114300" distR="114300" simplePos="0" relativeHeight="251660288" behindDoc="0" locked="0" layoutInCell="1" hidden="0" allowOverlap="1" wp14:anchorId="17BCFC63" wp14:editId="482B27B9">
           <wp:simplePos x="0" y="0"/>
           <wp:positionH relativeFrom="column">
             <wp:posOffset>3876040</wp:posOffset>
@@ -2185,19 +4833,20 @@
             <wp:posOffset>-240029</wp:posOffset>
           </wp:positionV>
           <wp:extent cx="2438400" cy="706755"/>
-          <wp:effectExtent b="0" l="0" r="0" t="0"/>
+          <wp:effectExtent l="0" t="0" r="0" b="0"/>
           <wp:wrapNone/>
           <wp:docPr id="3" name="image3.png"/>
-          <a:graphic>
+          <wp:cNvGraphicFramePr/>
+          <a:graphic xmlns:a="http://schemas.openxmlformats.org/drawingml/2006/main">
             <a:graphicData uri="http://schemas.openxmlformats.org/drawingml/2006/picture">
-              <pic:pic>
+              <pic:pic xmlns:pic="http://schemas.openxmlformats.org/drawingml/2006/picture">
                 <pic:nvPicPr>
                   <pic:cNvPr id="0" name="image3.png"/>
                   <pic:cNvPicPr preferRelativeResize="0"/>
                 </pic:nvPicPr>
                 <pic:blipFill>
                   <a:blip r:embed="rId3"/>
-                  <a:srcRect b="-17038" l="66499" r="-7427" t="-6630"/>
+                  <a:srcRect l="66499" t="-6630" r="-7427" b="-17038"/>
                   <a:stretch>
                     <a:fillRect/>
                   </a:stretch>
@@ -2207,7 +4856,9 @@
                     <a:off x="0" y="0"/>
                     <a:ext cx="2438400" cy="706755"/>
                   </a:xfrm>
-                  <a:prstGeom prst="rect"/>
+                  <a:prstGeom prst="rect">
+                    <a:avLst/>
+                  </a:prstGeom>
                   <a:ln/>
                 </pic:spPr>
               </pic:pic>
@@ -2217,8 +4868,11 @@
       </w:drawing>
     </w:r>
     <w:r>
+      <w:rPr>
+        <w:noProof/>
+      </w:rPr>
       <w:drawing>
-        <wp:anchor allowOverlap="1" behindDoc="0" distB="0" distT="0" distL="114300" distR="114300" hidden="0" layoutInCell="1" locked="0" relativeHeight="0" simplePos="0">
+        <wp:anchor distT="0" distB="0" distL="114300" distR="114300" simplePos="0" relativeHeight="251661312" behindDoc="0" locked="0" layoutInCell="1" hidden="0" allowOverlap="1" wp14:anchorId="3A9FC22B" wp14:editId="1DE8BCEC">
           <wp:simplePos x="0" y="0"/>
           <wp:positionH relativeFrom="column">
             <wp:posOffset>2453640</wp:posOffset>
@@ -2227,19 +4881,20 @@
             <wp:posOffset>-351789</wp:posOffset>
           </wp:positionV>
           <wp:extent cx="847725" cy="828259"/>
-          <wp:effectExtent b="0" l="0" r="0" t="0"/>
+          <wp:effectExtent l="0" t="0" r="0" b="0"/>
           <wp:wrapNone/>
           <wp:docPr id="1" name="image1.png"/>
-          <a:graphic>
+          <wp:cNvGraphicFramePr/>
+          <a:graphic xmlns:a="http://schemas.openxmlformats.org/drawingml/2006/main">
             <a:graphicData uri="http://schemas.openxmlformats.org/drawingml/2006/picture">
-              <pic:pic>
+              <pic:pic xmlns:pic="http://schemas.openxmlformats.org/drawingml/2006/picture">
                 <pic:nvPicPr>
                   <pic:cNvPr id="0" name="image1.png"/>
                   <pic:cNvPicPr preferRelativeResize="0"/>
                 </pic:nvPicPr>
                 <pic:blipFill>
                   <a:blip r:embed="rId4"/>
-                  <a:srcRect b="0" l="0" r="0" t="0"/>
+                  <a:srcRect/>
                   <a:stretch>
                     <a:fillRect/>
                   </a:stretch>
@@ -2249,7 +4904,9 @@
                     <a:off x="0" y="0"/>
                     <a:ext cx="847725" cy="828259"/>
                   </a:xfrm>
-                  <a:prstGeom prst="rect"/>
+                  <a:prstGeom prst="rect">
+                    <a:avLst/>
+                  </a:prstGeom>
                   <a:ln/>
                 </pic:spPr>
               </pic:pic>
@@ -2263,8 +4920,125 @@
 </file>
 
 <file path=word/numbering.xml><?xml version="1.0" encoding="utf-8"?>
-<w:numbering xmlns:mc="http://schemas.openxmlformats.org/markup-compatibility/2006" xmlns:o="urn:schemas-microsoft-com:office:office" xmlns:r="http://schemas.openxmlformats.org/officeDocument/2006/relationships" xmlns:m="http://schemas.openxmlformats.org/officeDocument/2006/math" xmlns:v="urn:schemas-microsoft-com:vml" xmlns:wp="http://schemas.openxmlformats.org/drawingml/2006/wordprocessingDrawing" xmlns:w10="urn:schemas-microsoft-com:office:word" xmlns:w="http://schemas.openxmlformats.org/wordprocessingml/2006/main" xmlns:wne="http://schemas.microsoft.com/office/word/2006/wordml" xmlns:sl="http://schemas.openxmlformats.org/schemaLibrary/2006/main" xmlns:a="http://schemas.openxmlformats.org/drawingml/2006/main" xmlns:pic="http://schemas.openxmlformats.org/drawingml/2006/picture" xmlns:c="http://schemas.openxmlformats.org/drawingml/2006/chart" xmlns:lc="http://schemas.openxmlformats.org/drawingml/2006/lockedCanvas" xmlns:dgm="http://schemas.openxmlformats.org/drawingml/2006/diagram" xmlns:wps="http://schemas.microsoft.com/office/word/2010/wordprocessingShape" xmlns:wpg="http://schemas.microsoft.com/office/word/2010/wordprocessingGroup" xmlns:w14="http://schemas.microsoft.com/office/word/2010/wordml" xmlns:w15="http://schemas.microsoft.com/office/word/2012/wordml" xmlns:w16="http://schemas.microsoft.com/office/word/2018/wordml" xmlns:w16cex="http://schemas.microsoft.com/office/word/2018/wordml/cex" xmlns:w16cid="http://schemas.microsoft.com/office/word/2016/wordml/cid" xmlns="http://schemas.microsoft.com/office/tasks/2019/documenttasks" xmlns:cr="http://schemas.microsoft.com/office/comments/2020/reactions">
-  <w:abstractNum w:abstractNumId="1">
+<w:numbering xmlns:wpc="http://schemas.microsoft.com/office/word/2010/wordprocessingCanvas" xmlns:cx="http://schemas.microsoft.com/office/drawing/2014/chartex" xmlns:cx1="http://schemas.microsoft.com/office/drawing/2015/9/8/chartex" xmlns:cx2="http://schemas.microsoft.com/office/drawing/2015/10/21/chartex" xmlns:cx3="http://schemas.microsoft.com/office/drawing/2016/5/9/chartex" xmlns:cx4="http://schemas.microsoft.com/office/drawing/2016/5/10/chartex" xmlns:cx5="http://schemas.microsoft.com/office/drawing/2016/5/11/chartex" xmlns:cx6="http://schemas.microsoft.com/office/drawing/2016/5/12/chartex" xmlns:cx7="http://schemas.microsoft.com/office/drawing/2016/5/13/chartex" xmlns:cx8="http://schemas.microsoft.com/office/drawing/2016/5/14/chartex" xmlns:mc="http://schemas.openxmlformats.org/markup-compatibility/2006" xmlns:aink="http://schemas.microsoft.com/office/drawing/2016/ink" xmlns:am3d="http://schemas.microsoft.com/office/drawing/2017/model3d" xmlns:o="urn:schemas-microsoft-com:office:office" xmlns:oel="http://schemas.microsoft.com/office/2019/extlst" xmlns:r="http://schemas.openxmlformats.org/officeDocument/2006/relationships" xmlns:m="http://schemas.openxmlformats.org/officeDocument/2006/math" xmlns:v="urn:schemas-microsoft-com:vml" xmlns:wp14="http://schemas.microsoft.com/office/word/2010/wordprocessingDrawing" xmlns:wp="http://schemas.openxmlformats.org/drawingml/2006/wordprocessingDrawing" xmlns:w10="urn:schemas-microsoft-com:office:word" xmlns:w="http://schemas.openxmlformats.org/wordprocessingml/2006/main" xmlns:w14="http://schemas.microsoft.com/office/word/2010/wordml" xmlns:w15="http://schemas.microsoft.com/office/word/2012/wordml" xmlns:w16cex="http://schemas.microsoft.com/office/word/2018/wordml/cex" xmlns:w16cid="http://schemas.microsoft.com/office/word/2016/wordml/cid" xmlns:w16="http://schemas.microsoft.com/office/word/2018/wordml" xmlns:w16du="http://schemas.microsoft.com/office/word/2023/wordml/word16du" xmlns:w16sdtdh="http://schemas.microsoft.com/office/word/2020/wordml/sdtdatahash" xmlns:w16sdtfl="http://schemas.microsoft.com/office/word/2024/wordml/sdtformatlock" xmlns:w16se="http://schemas.microsoft.com/office/word/2015/wordml/symex" xmlns:wpg="http://schemas.microsoft.com/office/word/2010/wordprocessingGroup" xmlns:wpi="http://schemas.microsoft.com/office/word/2010/wordprocessingInk" xmlns:wne="http://schemas.microsoft.com/office/word/2006/wordml" xmlns:wps="http://schemas.microsoft.com/office/word/2010/wordprocessingShape" mc:Ignorable="w14 w15 w16se w16cid w16 w16cex w16sdtdh w16sdtfl w16du wp14">
+  <w:abstractNum w:abstractNumId="0" w15:restartNumberingAfterBreak="0">
+    <w:nsid w:val="5C23630F"/>
+    <w:multiLevelType w:val="multilevel"/>
+    <w:tmpl w:val="E9B21098"/>
+    <w:lvl w:ilvl="0">
+      <w:start w:val="1"/>
+      <w:numFmt w:val="bullet"/>
+      <w:lvlText w:val="□"/>
+      <w:lvlJc w:val="left"/>
+      <w:pPr>
+        <w:ind w:left="720" w:hanging="360"/>
+      </w:pPr>
+      <w:rPr>
+        <w:rFonts w:ascii="Courier New" w:eastAsia="Courier New" w:hAnsi="Courier New" w:cs="Courier New"/>
+        <w:u w:val="none"/>
+      </w:rPr>
+    </w:lvl>
+    <w:lvl w:ilvl="1">
+      <w:start w:val="1"/>
+      <w:numFmt w:val="lowerLetter"/>
+      <w:lvlText w:val="%2."/>
+      <w:lvlJc w:val="left"/>
+      <w:pPr>
+        <w:ind w:left="1440" w:hanging="360"/>
+      </w:pPr>
+      <w:rPr>
+        <w:u w:val="none"/>
+      </w:rPr>
+    </w:lvl>
+    <w:lvl w:ilvl="2">
+      <w:start w:val="1"/>
+      <w:numFmt w:val="lowerRoman"/>
+      <w:lvlText w:val="%3."/>
+      <w:lvlJc w:val="right"/>
+      <w:pPr>
+        <w:ind w:left="2160" w:hanging="360"/>
+      </w:pPr>
+      <w:rPr>
+        <w:u w:val="none"/>
+      </w:rPr>
+    </w:lvl>
+    <w:lvl w:ilvl="3">
+      <w:start w:val="1"/>
+      <w:numFmt w:val="decimal"/>
+      <w:lvlText w:val="%4."/>
+      <w:lvlJc w:val="left"/>
+      <w:pPr>
+        <w:ind w:left="2880" w:hanging="360"/>
+      </w:pPr>
+      <w:rPr>
+        <w:u w:val="none"/>
+      </w:rPr>
+    </w:lvl>
+    <w:lvl w:ilvl="4">
+      <w:start w:val="1"/>
+      <w:numFmt w:val="lowerLetter"/>
+      <w:lvlText w:val="%5."/>
+      <w:lvlJc w:val="left"/>
+      <w:pPr>
+        <w:ind w:left="3600" w:hanging="360"/>
+      </w:pPr>
+      <w:rPr>
+        <w:u w:val="none"/>
+      </w:rPr>
+    </w:lvl>
+    <w:lvl w:ilvl="5">
+      <w:start w:val="1"/>
+      <w:numFmt w:val="lowerRoman"/>
+      <w:lvlText w:val="%6."/>
+      <w:lvlJc w:val="right"/>
+      <w:pPr>
+        <w:ind w:left="4320" w:hanging="360"/>
+      </w:pPr>
+      <w:rPr>
+        <w:u w:val="none"/>
+      </w:rPr>
+    </w:lvl>
+    <w:lvl w:ilvl="6">
+      <w:start w:val="1"/>
+      <w:numFmt w:val="decimal"/>
+      <w:lvlText w:val="%7."/>
+      <w:lvlJc w:val="left"/>
+      <w:pPr>
+        <w:ind w:left="5040" w:hanging="360"/>
+      </w:pPr>
+      <w:rPr>
+        <w:u w:val="none"/>
+      </w:rPr>
+    </w:lvl>
+    <w:lvl w:ilvl="7">
+      <w:start w:val="1"/>
+      <w:numFmt w:val="lowerLetter"/>
+      <w:lvlText w:val="%8."/>
+      <w:lvlJc w:val="left"/>
+      <w:pPr>
+        <w:ind w:left="5760" w:hanging="360"/>
+      </w:pPr>
+      <w:rPr>
+        <w:u w:val="none"/>
+      </w:rPr>
+    </w:lvl>
+    <w:lvl w:ilvl="8">
+      <w:start w:val="1"/>
+      <w:numFmt w:val="lowerRoman"/>
+      <w:lvlText w:val="%9."/>
+      <w:lvlJc w:val="right"/>
+      <w:pPr>
+        <w:ind w:left="6480" w:hanging="360"/>
+      </w:pPr>
+      <w:rPr>
+        <w:u w:val="none"/>
+      </w:rPr>
+    </w:lvl>
+  </w:abstractNum>
+  <w:abstractNum w:abstractNumId="1" w15:restartNumberingAfterBreak="0">
+    <w:nsid w:val="66807CD6"/>
+    <w:multiLevelType w:val="multilevel"/>
+    <w:tmpl w:val="BE869E04"/>
     <w:lvl w:ilvl="0">
       <w:start w:val="1"/>
       <w:numFmt w:val="bullet"/>
@@ -2374,135 +5148,24 @@
       </w:rPr>
     </w:lvl>
   </w:abstractNum>
-  <w:abstractNum w:abstractNumId="2">
-    <w:lvl w:ilvl="0">
-      <w:start w:val="1"/>
-      <w:numFmt w:val="bullet"/>
-      <w:lvlText w:val="□"/>
-      <w:lvlJc w:val="left"/>
-      <w:pPr>
-        <w:ind w:left="720" w:hanging="360"/>
-      </w:pPr>
-      <w:rPr>
-        <w:rFonts w:ascii="Courier New" w:cs="Courier New" w:eastAsia="Courier New" w:hAnsi="Courier New"/>
-        <w:u w:val="none"/>
-      </w:rPr>
-    </w:lvl>
-    <w:lvl w:ilvl="1">
-      <w:start w:val="1"/>
-      <w:numFmt w:val="lowerLetter"/>
-      <w:lvlText w:val="%2."/>
-      <w:lvlJc w:val="left"/>
-      <w:pPr>
-        <w:ind w:left="1440" w:hanging="360"/>
-      </w:pPr>
-      <w:rPr>
-        <w:u w:val="none"/>
-      </w:rPr>
-    </w:lvl>
-    <w:lvl w:ilvl="2">
-      <w:start w:val="1"/>
-      <w:numFmt w:val="lowerRoman"/>
-      <w:lvlText w:val="%3."/>
-      <w:lvlJc w:val="right"/>
-      <w:pPr>
-        <w:ind w:left="2160" w:hanging="360"/>
-      </w:pPr>
-      <w:rPr>
-        <w:u w:val="none"/>
-      </w:rPr>
-    </w:lvl>
-    <w:lvl w:ilvl="3">
-      <w:start w:val="1"/>
-      <w:numFmt w:val="decimal"/>
-      <w:lvlText w:val="%4."/>
-      <w:lvlJc w:val="left"/>
-      <w:pPr>
-        <w:ind w:left="2880" w:hanging="360"/>
-      </w:pPr>
-      <w:rPr>
-        <w:u w:val="none"/>
-      </w:rPr>
-    </w:lvl>
-    <w:lvl w:ilvl="4">
-      <w:start w:val="1"/>
-      <w:numFmt w:val="lowerLetter"/>
-      <w:lvlText w:val="%5."/>
-      <w:lvlJc w:val="left"/>
-      <w:pPr>
-        <w:ind w:left="3600" w:hanging="360"/>
-      </w:pPr>
-      <w:rPr>
-        <w:u w:val="none"/>
-      </w:rPr>
-    </w:lvl>
-    <w:lvl w:ilvl="5">
-      <w:start w:val="1"/>
-      <w:numFmt w:val="lowerRoman"/>
-      <w:lvlText w:val="%6."/>
-      <w:lvlJc w:val="right"/>
-      <w:pPr>
-        <w:ind w:left="4320" w:hanging="360"/>
-      </w:pPr>
-      <w:rPr>
-        <w:u w:val="none"/>
-      </w:rPr>
-    </w:lvl>
-    <w:lvl w:ilvl="6">
-      <w:start w:val="1"/>
-      <w:numFmt w:val="decimal"/>
-      <w:lvlText w:val="%7."/>
-      <w:lvlJc w:val="left"/>
-      <w:pPr>
-        <w:ind w:left="5040" w:hanging="360"/>
-      </w:pPr>
-      <w:rPr>
-        <w:u w:val="none"/>
-      </w:rPr>
-    </w:lvl>
-    <w:lvl w:ilvl="7">
-      <w:start w:val="1"/>
-      <w:numFmt w:val="lowerLetter"/>
-      <w:lvlText w:val="%8."/>
-      <w:lvlJc w:val="left"/>
-      <w:pPr>
-        <w:ind w:left="5760" w:hanging="360"/>
-      </w:pPr>
-      <w:rPr>
-        <w:u w:val="none"/>
-      </w:rPr>
-    </w:lvl>
-    <w:lvl w:ilvl="8">
-      <w:start w:val="1"/>
-      <w:numFmt w:val="lowerRoman"/>
-      <w:lvlText w:val="%9."/>
-      <w:lvlJc w:val="right"/>
-      <w:pPr>
-        <w:ind w:left="6480" w:hanging="360"/>
-      </w:pPr>
-      <w:rPr>
-        <w:u w:val="none"/>
-      </w:rPr>
-    </w:lvl>
-  </w:abstractNum>
-  <w:num w:numId="1">
+  <w:num w:numId="1" w16cid:durableId="278225651">
     <w:abstractNumId w:val="1"/>
   </w:num>
-  <w:num w:numId="2">
-    <w:abstractNumId w:val="2"/>
+  <w:num w:numId="2" w16cid:durableId="2031445807">
+    <w:abstractNumId w:val="0"/>
   </w:num>
 </w:numbering>
 </file>
 
 <file path=word/styles.xml><?xml version="1.0" encoding="utf-8"?>
-<w:styles xmlns:mc="http://schemas.openxmlformats.org/markup-compatibility/2006" xmlns:o="urn:schemas-microsoft-com:office:office" xmlns:r="http://schemas.openxmlformats.org/officeDocument/2006/relationships" xmlns:m="http://schemas.openxmlformats.org/officeDocument/2006/math" xmlns:v="urn:schemas-microsoft-com:vml" xmlns:wp="http://schemas.openxmlformats.org/drawingml/2006/wordprocessingDrawing" xmlns:w10="urn:schemas-microsoft-com:office:word" xmlns:w="http://schemas.openxmlformats.org/wordprocessingml/2006/main" xmlns:wne="http://schemas.microsoft.com/office/word/2006/wordml" xmlns:sl="http://schemas.openxmlformats.org/schemaLibrary/2006/main" xmlns:a="http://schemas.openxmlformats.org/drawingml/2006/main" xmlns:pic="http://schemas.openxmlformats.org/drawingml/2006/picture" xmlns:c="http://schemas.openxmlformats.org/drawingml/2006/chart" xmlns:lc="http://schemas.openxmlformats.org/drawingml/2006/lockedCanvas" xmlns:dgm="http://schemas.openxmlformats.org/drawingml/2006/diagram" xmlns:wps="http://schemas.microsoft.com/office/word/2010/wordprocessingShape" xmlns:wpg="http://schemas.microsoft.com/office/word/2010/wordprocessingGroup" xmlns:w14="http://schemas.microsoft.com/office/word/2010/wordml" xmlns:w15="http://schemas.microsoft.com/office/word/2012/wordml" xmlns:w16="http://schemas.microsoft.com/office/word/2018/wordml" xmlns:w16cex="http://schemas.microsoft.com/office/word/2018/wordml/cex" xmlns:w16cid="http://schemas.microsoft.com/office/word/2016/wordml/cid" xmlns="http://schemas.microsoft.com/office/tasks/2019/documenttasks" xmlns:cr="http://schemas.microsoft.com/office/comments/2020/reactions">
+<w:styles xmlns:mc="http://schemas.openxmlformats.org/markup-compatibility/2006" xmlns:r="http://schemas.openxmlformats.org/officeDocument/2006/relationships" xmlns:w="http://schemas.openxmlformats.org/wordprocessingml/2006/main" xmlns:w14="http://schemas.microsoft.com/office/word/2010/wordml" xmlns:w15="http://schemas.microsoft.com/office/word/2012/wordml" xmlns:w16cex="http://schemas.microsoft.com/office/word/2018/wordml/cex" xmlns:w16cid="http://schemas.microsoft.com/office/word/2016/wordml/cid" xmlns:w16="http://schemas.microsoft.com/office/word/2018/wordml" xmlns:w16du="http://schemas.microsoft.com/office/word/2023/wordml/word16du" xmlns:w16sdtdh="http://schemas.microsoft.com/office/word/2020/wordml/sdtdatahash" xmlns:w16sdtfl="http://schemas.microsoft.com/office/word/2024/wordml/sdtformatlock" xmlns:w16se="http://schemas.microsoft.com/office/word/2015/wordml/symex" mc:Ignorable="w14 w15 w16se w16cid w16 w16cex w16sdtdh w16sdtfl w16du">
   <w:docDefaults>
     <w:rPrDefault>
       <w:rPr>
-        <w:rFonts w:ascii="Arial" w:cs="Arial" w:eastAsia="Arial" w:hAnsi="Arial"/>
+        <w:rFonts w:ascii="Arial" w:eastAsia="Arial" w:hAnsi="Arial" w:cs="Arial"/>
         <w:sz w:val="22"/>
         <w:szCs w:val="22"/>
-        <w:lang w:val="es-CO"/>
+        <w:lang w:val="es-CO" w:eastAsia="es-CO" w:bidi="ar-SA"/>
       </w:rPr>
     </w:rPrDefault>
     <w:pPrDefault>
@@ -2511,146 +5174,606 @@
       </w:pPr>
     </w:pPrDefault>
   </w:docDefaults>
-  <w:style w:type="table" w:styleId="TableNormal" w:default="1">
-    <w:name w:val="TableNormal"/>
-    <w:tblPr>
-      <w:tblCellMar>
-        <w:top w:w="100.0" w:type="dxa"/>
-        <w:left w:w="100.0" w:type="dxa"/>
-        <w:bottom w:w="100.0" w:type="dxa"/>
-        <w:right w:w="100.0" w:type="dxa"/>
-      </w:tblCellMar>
-    </w:tblPr>
+  <w:latentStyles w:defLockedState="0" w:defUIPriority="99" w:defSemiHidden="0" w:defUnhideWhenUsed="0" w:defQFormat="0" w:count="376">
+    <w:lsdException w:name="Normal" w:uiPriority="0" w:qFormat="1"/>
+    <w:lsdException w:name="heading 1" w:uiPriority="9" w:qFormat="1"/>
+    <w:lsdException w:name="heading 2" w:semiHidden="1" w:uiPriority="9" w:unhideWhenUsed="1" w:qFormat="1"/>
+    <w:lsdException w:name="heading 3" w:semiHidden="1" w:uiPriority="9" w:unhideWhenUsed="1" w:qFormat="1"/>
+    <w:lsdException w:name="heading 4" w:semiHidden="1" w:uiPriority="9" w:unhideWhenUsed="1" w:qFormat="1"/>
+    <w:lsdException w:name="heading 5" w:semiHidden="1" w:uiPriority="9" w:unhideWhenUsed="1" w:qFormat="1"/>
+    <w:lsdException w:name="heading 6" w:semiHidden="1" w:uiPriority="9" w:unhideWhenUsed="1" w:qFormat="1"/>
+    <w:lsdException w:name="heading 7" w:semiHidden="1" w:uiPriority="9" w:unhideWhenUsed="1" w:qFormat="1"/>
+    <w:lsdException w:name="heading 8" w:semiHidden="1" w:uiPriority="9" w:unhideWhenUsed="1" w:qFormat="1"/>
+    <w:lsdException w:name="heading 9" w:semiHidden="1" w:uiPriority="9" w:unhideWhenUsed="1" w:qFormat="1"/>
+    <w:lsdException w:name="index 1" w:semiHidden="1" w:unhideWhenUsed="1"/>
+    <w:lsdException w:name="index 2" w:semiHidden="1" w:unhideWhenUsed="1"/>
+    <w:lsdException w:name="index 3" w:semiHidden="1" w:unhideWhenUsed="1"/>
+    <w:lsdException w:name="index 4" w:semiHidden="1" w:unhideWhenUsed="1"/>
+    <w:lsdException w:name="index 5" w:semiHidden="1" w:unhideWhenUsed="1"/>
+    <w:lsdException w:name="index 6" w:semiHidden="1" w:unhideWhenUsed="1"/>
+    <w:lsdException w:name="index 7" w:semiHidden="1" w:unhideWhenUsed="1"/>
+    <w:lsdException w:name="index 8" w:semiHidden="1" w:unhideWhenUsed="1"/>
+    <w:lsdException w:name="index 9" w:semiHidden="1" w:unhideWhenUsed="1"/>
+    <w:lsdException w:name="toc 1" w:semiHidden="1" w:uiPriority="39" w:unhideWhenUsed="1"/>
+    <w:lsdException w:name="toc 2" w:semiHidden="1" w:uiPriority="39" w:unhideWhenUsed="1"/>
+    <w:lsdException w:name="toc 3" w:semiHidden="1" w:uiPriority="39" w:unhideWhenUsed="1"/>
+    <w:lsdException w:name="toc 4" w:semiHidden="1" w:uiPriority="39" w:unhideWhenUsed="1"/>
+    <w:lsdException w:name="toc 5" w:semiHidden="1" w:uiPriority="39" w:unhideWhenUsed="1"/>
+    <w:lsdException w:name="toc 6" w:semiHidden="1" w:uiPriority="39" w:unhideWhenUsed="1"/>
+    <w:lsdException w:name="toc 7" w:semiHidden="1" w:uiPriority="39" w:unhideWhenUsed="1"/>
+    <w:lsdException w:name="toc 8" w:semiHidden="1" w:uiPriority="39" w:unhideWhenUsed="1"/>
+    <w:lsdException w:name="toc 9" w:semiHidden="1" w:uiPriority="39" w:unhideWhenUsed="1"/>
+    <w:lsdException w:name="Normal Indent" w:semiHidden="1" w:unhideWhenUsed="1"/>
+    <w:lsdException w:name="footnote text" w:semiHidden="1" w:unhideWhenUsed="1"/>
+    <w:lsdException w:name="annotation text" w:semiHidden="1" w:unhideWhenUsed="1"/>
+    <w:lsdException w:name="header" w:semiHidden="1" w:unhideWhenUsed="1"/>
+    <w:lsdException w:name="footer" w:semiHidden="1" w:unhideWhenUsed="1"/>
+    <w:lsdException w:name="index heading" w:semiHidden="1" w:unhideWhenUsed="1"/>
+    <w:lsdException w:name="caption" w:semiHidden="1" w:uiPriority="35" w:unhideWhenUsed="1" w:qFormat="1"/>
+    <w:lsdException w:name="table of figures" w:semiHidden="1" w:unhideWhenUsed="1"/>
+    <w:lsdException w:name="envelope address" w:semiHidden="1" w:unhideWhenUsed="1"/>
+    <w:lsdException w:name="envelope return" w:semiHidden="1" w:unhideWhenUsed="1"/>
+    <w:lsdException w:name="footnote reference" w:semiHidden="1" w:unhideWhenUsed="1"/>
+    <w:lsdException w:name="annotation reference" w:semiHidden="1" w:unhideWhenUsed="1"/>
+    <w:lsdException w:name="line number" w:semiHidden="1" w:unhideWhenUsed="1"/>
+    <w:lsdException w:name="page number" w:semiHidden="1" w:unhideWhenUsed="1"/>
+    <w:lsdException w:name="endnote reference" w:semiHidden="1" w:unhideWhenUsed="1"/>
+    <w:lsdException w:name="endnote text" w:semiHidden="1" w:unhideWhenUsed="1"/>
+    <w:lsdException w:name="table of authorities" w:semiHidden="1" w:unhideWhenUsed="1"/>
+    <w:lsdException w:name="macro" w:semiHidden="1" w:unhideWhenUsed="1"/>
+    <w:lsdException w:name="toa heading" w:semiHidden="1" w:unhideWhenUsed="1"/>
+    <w:lsdException w:name="List" w:semiHidden="1" w:unhideWhenUsed="1"/>
+    <w:lsdException w:name="List Bullet" w:semiHidden="1" w:unhideWhenUsed="1"/>
+    <w:lsdException w:name="List Number" w:semiHidden="1" w:unhideWhenUsed="1"/>
+    <w:lsdException w:name="List 2" w:semiHidden="1" w:unhideWhenUsed="1"/>
+    <w:lsdException w:name="List 3" w:semiHidden="1" w:unhideWhenUsed="1"/>
+    <w:lsdException w:name="List 4" w:semiHidden="1" w:unhideWhenUsed="1"/>
+    <w:lsdException w:name="List 5" w:semiHidden="1" w:unhideWhenUsed="1"/>
+    <w:lsdException w:name="List Bullet 2" w:semiHidden="1" w:unhideWhenUsed="1"/>
+    <w:lsdException w:name="List Bullet 3" w:semiHidden="1" w:unhideWhenUsed="1"/>
+    <w:lsdException w:name="List Bullet 4" w:semiHidden="1" w:unhideWhenUsed="1"/>
+    <w:lsdException w:name="List Bullet 5" w:semiHidden="1" w:unhideWhenUsed="1"/>
+    <w:lsdException w:name="List Number 2" w:semiHidden="1" w:unhideWhenUsed="1"/>
+    <w:lsdException w:name="List Number 3" w:semiHidden="1" w:unhideWhenUsed="1"/>
+    <w:lsdException w:name="List Number 4" w:semiHidden="1" w:unhideWhenUsed="1"/>
+    <w:lsdException w:name="List Number 5" w:semiHidden="1" w:unhideWhenUsed="1"/>
+    <w:lsdException w:name="Title" w:uiPriority="10" w:qFormat="1"/>
+    <w:lsdException w:name="Closing" w:semiHidden="1" w:unhideWhenUsed="1"/>
+    <w:lsdException w:name="Signature" w:semiHidden="1" w:unhideWhenUsed="1"/>
+    <w:lsdException w:name="Default Paragraph Font" w:semiHidden="1" w:uiPriority="1" w:unhideWhenUsed="1"/>
+    <w:lsdException w:name="Body Text" w:semiHidden="1" w:unhideWhenUsed="1"/>
+    <w:lsdException w:name="Body Text Indent" w:semiHidden="1" w:unhideWhenUsed="1"/>
+    <w:lsdException w:name="List Continue" w:semiHidden="1" w:unhideWhenUsed="1"/>
+    <w:lsdException w:name="List Continue 2" w:semiHidden="1" w:unhideWhenUsed="1"/>
+    <w:lsdException w:name="List Continue 3" w:semiHidden="1" w:unhideWhenUsed="1"/>
+    <w:lsdException w:name="List Continue 4" w:semiHidden="1" w:unhideWhenUsed="1"/>
+    <w:lsdException w:name="List Continue 5" w:semiHidden="1" w:unhideWhenUsed="1"/>
+    <w:lsdException w:name="Message Header" w:semiHidden="1" w:unhideWhenUsed="1"/>
+    <w:lsdException w:name="Subtitle" w:uiPriority="11" w:qFormat="1"/>
+    <w:lsdException w:name="Salutation" w:semiHidden="1" w:unhideWhenUsed="1"/>
+    <w:lsdException w:name="Date" w:semiHidden="1" w:unhideWhenUsed="1"/>
+    <w:lsdException w:name="Body Text First Indent" w:semiHidden="1" w:unhideWhenUsed="1"/>
+    <w:lsdException w:name="Body Text First Indent 2" w:semiHidden="1" w:unhideWhenUsed="1"/>
+    <w:lsdException w:name="Note Heading" w:semiHidden="1" w:unhideWhenUsed="1"/>
+    <w:lsdException w:name="Body Text 2" w:semiHidden="1" w:unhideWhenUsed="1"/>
+    <w:lsdException w:name="Body Text 3" w:semiHidden="1" w:unhideWhenUsed="1"/>
+    <w:lsdException w:name="Body Text Indent 2" w:semiHidden="1" w:unhideWhenUsed="1"/>
+    <w:lsdException w:name="Body Text Indent 3" w:semiHidden="1" w:unhideWhenUsed="1"/>
+    <w:lsdException w:name="Block Text" w:semiHidden="1" w:unhideWhenUsed="1"/>
+    <w:lsdException w:name="Hyperlink" w:semiHidden="1" w:unhideWhenUsed="1"/>
+    <w:lsdException w:name="FollowedHyperlink" w:semiHidden="1" w:unhideWhenUsed="1"/>
+    <w:lsdException w:name="Strong" w:uiPriority="22" w:qFormat="1"/>
+    <w:lsdException w:name="Emphasis" w:uiPriority="20" w:qFormat="1"/>
+    <w:lsdException w:name="Document Map" w:semiHidden="1" w:unhideWhenUsed="1"/>
+    <w:lsdException w:name="Plain Text" w:semiHidden="1" w:unhideWhenUsed="1"/>
+    <w:lsdException w:name="E-mail Signature" w:semiHidden="1" w:unhideWhenUsed="1"/>
+    <w:lsdException w:name="HTML Top of Form" w:semiHidden="1" w:unhideWhenUsed="1"/>
+    <w:lsdException w:name="HTML Bottom of Form" w:semiHidden="1" w:unhideWhenUsed="1"/>
+    <w:lsdException w:name="Normal (Web)" w:semiHidden="1" w:unhideWhenUsed="1"/>
+    <w:lsdException w:name="HTML Acronym" w:semiHidden="1" w:unhideWhenUsed="1"/>
+    <w:lsdException w:name="HTML Address" w:semiHidden="1" w:unhideWhenUsed="1"/>
+    <w:lsdException w:name="HTML Cite" w:semiHidden="1" w:unhideWhenUsed="1"/>
+    <w:lsdException w:name="HTML Code" w:semiHidden="1" w:unhideWhenUsed="1"/>
+    <w:lsdException w:name="HTML Definition" w:semiHidden="1" w:unhideWhenUsed="1"/>
+    <w:lsdException w:name="HTML Keyboard" w:semiHidden="1" w:unhideWhenUsed="1"/>
+    <w:lsdException w:name="HTML Preformatted" w:semiHidden="1" w:unhideWhenUsed="1"/>
+    <w:lsdException w:name="HTML Sample" w:semiHidden="1" w:unhideWhenUsed="1"/>
+    <w:lsdException w:name="HTML Typewriter" w:semiHidden="1" w:unhideWhenUsed="1"/>
+    <w:lsdException w:name="HTML Variable" w:semiHidden="1" w:unhideWhenUsed="1"/>
+    <w:lsdException w:name="Normal Table" w:semiHidden="1" w:unhideWhenUsed="1"/>
+    <w:lsdException w:name="annotation subject" w:semiHidden="1" w:unhideWhenUsed="1"/>
+    <w:lsdException w:name="No List" w:semiHidden="1" w:unhideWhenUsed="1"/>
+    <w:lsdException w:name="Outline List 1" w:semiHidden="1" w:unhideWhenUsed="1"/>
+    <w:lsdException w:name="Outline List 2" w:semiHidden="1" w:unhideWhenUsed="1"/>
+    <w:lsdException w:name="Outline List 3" w:semiHidden="1" w:unhideWhenUsed="1"/>
+    <w:lsdException w:name="Table Simple 1" w:semiHidden="1" w:unhideWhenUsed="1"/>
+    <w:lsdException w:name="Table Simple 2" w:semiHidden="1" w:unhideWhenUsed="1"/>
+    <w:lsdException w:name="Table Simple 3" w:semiHidden="1" w:unhideWhenUsed="1"/>
+    <w:lsdException w:name="Table Classic 1" w:semiHidden="1" w:unhideWhenUsed="1"/>
+    <w:lsdException w:name="Table Classic 2" w:semiHidden="1" w:unhideWhenUsed="1"/>
+    <w:lsdException w:name="Table Classic 3" w:semiHidden="1" w:unhideWhenUsed="1"/>
+    <w:lsdException w:name="Table Classic 4" w:semiHidden="1" w:unhideWhenUsed="1"/>
+    <w:lsdException w:name="Table Colorful 1" w:semiHidden="1" w:unhideWhenUsed="1"/>
+    <w:lsdException w:name="Table Colorful 2" w:semiHidden="1" w:unhideWhenUsed="1"/>
+    <w:lsdException w:name="Table Colorful 3" w:semiHidden="1" w:unhideWhenUsed="1"/>
+    <w:lsdException w:name="Table Columns 1" w:semiHidden="1" w:unhideWhenUsed="1"/>
+    <w:lsdException w:name="Table Columns 2" w:semiHidden="1" w:unhideWhenUsed="1"/>
+    <w:lsdException w:name="Table Columns 3" w:semiHidden="1" w:unhideWhenUsed="1"/>
+    <w:lsdException w:name="Table Columns 4" w:semiHidden="1" w:unhideWhenUsed="1"/>
+    <w:lsdException w:name="Table Columns 5" w:semiHidden="1" w:unhideWhenUsed="1"/>
+    <w:lsdException w:name="Table Grid 1" w:semiHidden="1" w:unhideWhenUsed="1"/>
+    <w:lsdException w:name="Table Grid 2" w:semiHidden="1" w:unhideWhenUsed="1"/>
+    <w:lsdException w:name="Table Grid 3" w:semiHidden="1" w:unhideWhenUsed="1"/>
+    <w:lsdException w:name="Table Grid 4" w:semiHidden="1" w:unhideWhenUsed="1"/>
+    <w:lsdException w:name="Table Grid 5" w:semiHidden="1" w:unhideWhenUsed="1"/>
+    <w:lsdException w:name="Table Grid 6" w:semiHidden="1" w:unhideWhenUsed="1"/>
+    <w:lsdException w:name="Table Grid 7" w:semiHidden="1" w:unhideWhenUsed="1"/>
+    <w:lsdException w:name="Table Grid 8" w:semiHidden="1" w:unhideWhenUsed="1"/>
+    <w:lsdException w:name="Table List 1" w:semiHidden="1" w:unhideWhenUsed="1"/>
+    <w:lsdException w:name="Table List 2" w:semiHidden="1" w:unhideWhenUsed="1"/>
+    <w:lsdException w:name="Table List 3" w:semiHidden="1" w:unhideWhenUsed="1"/>
+    <w:lsdException w:name="Table List 4" w:semiHidden="1" w:unhideWhenUsed="1"/>
+    <w:lsdException w:name="Table List 5" w:semiHidden="1" w:unhideWhenUsed="1"/>
+    <w:lsdException w:name="Table List 6" w:semiHidden="1" w:unhideWhenUsed="1"/>
+    <w:lsdException w:name="Table List 7" w:semiHidden="1" w:unhideWhenUsed="1"/>
+    <w:lsdException w:name="Table List 8" w:semiHidden="1" w:unhideWhenUsed="1"/>
+    <w:lsdException w:name="Table 3D effects 1" w:semiHidden="1" w:unhideWhenUsed="1"/>
+    <w:lsdException w:name="Table 3D effects 2" w:semiHidden="1" w:unhideWhenUsed="1"/>
+    <w:lsdException w:name="Table 3D effects 3" w:semiHidden="1" w:unhideWhenUsed="1"/>
+    <w:lsdException w:name="Table Contemporary" w:semiHidden="1" w:unhideWhenUsed="1"/>
+    <w:lsdException w:name="Table Elegant" w:semiHidden="1" w:unhideWhenUsed="1"/>
+    <w:lsdException w:name="Table Professional" w:semiHidden="1" w:unhideWhenUsed="1"/>
+    <w:lsdException w:name="Table Subtle 1" w:semiHidden="1" w:unhideWhenUsed="1"/>
+    <w:lsdException w:name="Table Subtle 2" w:semiHidden="1" w:unhideWhenUsed="1"/>
+    <w:lsdException w:name="Table Web 1" w:semiHidden="1" w:unhideWhenUsed="1"/>
+    <w:lsdException w:name="Table Web 2" w:semiHidden="1" w:unhideWhenUsed="1"/>
+    <w:lsdException w:name="Table Web 3" w:semiHidden="1" w:unhideWhenUsed="1"/>
+    <w:lsdException w:name="Balloon Text" w:semiHidden="1" w:unhideWhenUsed="1"/>
+    <w:lsdException w:name="Table Grid" w:uiPriority="39"/>
+    <w:lsdException w:name="Table Theme" w:semiHidden="1" w:unhideWhenUsed="1"/>
+    <w:lsdException w:name="Placeholder Text" w:semiHidden="1"/>
+    <w:lsdException w:name="No Spacing" w:uiPriority="1" w:qFormat="1"/>
+    <w:lsdException w:name="Light Shading" w:uiPriority="60"/>
+    <w:lsdException w:name="Light List" w:uiPriority="61"/>
+    <w:lsdException w:name="Light Grid" w:uiPriority="62"/>
+    <w:lsdException w:name="Medium Shading 1" w:uiPriority="63"/>
+    <w:lsdException w:name="Medium Shading 2" w:uiPriority="64"/>
+    <w:lsdException w:name="Medium List 1" w:uiPriority="65"/>
+    <w:lsdException w:name="Medium List 2" w:uiPriority="66"/>
+    <w:lsdException w:name="Medium Grid 1" w:uiPriority="67"/>
+    <w:lsdException w:name="Medium Grid 2" w:uiPriority="68"/>
+    <w:lsdException w:name="Medium Grid 3" w:uiPriority="69"/>
+    <w:lsdException w:name="Dark List" w:uiPriority="70"/>
+    <w:lsdException w:name="Colorful Shading" w:uiPriority="71"/>
+    <w:lsdException w:name="Colorful List" w:uiPriority="72"/>
+    <w:lsdException w:name="Colorful Grid" w:uiPriority="73"/>
+    <w:lsdException w:name="Light Shading Accent 1" w:uiPriority="60"/>
+    <w:lsdException w:name="Light List Accent 1" w:uiPriority="61"/>
+    <w:lsdException w:name="Light Grid Accent 1" w:uiPriority="62"/>
+    <w:lsdException w:name="Medium Shading 1 Accent 1" w:uiPriority="63"/>
+    <w:lsdException w:name="Medium Shading 2 Accent 1" w:uiPriority="64"/>
+    <w:lsdException w:name="Medium List 1 Accent 1" w:uiPriority="65"/>
+    <w:lsdException w:name="Revision" w:semiHidden="1"/>
+    <w:lsdException w:name="List Paragraph" w:uiPriority="34" w:qFormat="1"/>
+    <w:lsdException w:name="Quote" w:uiPriority="29" w:qFormat="1"/>
+    <w:lsdException w:name="Intense Quote" w:uiPriority="30" w:qFormat="1"/>
+    <w:lsdException w:name="Medium List 2 Accent 1" w:uiPriority="66"/>
+    <w:lsdException w:name="Medium Grid 1 Accent 1" w:uiPriority="67"/>
+    <w:lsdException w:name="Medium Grid 2 Accent 1" w:uiPriority="68"/>
+    <w:lsdException w:name="Medium Grid 3 Accent 1" w:uiPriority="69"/>
+    <w:lsdException w:name="Dark List Accent 1" w:uiPriority="70"/>
+    <w:lsdException w:name="Colorful Shading Accent 1" w:uiPriority="71"/>
+    <w:lsdException w:name="Colorful List Accent 1" w:uiPriority="72"/>
+    <w:lsdException w:name="Colorful Grid Accent 1" w:uiPriority="73"/>
+    <w:lsdException w:name="Light Shading Accent 2" w:uiPriority="60"/>
+    <w:lsdException w:name="Light List Accent 2" w:uiPriority="61"/>
+    <w:lsdException w:name="Light Grid Accent 2" w:uiPriority="62"/>
+    <w:lsdException w:name="Medium Shading 1 Accent 2" w:uiPriority="63"/>
+    <w:lsdException w:name="Medium Shading 2 Accent 2" w:uiPriority="64"/>
+    <w:lsdException w:name="Medium List 1 Accent 2" w:uiPriority="65"/>
+    <w:lsdException w:name="Medium List 2 Accent 2" w:uiPriority="66"/>
+    <w:lsdException w:name="Medium Grid 1 Accent 2" w:uiPriority="67"/>
+    <w:lsdException w:name="Medium Grid 2 Accent 2" w:uiPriority="68"/>
+    <w:lsdException w:name="Medium Grid 3 Accent 2" w:uiPriority="69"/>
+    <w:lsdException w:name="Dark List Accent 2" w:uiPriority="70"/>
+    <w:lsdException w:name="Colorful Shading Accent 2" w:uiPriority="71"/>
+    <w:lsdException w:name="Colorful List Accent 2" w:uiPriority="72"/>
+    <w:lsdException w:name="Colorful Grid Accent 2" w:uiPriority="73"/>
+    <w:lsdException w:name="Light Shading Accent 3" w:uiPriority="60"/>
+    <w:lsdException w:name="Light List Accent 3" w:uiPriority="61"/>
+    <w:lsdException w:name="Light Grid Accent 3" w:uiPriority="62"/>
+    <w:lsdException w:name="Medium Shading 1 Accent 3" w:uiPriority="63"/>
+    <w:lsdException w:name="Medium Shading 2 Accent 3" w:uiPriority="64"/>
+    <w:lsdException w:name="Medium List 1 Accent 3" w:uiPriority="65"/>
+    <w:lsdException w:name="Medium List 2 Accent 3" w:uiPriority="66"/>
+    <w:lsdException w:name="Medium Grid 1 Accent 3" w:uiPriority="67"/>
+    <w:lsdException w:name="Medium Grid 2 Accent 3" w:uiPriority="68"/>
+    <w:lsdException w:name="Medium Grid 3 Accent 3" w:uiPriority="69"/>
+    <w:lsdException w:name="Dark List Accent 3" w:uiPriority="70"/>
+    <w:lsdException w:name="Colorful Shading Accent 3" w:uiPriority="71"/>
+    <w:lsdException w:name="Colorful List Accent 3" w:uiPriority="72"/>
+    <w:lsdException w:name="Colorful Grid Accent 3" w:uiPriority="73"/>
+    <w:lsdException w:name="Light Shading Accent 4" w:uiPriority="60"/>
+    <w:lsdException w:name="Light List Accent 4" w:uiPriority="61"/>
+    <w:lsdException w:name="Light Grid Accent 4" w:uiPriority="62"/>
+    <w:lsdException w:name="Medium Shading 1 Accent 4" w:uiPriority="63"/>
+    <w:lsdException w:name="Medium Shading 2 Accent 4" w:uiPriority="64"/>
+    <w:lsdException w:name="Medium List 1 Accent 4" w:uiPriority="65"/>
+    <w:lsdException w:name="Medium List 2 Accent 4" w:uiPriority="66"/>
+    <w:lsdException w:name="Medium Grid 1 Accent 4" w:uiPriority="67"/>
+    <w:lsdException w:name="Medium Grid 2 Accent 4" w:uiPriority="68"/>
+    <w:lsdException w:name="Medium Grid 3 Accent 4" w:uiPriority="69"/>
+    <w:lsdException w:name="Dark List Accent 4" w:uiPriority="70"/>
+    <w:lsdException w:name="Colorful Shading Accent 4" w:uiPriority="71"/>
+    <w:lsdException w:name="Colorful List Accent 4" w:uiPriority="72"/>
+    <w:lsdException w:name="Colorful Grid Accent 4" w:uiPriority="73"/>
+    <w:lsdException w:name="Light Shading Accent 5" w:uiPriority="60"/>
+    <w:lsdException w:name="Light List Accent 5" w:uiPriority="61"/>
+    <w:lsdException w:name="Light Grid Accent 5" w:uiPriority="62"/>
+    <w:lsdException w:name="Medium Shading 1 Accent 5" w:uiPriority="63"/>
+    <w:lsdException w:name="Medium Shading 2 Accent 5" w:uiPriority="64"/>
+    <w:lsdException w:name="Medium List 1 Accent 5" w:uiPriority="65"/>
+    <w:lsdException w:name="Medium List 2 Accent 5" w:uiPriority="66"/>
+    <w:lsdException w:name="Medium Grid 1 Accent 5" w:uiPriority="67"/>
+    <w:lsdException w:name="Medium Grid 2 Accent 5" w:uiPriority="68"/>
+    <w:lsdException w:name="Medium Grid 3 Accent 5" w:uiPriority="69"/>
+    <w:lsdException w:name="Dark List Accent 5" w:uiPriority="70"/>
+    <w:lsdException w:name="Colorful Shading Accent 5" w:uiPriority="71"/>
+    <w:lsdException w:name="Colorful List Accent 5" w:uiPriority="72"/>
+    <w:lsdException w:name="Colorful Grid Accent 5" w:uiPriority="73"/>
+    <w:lsdException w:name="Light Shading Accent 6" w:uiPriority="60"/>
+    <w:lsdException w:name="Light List Accent 6" w:uiPriority="61"/>
+    <w:lsdException w:name="Light Grid Accent 6" w:uiPriority="62"/>
+    <w:lsdException w:name="Medium Shading 1 Accent 6" w:uiPriority="63"/>
+    <w:lsdException w:name="Medium Shading 2 Accent 6" w:uiPriority="64"/>
+    <w:lsdException w:name="Medium List 1 Accent 6" w:uiPriority="65"/>
+    <w:lsdException w:name="Medium List 2 Accent 6" w:uiPriority="66"/>
+    <w:lsdException w:name="Medium Grid 1 Accent 6" w:uiPriority="67"/>
+    <w:lsdException w:name="Medium Grid 2 Accent 6" w:uiPriority="68"/>
+    <w:lsdException w:name="Medium Grid 3 Accent 6" w:uiPriority="69"/>
+    <w:lsdException w:name="Dark List Accent 6" w:uiPriority="70"/>
+    <w:lsdException w:name="Colorful Shading Accent 6" w:uiPriority="71"/>
+    <w:lsdException w:name="Colorful List Accent 6" w:uiPriority="72"/>
+    <w:lsdException w:name="Colorful Grid Accent 6" w:uiPriority="73"/>
+    <w:lsdException w:name="Subtle Emphasis" w:uiPriority="19" w:qFormat="1"/>
+    <w:lsdException w:name="Intense Emphasis" w:uiPriority="21" w:qFormat="1"/>
+    <w:lsdException w:name="Subtle Reference" w:uiPriority="31" w:qFormat="1"/>
+    <w:lsdException w:name="Intense Reference" w:uiPriority="32" w:qFormat="1"/>
+    <w:lsdException w:name="Book Title" w:uiPriority="33" w:qFormat="1"/>
+    <w:lsdException w:name="Bibliography" w:semiHidden="1" w:uiPriority="37" w:unhideWhenUsed="1"/>
+    <w:lsdException w:name="TOC Heading" w:semiHidden="1" w:uiPriority="39" w:unhideWhenUsed="1" w:qFormat="1"/>
+    <w:lsdException w:name="Plain Table 1" w:uiPriority="41"/>
+    <w:lsdException w:name="Plain Table 2" w:uiPriority="42"/>
+    <w:lsdException w:name="Plain Table 3" w:uiPriority="43"/>
+    <w:lsdException w:name="Plain Table 4" w:uiPriority="44"/>
+    <w:lsdException w:name="Plain Table 5" w:uiPriority="45"/>
+    <w:lsdException w:name="Grid Table Light" w:uiPriority="40"/>
+    <w:lsdException w:name="Grid Table 1 Light" w:uiPriority="46"/>
+    <w:lsdException w:name="Grid Table 2" w:uiPriority="47"/>
+    <w:lsdException w:name="Grid Table 3" w:uiPriority="48"/>
+    <w:lsdException w:name="Grid Table 4" w:uiPriority="49"/>
+    <w:lsdException w:name="Grid Table 5 Dark" w:uiPriority="50"/>
+    <w:lsdException w:name="Grid Table 6 Colorful" w:uiPriority="51"/>
+    <w:lsdException w:name="Grid Table 7 Colorful" w:uiPriority="52"/>
+    <w:lsdException w:name="Grid Table 1 Light Accent 1" w:uiPriority="46"/>
+    <w:lsdException w:name="Grid Table 2 Accent 1" w:uiPriority="47"/>
+    <w:lsdException w:name="Grid Table 3 Accent 1" w:uiPriority="48"/>
+    <w:lsdException w:name="Grid Table 4 Accent 1" w:uiPriority="49"/>
+    <w:lsdException w:name="Grid Table 5 Dark Accent 1" w:uiPriority="50"/>
+    <w:lsdException w:name="Grid Table 6 Colorful Accent 1" w:uiPriority="51"/>
+    <w:lsdException w:name="Grid Table 7 Colorful Accent 1" w:uiPriority="52"/>
+    <w:lsdException w:name="Grid Table 1 Light Accent 2" w:uiPriority="46"/>
+    <w:lsdException w:name="Grid Table 2 Accent 2" w:uiPriority="47"/>
+    <w:lsdException w:name="Grid Table 3 Accent 2" w:uiPriority="48"/>
+    <w:lsdException w:name="Grid Table 4 Accent 2" w:uiPriority="49"/>
+    <w:lsdException w:name="Grid Table 5 Dark Accent 2" w:uiPriority="50"/>
+    <w:lsdException w:name="Grid Table 6 Colorful Accent 2" w:uiPriority="51"/>
+    <w:lsdException w:name="Grid Table 7 Colorful Accent 2" w:uiPriority="52"/>
+    <w:lsdException w:name="Grid Table 1 Light Accent 3" w:uiPriority="46"/>
+    <w:lsdException w:name="Grid Table 2 Accent 3" w:uiPriority="47"/>
+    <w:lsdException w:name="Grid Table 3 Accent 3" w:uiPriority="48"/>
+    <w:lsdException w:name="Grid Table 4 Accent 3" w:uiPriority="49"/>
+    <w:lsdException w:name="Grid Table 5 Dark Accent 3" w:uiPriority="50"/>
+    <w:lsdException w:name="Grid Table 6 Colorful Accent 3" w:uiPriority="51"/>
+    <w:lsdException w:name="Grid Table 7 Colorful Accent 3" w:uiPriority="52"/>
+    <w:lsdException w:name="Grid Table 1 Light Accent 4" w:uiPriority="46"/>
+    <w:lsdException w:name="Grid Table 2 Accent 4" w:uiPriority="47"/>
+    <w:lsdException w:name="Grid Table 3 Accent 4" w:uiPriority="48"/>
+    <w:lsdException w:name="Grid Table 4 Accent 4" w:uiPriority="49"/>
+    <w:lsdException w:name="Grid Table 5 Dark Accent 4" w:uiPriority="50"/>
+    <w:lsdException w:name="Grid Table 6 Colorful Accent 4" w:uiPriority="51"/>
+    <w:lsdException w:name="Grid Table 7 Colorful Accent 4" w:uiPriority="52"/>
+    <w:lsdException w:name="Grid Table 1 Light Accent 5" w:uiPriority="46"/>
+    <w:lsdException w:name="Grid Table 2 Accent 5" w:uiPriority="47"/>
+    <w:lsdException w:name="Grid Table 3 Accent 5" w:uiPriority="48"/>
+    <w:lsdException w:name="Grid Table 4 Accent 5" w:uiPriority="49"/>
+    <w:lsdException w:name="Grid Table 5 Dark Accent 5" w:uiPriority="50"/>
+    <w:lsdException w:name="Grid Table 6 Colorful Accent 5" w:uiPriority="51"/>
+    <w:lsdException w:name="Grid Table 7 Colorful Accent 5" w:uiPriority="52"/>
+    <w:lsdException w:name="Grid Table 1 Light Accent 6" w:uiPriority="46"/>
+    <w:lsdException w:name="Grid Table 2 Accent 6" w:uiPriority="47"/>
+    <w:lsdException w:name="Grid Table 3 Accent 6" w:uiPriority="48"/>
+    <w:lsdException w:name="Grid Table 4 Accent 6" w:uiPriority="49"/>
+    <w:lsdException w:name="Grid Table 5 Dark Accent 6" w:uiPriority="50"/>
+    <w:lsdException w:name="Grid Table 6 Colorful Accent 6" w:uiPriority="51"/>
+    <w:lsdException w:name="Grid Table 7 Colorful Accent 6" w:uiPriority="52"/>
+    <w:lsdException w:name="List Table 1 Light" w:uiPriority="46"/>
+    <w:lsdException w:name="List Table 2" w:uiPriority="47"/>
+    <w:lsdException w:name="List Table 3" w:uiPriority="48"/>
+    <w:lsdException w:name="List Table 4" w:uiPriority="49"/>
+    <w:lsdException w:name="List Table 5 Dark" w:uiPriority="50"/>
+    <w:lsdException w:name="List Table 6 Colorful" w:uiPriority="51"/>
+    <w:lsdException w:name="List Table 7 Colorful" w:uiPriority="52"/>
+    <w:lsdException w:name="List Table 1 Light Accent 1" w:uiPriority="46"/>
+    <w:lsdException w:name="List Table 2 Accent 1" w:uiPriority="47"/>
+    <w:lsdException w:name="List Table 3 Accent 1" w:uiPriority="48"/>
+    <w:lsdException w:name="List Table 4 Accent 1" w:uiPriority="49"/>
+    <w:lsdException w:name="List Table 5 Dark Accent 1" w:uiPriority="50"/>
+    <w:lsdException w:name="List Table 6 Colorful Accent 1" w:uiPriority="51"/>
+    <w:lsdException w:name="List Table 7 Colorful Accent 1" w:uiPriority="52"/>
+    <w:lsdException w:name="List Table 1 Light Accent 2" w:uiPriority="46"/>
+    <w:lsdException w:name="List Table 2 Accent 2" w:uiPriority="47"/>
+    <w:lsdException w:name="List Table 3 Accent 2" w:uiPriority="48"/>
+    <w:lsdException w:name="List Table 4 Accent 2" w:uiPriority="49"/>
+    <w:lsdException w:name="List Table 5 Dark Accent 2" w:uiPriority="50"/>
+    <w:lsdException w:name="List Table 6 Colorful Accent 2" w:uiPriority="51"/>
+    <w:lsdException w:name="List Table 7 Colorful Accent 2" w:uiPriority="52"/>
+    <w:lsdException w:name="List Table 1 Light Accent 3" w:uiPriority="46"/>
+    <w:lsdException w:name="List Table 2 Accent 3" w:uiPriority="47"/>
+    <w:lsdException w:name="List Table 3 Accent 3" w:uiPriority="48"/>
+    <w:lsdException w:name="List Table 4 Accent 3" w:uiPriority="49"/>
+    <w:lsdException w:name="List Table 5 Dark Accent 3" w:uiPriority="50"/>
+    <w:lsdException w:name="List Table 6 Colorful Accent 3" w:uiPriority="51"/>
+    <w:lsdException w:name="List Table 7 Colorful Accent 3" w:uiPriority="52"/>
+    <w:lsdException w:name="List Table 1 Light Accent 4" w:uiPriority="46"/>
+    <w:lsdException w:name="List Table 2 Accent 4" w:uiPriority="47"/>
+    <w:lsdException w:name="List Table 3 Accent 4" w:uiPriority="48"/>
+    <w:lsdException w:name="List Table 4 Accent 4" w:uiPriority="49"/>
+    <w:lsdException w:name="List Table 5 Dark Accent 4" w:uiPriority="50"/>
+    <w:lsdException w:name="List Table 6 Colorful Accent 4" w:uiPriority="51"/>
+    <w:lsdException w:name="List Table 7 Colorful Accent 4" w:uiPriority="52"/>
+    <w:lsdException w:name="List Table 1 Light Accent 5" w:uiPriority="46"/>
+    <w:lsdException w:name="List Table 2 Accent 5" w:uiPriority="47"/>
+    <w:lsdException w:name="List Table 3 Accent 5" w:uiPriority="48"/>
+    <w:lsdException w:name="List Table 4 Accent 5" w:uiPriority="49"/>
+    <w:lsdException w:name="List Table 5 Dark Accent 5" w:uiPriority="50"/>
+    <w:lsdException w:name="List Table 6 Colorful Accent 5" w:uiPriority="51"/>
+    <w:lsdException w:name="List Table 7 Colorful Accent 5" w:uiPriority="52"/>
+    <w:lsdException w:name="List Table 1 Light Accent 6" w:uiPriority="46"/>
+    <w:lsdException w:name="List Table 2 Accent 6" w:uiPriority="47"/>
+    <w:lsdException w:name="List Table 3 Accent 6" w:uiPriority="48"/>
+    <w:lsdException w:name="List Table 4 Accent 6" w:uiPriority="49"/>
+    <w:lsdException w:name="List Table 5 Dark Accent 6" w:uiPriority="50"/>
+    <w:lsdException w:name="List Table 6 Colorful Accent 6" w:uiPriority="51"/>
+    <w:lsdException w:name="List Table 7 Colorful Accent 6" w:uiPriority="52"/>
+    <w:lsdException w:name="Mention" w:semiHidden="1" w:unhideWhenUsed="1"/>
+    <w:lsdException w:name="Smart Hyperlink" w:semiHidden="1" w:unhideWhenUsed="1"/>
+    <w:lsdException w:name="Hashtag" w:semiHidden="1" w:unhideWhenUsed="1"/>
+    <w:lsdException w:name="Unresolved Mention" w:semiHidden="1" w:unhideWhenUsed="1"/>
+    <w:lsdException w:name="Smart Link" w:semiHidden="1" w:unhideWhenUsed="1"/>
+  </w:latentStyles>
+  <w:style w:type="paragraph" w:default="1" w:styleId="Normal">
+    <w:name w:val="Normal"/>
+    <w:qFormat/>
+    <w:rsid w:val="00F56A9B"/>
   </w:style>
-  <w:style w:type="paragraph" w:styleId="Normal" w:default="1">
-    <w:name w:val="normal"/>
-  </w:style>
-  <w:style w:type="paragraph" w:styleId="Heading1">
+  <w:style w:type="paragraph" w:styleId="Ttulo1">
     <w:name w:val="heading 1"/>
     <w:basedOn w:val="Normal"/>
     <w:next w:val="Normal"/>
+    <w:uiPriority w:val="9"/>
+    <w:qFormat/>
     <w:pPr>
-      <w:keepNext w:val="1"/>
-      <w:keepLines w:val="1"/>
-      <w:spacing w:after="80" w:before="360" w:lineRule="auto"/>
+      <w:keepNext/>
+      <w:keepLines/>
+      <w:spacing w:before="360" w:after="80"/>
+      <w:outlineLvl w:val="0"/>
     </w:pPr>
     <w:rPr>
-      <w:rFonts w:ascii="Play" w:cs="Play" w:eastAsia="Play" w:hAnsi="Play"/>
-      <w:color w:val="0f4761"/>
+      <w:rFonts w:ascii="Play" w:eastAsia="Play" w:hAnsi="Play" w:cs="Play"/>
+      <w:color w:val="0F4761"/>
       <w:sz w:val="40"/>
       <w:szCs w:val="40"/>
     </w:rPr>
   </w:style>
-  <w:style w:type="paragraph" w:styleId="Heading2">
+  <w:style w:type="paragraph" w:styleId="Ttulo2">
     <w:name w:val="heading 2"/>
     <w:basedOn w:val="Normal"/>
     <w:next w:val="Normal"/>
+    <w:uiPriority w:val="9"/>
+    <w:semiHidden/>
+    <w:unhideWhenUsed/>
+    <w:qFormat/>
     <w:pPr>
-      <w:keepNext w:val="1"/>
-      <w:keepLines w:val="1"/>
-      <w:spacing w:after="80" w:before="160" w:lineRule="auto"/>
+      <w:keepNext/>
+      <w:keepLines/>
+      <w:spacing w:before="160" w:after="80"/>
+      <w:outlineLvl w:val="1"/>
     </w:pPr>
     <w:rPr>
-      <w:rFonts w:ascii="Play" w:cs="Play" w:eastAsia="Play" w:hAnsi="Play"/>
-      <w:color w:val="0f4761"/>
+      <w:rFonts w:ascii="Play" w:eastAsia="Play" w:hAnsi="Play" w:cs="Play"/>
+      <w:color w:val="0F4761"/>
       <w:sz w:val="32"/>
       <w:szCs w:val="32"/>
     </w:rPr>
   </w:style>
-  <w:style w:type="paragraph" w:styleId="Heading3">
+  <w:style w:type="paragraph" w:styleId="Ttulo3">
     <w:name w:val="heading 3"/>
     <w:basedOn w:val="Normal"/>
     <w:next w:val="Normal"/>
+    <w:uiPriority w:val="9"/>
+    <w:semiHidden/>
+    <w:unhideWhenUsed/>
+    <w:qFormat/>
     <w:pPr>
-      <w:keepNext w:val="1"/>
-      <w:keepLines w:val="1"/>
-      <w:spacing w:after="80" w:before="160" w:lineRule="auto"/>
+      <w:keepNext/>
+      <w:keepLines/>
+      <w:spacing w:before="160" w:after="80"/>
+      <w:outlineLvl w:val="2"/>
     </w:pPr>
     <w:rPr>
-      <w:color w:val="0f4761"/>
+      <w:color w:val="0F4761"/>
       <w:sz w:val="28"/>
       <w:szCs w:val="28"/>
     </w:rPr>
   </w:style>
-  <w:style w:type="paragraph" w:styleId="Heading4">
+  <w:style w:type="paragraph" w:styleId="Ttulo4">
     <w:name w:val="heading 4"/>
     <w:basedOn w:val="Normal"/>
     <w:next w:val="Normal"/>
+    <w:uiPriority w:val="9"/>
+    <w:semiHidden/>
+    <w:unhideWhenUsed/>
+    <w:qFormat/>
     <w:pPr>
-      <w:keepNext w:val="1"/>
-      <w:keepLines w:val="1"/>
-      <w:spacing w:after="40" w:before="80" w:lineRule="auto"/>
+      <w:keepNext/>
+      <w:keepLines/>
+      <w:spacing w:before="80" w:after="40"/>
+      <w:outlineLvl w:val="3"/>
     </w:pPr>
     <w:rPr>
-      <w:i w:val="1"/>
-      <w:iCs w:val="1"/>
-      <w:color w:val="0f4761"/>
+      <w:i/>
+      <w:iCs/>
+      <w:color w:val="0F4761"/>
     </w:rPr>
   </w:style>
-  <w:style w:type="paragraph" w:styleId="Heading5">
+  <w:style w:type="paragraph" w:styleId="Ttulo5">
     <w:name w:val="heading 5"/>
     <w:basedOn w:val="Normal"/>
     <w:next w:val="Normal"/>
+    <w:uiPriority w:val="9"/>
+    <w:semiHidden/>
+    <w:unhideWhenUsed/>
+    <w:qFormat/>
     <w:pPr>
-      <w:keepNext w:val="1"/>
-      <w:keepLines w:val="1"/>
-      <w:spacing w:after="40" w:before="80" w:lineRule="auto"/>
+      <w:keepNext/>
+      <w:keepLines/>
+      <w:spacing w:before="80" w:after="40"/>
+      <w:outlineLvl w:val="4"/>
     </w:pPr>
     <w:rPr>
-      <w:color w:val="0f4761"/>
+      <w:color w:val="0F4761"/>
     </w:rPr>
   </w:style>
-  <w:style w:type="paragraph" w:styleId="Heading6">
+  <w:style w:type="paragraph" w:styleId="Ttulo6">
     <w:name w:val="heading 6"/>
     <w:basedOn w:val="Normal"/>
     <w:next w:val="Normal"/>
+    <w:uiPriority w:val="9"/>
+    <w:semiHidden/>
+    <w:unhideWhenUsed/>
+    <w:qFormat/>
     <w:pPr>
-      <w:keepNext w:val="1"/>
-      <w:keepLines w:val="1"/>
-      <w:spacing w:before="40" w:lineRule="auto"/>
+      <w:keepNext/>
+      <w:keepLines/>
+      <w:spacing w:before="40"/>
+      <w:outlineLvl w:val="5"/>
     </w:pPr>
     <w:rPr>
-      <w:i w:val="1"/>
-      <w:iCs w:val="1"/>
+      <w:i/>
+      <w:iCs/>
       <w:color w:val="595959"/>
     </w:rPr>
   </w:style>
-  <w:style w:type="paragraph" w:styleId="Title">
+  <w:style w:type="character" w:default="1" w:styleId="Fuentedeprrafopredeter">
+    <w:name w:val="Default Paragraph Font"/>
+    <w:uiPriority w:val="1"/>
+    <w:unhideWhenUsed/>
+  </w:style>
+  <w:style w:type="table" w:default="1" w:styleId="Tablanormal">
+    <w:name w:val="Normal Table"/>
+    <w:uiPriority w:val="99"/>
+    <w:semiHidden/>
+    <w:unhideWhenUsed/>
+    <w:tblPr>
+      <w:tblInd w:w="0" w:type="dxa"/>
+      <w:tblCellMar>
+        <w:top w:w="0" w:type="dxa"/>
+        <w:left w:w="108" w:type="dxa"/>
+        <w:bottom w:w="0" w:type="dxa"/>
+        <w:right w:w="108" w:type="dxa"/>
+      </w:tblCellMar>
+    </w:tblPr>
+  </w:style>
+  <w:style w:type="numbering" w:default="1" w:styleId="Sinlista">
+    <w:name w:val="No List"/>
+    <w:uiPriority w:val="99"/>
+    <w:semiHidden/>
+    <w:unhideWhenUsed/>
+  </w:style>
+  <w:style w:type="table" w:customStyle="1" w:styleId="TableNormal">
+    <w:name w:val="TableNormal"/>
+    <w:tblPr>
+      <w:tblCellMar>
+        <w:top w:w="100" w:type="dxa"/>
+        <w:left w:w="100" w:type="dxa"/>
+        <w:bottom w:w="100" w:type="dxa"/>
+        <w:right w:w="100" w:type="dxa"/>
+      </w:tblCellMar>
+    </w:tblPr>
+  </w:style>
+  <w:style w:type="paragraph" w:styleId="Ttulo">
     <w:name w:val="Title"/>
     <w:basedOn w:val="Normal"/>
     <w:next w:val="Normal"/>
+    <w:uiPriority w:val="10"/>
+    <w:qFormat/>
     <w:pPr>
       <w:spacing w:after="80" w:line="240" w:lineRule="auto"/>
     </w:pPr>
     <w:rPr>
-      <w:rFonts w:ascii="Play" w:cs="Play" w:eastAsia="Play" w:hAnsi="Play"/>
+      <w:rFonts w:ascii="Play" w:eastAsia="Play" w:hAnsi="Play" w:cs="Play"/>
       <w:sz w:val="56"/>
       <w:szCs w:val="56"/>
     </w:rPr>
   </w:style>
-  <w:style w:type="paragraph" w:styleId="Subtitle">
+  <w:style w:type="paragraph" w:styleId="Subttulo">
     <w:name w:val="Subtitle"/>
     <w:basedOn w:val="Normal"/>
     <w:next w:val="Normal"/>
-    <w:pPr/>
+    <w:uiPriority w:val="11"/>
+    <w:qFormat/>
     <w:rPr>
       <w:color w:val="595959"/>
       <w:sz w:val="28"/>
       <w:szCs w:val="28"/>
     </w:rPr>
   </w:style>
-  <w:style w:type="table" w:styleId="Table1">
+  <w:style w:type="table" w:customStyle="1" w:styleId="a">
     <w:basedOn w:val="TableNormal"/>
     <w:tblPr>
       <w:tblStyleRowBandSize w:val="1"/>
       <w:tblStyleColBandSize w:val="1"/>
       <w:tblCellMar>
-        <w:top w:w="0.0" w:type="dxa"/>
-        <w:left w:w="115.0" w:type="dxa"/>
-        <w:bottom w:w="0.0" w:type="dxa"/>
-        <w:right w:w="115.0" w:type="dxa"/>
+        <w:top w:w="0" w:type="dxa"/>
+        <w:left w:w="115" w:type="dxa"/>
+        <w:bottom w:w="0" w:type="dxa"/>
+        <w:right w:w="115" w:type="dxa"/>
       </w:tblCellMar>
     </w:tblPr>
+  </w:style>
+  <w:style w:type="character" w:styleId="Hipervnculo">
+    <w:name w:val="Hyperlink"/>
+    <w:basedOn w:val="Fuentedeprrafopredeter"/>
+    <w:uiPriority w:val="99"/>
+    <w:unhideWhenUsed/>
+    <w:rsid w:val="00D56615"/>
+    <w:rPr>
+      <w:color w:val="0000FF" w:themeColor="hyperlink"/>
+      <w:u w:val="single"/>
+    </w:rPr>
+  </w:style>
+  <w:style w:type="character" w:styleId="Mencinsinresolver">
+    <w:name w:val="Unresolved Mention"/>
+    <w:basedOn w:val="Fuentedeprrafopredeter"/>
+    <w:uiPriority w:val="99"/>
+    <w:semiHidden/>
+    <w:unhideWhenUsed/>
+    <w:rsid w:val="00D56615"/>
+    <w:rPr>
+      <w:color w:val="605E5C"/>
+      <w:shd w:val="clear" w:color="auto" w:fill="E1DFDD"/>
+    </w:rPr>
   </w:style>
 </w:styles>
 </file>
